--- a/6-过程管理/流程制度规范类文件/060104-服务事件管理程序.docx
+++ b/6-过程管理/流程制度规范类文件/060104-服务事件管理程序.docx
@@ -20,7 +20,26 @@
         <w:snapToGrid w:val="0"/>
         <w:textAlignment w:val="baseline"/>
       </w:pPr>
-      <w:bookmarkStart w:id="0" w:name="_Toc20839"/>
+      <w:bookmarkStart w:id="0" w:name="_Toc25440"/>
+    </w:p>
+    <w:p>
+      <w:pPr>
+        <w:pStyle w:val="31"/>
+        <w:keepNext w:val="0"/>
+        <w:keepLines w:val="0"/>
+        <w:pageBreakBefore w:val="0"/>
+        <w:widowControl w:val="0"/>
+        <w:kinsoku w:val="0"/>
+        <w:wordWrap/>
+        <w:overflowPunct/>
+        <w:topLinePunct w:val="0"/>
+        <w:autoSpaceDE w:val="0"/>
+        <w:autoSpaceDN w:val="0"/>
+        <w:bidi w:val="0"/>
+        <w:adjustRightInd w:val="0"/>
+        <w:snapToGrid w:val="0"/>
+        <w:textAlignment w:val="baseline"/>
+      </w:pPr>
       <w:r>
         <w:t>服务事件管理程序</w:t>
       </w:r>
@@ -44,11 +63,45 @@
         <w:snapToGrid w:val="0"/>
         <w:textAlignment w:val="baseline"/>
       </w:pPr>
-      <w:bookmarkStart w:id="1" w:name="_Toc9970"/>
+      <w:bookmarkStart w:id="1" w:name="_Toc13728"/>
       <w:r>
         <w:t>甘肃国邦信息科技有限公司</w:t>
       </w:r>
       <w:bookmarkEnd w:id="1"/>
+    </w:p>
+    <w:p>
+      <w:pPr>
+        <w:keepNext w:val="0"/>
+        <w:keepLines w:val="0"/>
+        <w:pageBreakBefore w:val="0"/>
+        <w:widowControl w:val="0"/>
+        <w:kinsoku w:val="0"/>
+        <w:wordWrap/>
+        <w:overflowPunct/>
+        <w:topLinePunct w:val="0"/>
+        <w:autoSpaceDE w:val="0"/>
+        <w:autoSpaceDN w:val="0"/>
+        <w:bidi w:val="0"/>
+        <w:adjustRightInd w:val="0"/>
+        <w:snapToGrid w:val="0"/>
+        <w:spacing w:before="275"/>
+        <w:ind w:left="3285"/>
+        <w:textAlignment w:val="baseline"/>
+        <w:rPr>
+          <w:rFonts w:ascii="宋体" w:hAnsi="宋体" w:eastAsia="宋体" w:cs="宋体"/>
+          <w:sz w:val="36"/>
+          <w:szCs w:val="36"/>
+        </w:rPr>
+      </w:pPr>
+      <w:r>
+        <w:rPr>
+          <w:rFonts w:ascii="宋体" w:hAnsi="宋体" w:eastAsia="宋体" w:cs="宋体"/>
+          <w:spacing w:val="-2"/>
+          <w:sz w:val="36"/>
+          <w:szCs w:val="36"/>
+        </w:rPr>
+        <w:t>2025-01-04</w:t>
+      </w:r>
     </w:p>
     <w:p>
       <w:pPr>
@@ -74,15 +127,6 @@
           <w:szCs w:val="24"/>
         </w:rPr>
       </w:pPr>
-      <w:r>
-        <w:rPr>
-          <w:rFonts w:ascii="宋体" w:hAnsi="宋体" w:eastAsia="宋体" w:cs="宋体"/>
-          <w:spacing w:val="-2"/>
-          <w:sz w:val="24"/>
-          <w:szCs w:val="24"/>
-        </w:rPr>
-        <w:t>2025-1-4</w:t>
-      </w:r>
     </w:p>
     <w:p>
       <w:pPr>
@@ -132,7 +176,7 @@
         <w:textAlignment w:val="baseline"/>
         <w:outlineLvl w:val="0"/>
       </w:pPr>
-      <w:bookmarkStart w:id="2" w:name="_Toc23409"/>
+      <w:bookmarkStart w:id="2" w:name="_Toc119"/>
       <w:r>
         <w:rPr>
           <w:rFonts w:ascii="宋体" w:hAnsi="宋体" w:eastAsia="宋体" w:cs="宋体"/>
@@ -1411,86 +1455,6 @@
         </w:sectPr>
       </w:pPr>
     </w:p>
-    <w:p>
-      <w:pPr>
-        <w:pStyle w:val="12"/>
-        <w:keepNext w:val="0"/>
-        <w:keepLines w:val="0"/>
-        <w:pageBreakBefore w:val="0"/>
-        <w:widowControl w:val="0"/>
-        <w:kinsoku w:val="0"/>
-        <w:wordWrap/>
-        <w:overflowPunct/>
-        <w:topLinePunct w:val="0"/>
-        <w:autoSpaceDE w:val="0"/>
-        <w:autoSpaceDN w:val="0"/>
-        <w:bidi w:val="0"/>
-        <w:adjustRightInd w:val="0"/>
-        <w:snapToGrid w:val="0"/>
-        <w:spacing w:line="289" w:lineRule="auto"/>
-        <w:textAlignment w:val="baseline"/>
-      </w:pPr>
-    </w:p>
-    <w:p>
-      <w:pPr>
-        <w:pStyle w:val="12"/>
-        <w:keepNext w:val="0"/>
-        <w:keepLines w:val="0"/>
-        <w:pageBreakBefore w:val="0"/>
-        <w:widowControl w:val="0"/>
-        <w:kinsoku w:val="0"/>
-        <w:wordWrap/>
-        <w:overflowPunct/>
-        <w:topLinePunct w:val="0"/>
-        <w:autoSpaceDE w:val="0"/>
-        <w:autoSpaceDN w:val="0"/>
-        <w:bidi w:val="0"/>
-        <w:adjustRightInd w:val="0"/>
-        <w:snapToGrid w:val="0"/>
-        <w:spacing w:line="289" w:lineRule="auto"/>
-        <w:textAlignment w:val="baseline"/>
-      </w:pPr>
-    </w:p>
-    <w:p>
-      <w:pPr>
-        <w:pStyle w:val="12"/>
-        <w:keepNext w:val="0"/>
-        <w:keepLines w:val="0"/>
-        <w:pageBreakBefore w:val="0"/>
-        <w:widowControl w:val="0"/>
-        <w:kinsoku w:val="0"/>
-        <w:wordWrap/>
-        <w:overflowPunct/>
-        <w:topLinePunct w:val="0"/>
-        <w:autoSpaceDE w:val="0"/>
-        <w:autoSpaceDN w:val="0"/>
-        <w:bidi w:val="0"/>
-        <w:adjustRightInd w:val="0"/>
-        <w:snapToGrid w:val="0"/>
-        <w:spacing w:line="290" w:lineRule="auto"/>
-        <w:textAlignment w:val="baseline"/>
-      </w:pPr>
-    </w:p>
-    <w:p>
-      <w:pPr>
-        <w:pStyle w:val="12"/>
-        <w:keepNext w:val="0"/>
-        <w:keepLines w:val="0"/>
-        <w:pageBreakBefore w:val="0"/>
-        <w:widowControl w:val="0"/>
-        <w:kinsoku w:val="0"/>
-        <w:wordWrap/>
-        <w:overflowPunct/>
-        <w:topLinePunct w:val="0"/>
-        <w:autoSpaceDE w:val="0"/>
-        <w:autoSpaceDN w:val="0"/>
-        <w:bidi w:val="0"/>
-        <w:adjustRightInd w:val="0"/>
-        <w:snapToGrid w:val="0"/>
-        <w:spacing w:line="290" w:lineRule="auto"/>
-        <w:textAlignment w:val="baseline"/>
-      </w:pPr>
-    </w:p>
     <w:sdt>
       <w:sdtPr>
         <w:rPr>
@@ -1591,7 +1555,7 @@
               <w:rFonts w:hint="eastAsia" w:ascii="Microsoft JhengHei" w:hAnsi="Microsoft JhengHei" w:eastAsia="Microsoft JhengHei" w:cs="Microsoft JhengHei"/>
               <w:szCs w:val="24"/>
             </w:rPr>
-            <w:instrText xml:space="preserve"> HYPERLINK \l _Toc20839 </w:instrText>
+            <w:instrText xml:space="preserve"> HYPERLINK \l _Toc25440 </w:instrText>
           </w:r>
           <w:r>
             <w:rPr>
@@ -1610,7 +1574,7 @@
             <w:fldChar w:fldCharType="begin"/>
           </w:r>
           <w:r>
-            <w:instrText xml:space="preserve"> PAGEREF _Toc20839 \h </w:instrText>
+            <w:instrText xml:space="preserve"> PAGEREF _Toc25440 \h </w:instrText>
           </w:r>
           <w:r>
             <w:fldChar w:fldCharType="separate"/>
@@ -1648,7 +1612,7 @@
               <w:rFonts w:hint="eastAsia" w:ascii="Microsoft JhengHei" w:hAnsi="Microsoft JhengHei" w:eastAsia="Microsoft JhengHei" w:cs="Microsoft JhengHei"/>
               <w:szCs w:val="24"/>
             </w:rPr>
-            <w:instrText xml:space="preserve"> HYPERLINK \l _Toc9970 </w:instrText>
+            <w:instrText xml:space="preserve"> HYPERLINK \l _Toc13728 </w:instrText>
           </w:r>
           <w:r>
             <w:rPr>
@@ -1667,7 +1631,7 @@
             <w:fldChar w:fldCharType="begin"/>
           </w:r>
           <w:r>
-            <w:instrText xml:space="preserve"> PAGEREF _Toc9970 \h </w:instrText>
+            <w:instrText xml:space="preserve"> PAGEREF _Toc13728 \h </w:instrText>
           </w:r>
           <w:r>
             <w:fldChar w:fldCharType="separate"/>
@@ -1705,7 +1669,7 @@
               <w:rFonts w:hint="eastAsia" w:ascii="Microsoft JhengHei" w:hAnsi="Microsoft JhengHei" w:eastAsia="Microsoft JhengHei" w:cs="Microsoft JhengHei"/>
               <w:szCs w:val="24"/>
             </w:rPr>
-            <w:instrText xml:space="preserve"> HYPERLINK \l _Toc23409 </w:instrText>
+            <w:instrText xml:space="preserve"> HYPERLINK \l _Toc119 </w:instrText>
           </w:r>
           <w:r>
             <w:rPr>
@@ -1729,7 +1693,7 @@
             <w:fldChar w:fldCharType="begin"/>
           </w:r>
           <w:r>
-            <w:instrText xml:space="preserve"> PAGEREF _Toc23409 \h </w:instrText>
+            <w:instrText xml:space="preserve"> PAGEREF _Toc119 \h </w:instrText>
           </w:r>
           <w:r>
             <w:fldChar w:fldCharType="separate"/>
@@ -1767,7 +1731,7 @@
               <w:rFonts w:hint="eastAsia" w:ascii="Microsoft JhengHei" w:hAnsi="Microsoft JhengHei" w:eastAsia="Microsoft JhengHei" w:cs="Microsoft JhengHei"/>
               <w:szCs w:val="24"/>
             </w:rPr>
-            <w:instrText xml:space="preserve"> HYPERLINK \l _Toc15872 </w:instrText>
+            <w:instrText xml:space="preserve"> HYPERLINK \l _Toc32539 </w:instrText>
           </w:r>
           <w:r>
             <w:rPr>
@@ -1792,7 +1756,7 @@
             <w:fldChar w:fldCharType="begin"/>
           </w:r>
           <w:r>
-            <w:instrText xml:space="preserve"> PAGEREF _Toc15872 \h </w:instrText>
+            <w:instrText xml:space="preserve"> PAGEREF _Toc32539 \h </w:instrText>
           </w:r>
           <w:r>
             <w:fldChar w:fldCharType="separate"/>
@@ -1830,7 +1794,7 @@
               <w:rFonts w:hint="eastAsia" w:ascii="Microsoft JhengHei" w:hAnsi="Microsoft JhengHei" w:eastAsia="Microsoft JhengHei" w:cs="Microsoft JhengHei"/>
               <w:szCs w:val="24"/>
             </w:rPr>
-            <w:instrText xml:space="preserve"> HYPERLINK \l _Toc30686 </w:instrText>
+            <w:instrText xml:space="preserve"> HYPERLINK \l _Toc14823 </w:instrText>
           </w:r>
           <w:r>
             <w:rPr>
@@ -1855,7 +1819,7 @@
             <w:fldChar w:fldCharType="begin"/>
           </w:r>
           <w:r>
-            <w:instrText xml:space="preserve"> PAGEREF _Toc30686 \h </w:instrText>
+            <w:instrText xml:space="preserve"> PAGEREF _Toc14823 \h </w:instrText>
           </w:r>
           <w:r>
             <w:fldChar w:fldCharType="separate"/>
@@ -1893,7 +1857,7 @@
               <w:rFonts w:hint="eastAsia" w:ascii="Microsoft JhengHei" w:hAnsi="Microsoft JhengHei" w:eastAsia="Microsoft JhengHei" w:cs="Microsoft JhengHei"/>
               <w:szCs w:val="24"/>
             </w:rPr>
-            <w:instrText xml:space="preserve"> HYPERLINK \l _Toc16533 </w:instrText>
+            <w:instrText xml:space="preserve"> HYPERLINK \l _Toc10438 </w:instrText>
           </w:r>
           <w:r>
             <w:rPr>
@@ -1918,7 +1882,7 @@
             <w:fldChar w:fldCharType="begin"/>
           </w:r>
           <w:r>
-            <w:instrText xml:space="preserve"> PAGEREF _Toc16533 \h </w:instrText>
+            <w:instrText xml:space="preserve"> PAGEREF _Toc10438 \h </w:instrText>
           </w:r>
           <w:r>
             <w:fldChar w:fldCharType="separate"/>
@@ -1956,7 +1920,7 @@
               <w:rFonts w:hint="eastAsia" w:ascii="Microsoft JhengHei" w:hAnsi="Microsoft JhengHei" w:eastAsia="Microsoft JhengHei" w:cs="Microsoft JhengHei"/>
               <w:szCs w:val="24"/>
             </w:rPr>
-            <w:instrText xml:space="preserve"> HYPERLINK \l _Toc29355 </w:instrText>
+            <w:instrText xml:space="preserve"> HYPERLINK \l _Toc29717 </w:instrText>
           </w:r>
           <w:r>
             <w:rPr>
@@ -1981,7 +1945,7 @@
             <w:fldChar w:fldCharType="begin"/>
           </w:r>
           <w:r>
-            <w:instrText xml:space="preserve"> PAGEREF _Toc29355 \h </w:instrText>
+            <w:instrText xml:space="preserve"> PAGEREF _Toc29717 \h </w:instrText>
           </w:r>
           <w:r>
             <w:fldChar w:fldCharType="separate"/>
@@ -2019,7 +1983,7 @@
               <w:rFonts w:hint="eastAsia" w:ascii="Microsoft JhengHei" w:hAnsi="Microsoft JhengHei" w:eastAsia="Microsoft JhengHei" w:cs="Microsoft JhengHei"/>
               <w:szCs w:val="24"/>
             </w:rPr>
-            <w:instrText xml:space="preserve"> HYPERLINK \l _Toc10796 </w:instrText>
+            <w:instrText xml:space="preserve"> HYPERLINK \l _Toc10583 </w:instrText>
           </w:r>
           <w:r>
             <w:rPr>
@@ -2044,7 +2008,7 @@
             <w:fldChar w:fldCharType="begin"/>
           </w:r>
           <w:r>
-            <w:instrText xml:space="preserve"> PAGEREF _Toc10796 \h </w:instrText>
+            <w:instrText xml:space="preserve"> PAGEREF _Toc10583 \h </w:instrText>
           </w:r>
           <w:r>
             <w:fldChar w:fldCharType="separate"/>
@@ -2082,7 +2046,7 @@
               <w:rFonts w:hint="eastAsia" w:ascii="Microsoft JhengHei" w:hAnsi="Microsoft JhengHei" w:eastAsia="Microsoft JhengHei" w:cs="Microsoft JhengHei"/>
               <w:szCs w:val="24"/>
             </w:rPr>
-            <w:instrText xml:space="preserve"> HYPERLINK \l _Toc786 </w:instrText>
+            <w:instrText xml:space="preserve"> HYPERLINK \l _Toc26420 </w:instrText>
           </w:r>
           <w:r>
             <w:rPr>
@@ -2107,7 +2071,7 @@
             <w:fldChar w:fldCharType="begin"/>
           </w:r>
           <w:r>
-            <w:instrText xml:space="preserve"> PAGEREF _Toc786 \h </w:instrText>
+            <w:instrText xml:space="preserve"> PAGEREF _Toc26420 \h </w:instrText>
           </w:r>
           <w:r>
             <w:fldChar w:fldCharType="separate"/>
@@ -2145,7 +2109,7 @@
               <w:rFonts w:hint="eastAsia" w:ascii="Microsoft JhengHei" w:hAnsi="Microsoft JhengHei" w:eastAsia="Microsoft JhengHei" w:cs="Microsoft JhengHei"/>
               <w:szCs w:val="24"/>
             </w:rPr>
-            <w:instrText xml:space="preserve"> HYPERLINK \l _Toc21 </w:instrText>
+            <w:instrText xml:space="preserve"> HYPERLINK \l _Toc27428 </w:instrText>
           </w:r>
           <w:r>
             <w:rPr>
@@ -2170,7 +2134,7 @@
             <w:fldChar w:fldCharType="begin"/>
           </w:r>
           <w:r>
-            <w:instrText xml:space="preserve"> PAGEREF _Toc21 \h </w:instrText>
+            <w:instrText xml:space="preserve"> PAGEREF _Toc27428 \h </w:instrText>
           </w:r>
           <w:r>
             <w:fldChar w:fldCharType="separate"/>
@@ -2208,7 +2172,7 @@
               <w:rFonts w:hint="eastAsia" w:ascii="Microsoft JhengHei" w:hAnsi="Microsoft JhengHei" w:eastAsia="Microsoft JhengHei" w:cs="Microsoft JhengHei"/>
               <w:szCs w:val="24"/>
             </w:rPr>
-            <w:instrText xml:space="preserve"> HYPERLINK \l _Toc8216 </w:instrText>
+            <w:instrText xml:space="preserve"> HYPERLINK \l _Toc25453 </w:instrText>
           </w:r>
           <w:r>
             <w:rPr>
@@ -2233,7 +2197,7 @@
             <w:fldChar w:fldCharType="begin"/>
           </w:r>
           <w:r>
-            <w:instrText xml:space="preserve"> PAGEREF _Toc8216 \h </w:instrText>
+            <w:instrText xml:space="preserve"> PAGEREF _Toc25453 \h </w:instrText>
           </w:r>
           <w:r>
             <w:fldChar w:fldCharType="separate"/>
@@ -2271,7 +2235,7 @@
               <w:rFonts w:hint="eastAsia" w:ascii="Microsoft JhengHei" w:hAnsi="Microsoft JhengHei" w:eastAsia="Microsoft JhengHei" w:cs="Microsoft JhengHei"/>
               <w:szCs w:val="24"/>
             </w:rPr>
-            <w:instrText xml:space="preserve"> HYPERLINK \l _Toc12372 </w:instrText>
+            <w:instrText xml:space="preserve"> HYPERLINK \l _Toc30774 </w:instrText>
           </w:r>
           <w:r>
             <w:rPr>
@@ -2296,7 +2260,7 @@
             <w:fldChar w:fldCharType="begin"/>
           </w:r>
           <w:r>
-            <w:instrText xml:space="preserve"> PAGEREF _Toc12372 \h </w:instrText>
+            <w:instrText xml:space="preserve"> PAGEREF _Toc30774 \h </w:instrText>
           </w:r>
           <w:r>
             <w:fldChar w:fldCharType="separate"/>
@@ -2334,7 +2298,7 @@
               <w:rFonts w:hint="eastAsia" w:ascii="Microsoft JhengHei" w:hAnsi="Microsoft JhengHei" w:eastAsia="Microsoft JhengHei" w:cs="Microsoft JhengHei"/>
               <w:szCs w:val="24"/>
             </w:rPr>
-            <w:instrText xml:space="preserve"> HYPERLINK \l _Toc20102 </w:instrText>
+            <w:instrText xml:space="preserve"> HYPERLINK \l _Toc25378 </w:instrText>
           </w:r>
           <w:r>
             <w:rPr>
@@ -2359,7 +2323,7 @@
             <w:fldChar w:fldCharType="begin"/>
           </w:r>
           <w:r>
-            <w:instrText xml:space="preserve"> PAGEREF _Toc20102 \h </w:instrText>
+            <w:instrText xml:space="preserve"> PAGEREF _Toc25378 \h </w:instrText>
           </w:r>
           <w:r>
             <w:fldChar w:fldCharType="separate"/>
@@ -2397,7 +2361,7 @@
               <w:rFonts w:hint="eastAsia" w:ascii="Microsoft JhengHei" w:hAnsi="Microsoft JhengHei" w:eastAsia="Microsoft JhengHei" w:cs="Microsoft JhengHei"/>
               <w:szCs w:val="24"/>
             </w:rPr>
-            <w:instrText xml:space="preserve"> HYPERLINK \l _Toc26676 </w:instrText>
+            <w:instrText xml:space="preserve"> HYPERLINK \l _Toc32758 </w:instrText>
           </w:r>
           <w:r>
             <w:rPr>
@@ -2422,7 +2386,7 @@
             <w:fldChar w:fldCharType="begin"/>
           </w:r>
           <w:r>
-            <w:instrText xml:space="preserve"> PAGEREF _Toc26676 \h </w:instrText>
+            <w:instrText xml:space="preserve"> PAGEREF _Toc32758 \h </w:instrText>
           </w:r>
           <w:r>
             <w:fldChar w:fldCharType="separate"/>
@@ -2460,7 +2424,7 @@
               <w:rFonts w:hint="eastAsia" w:ascii="Microsoft JhengHei" w:hAnsi="Microsoft JhengHei" w:eastAsia="Microsoft JhengHei" w:cs="Microsoft JhengHei"/>
               <w:szCs w:val="24"/>
             </w:rPr>
-            <w:instrText xml:space="preserve"> HYPERLINK \l _Toc23432 </w:instrText>
+            <w:instrText xml:space="preserve"> HYPERLINK \l _Toc17502 </w:instrText>
           </w:r>
           <w:r>
             <w:rPr>
@@ -2485,7 +2449,7 @@
             <w:fldChar w:fldCharType="begin"/>
           </w:r>
           <w:r>
-            <w:instrText xml:space="preserve"> PAGEREF _Toc23432 \h </w:instrText>
+            <w:instrText xml:space="preserve"> PAGEREF _Toc17502 \h </w:instrText>
           </w:r>
           <w:r>
             <w:fldChar w:fldCharType="separate"/>
@@ -2523,7 +2487,7 @@
               <w:rFonts w:hint="eastAsia" w:ascii="Microsoft JhengHei" w:hAnsi="Microsoft JhengHei" w:eastAsia="Microsoft JhengHei" w:cs="Microsoft JhengHei"/>
               <w:szCs w:val="24"/>
             </w:rPr>
-            <w:instrText xml:space="preserve"> HYPERLINK \l _Toc10462 </w:instrText>
+            <w:instrText xml:space="preserve"> HYPERLINK \l _Toc19304 </w:instrText>
           </w:r>
           <w:r>
             <w:rPr>
@@ -2548,7 +2512,7 @@
             <w:fldChar w:fldCharType="begin"/>
           </w:r>
           <w:r>
-            <w:instrText xml:space="preserve"> PAGEREF _Toc10462 \h </w:instrText>
+            <w:instrText xml:space="preserve"> PAGEREF _Toc19304 \h </w:instrText>
           </w:r>
           <w:r>
             <w:fldChar w:fldCharType="separate"/>
@@ -2586,7 +2550,7 @@
               <w:rFonts w:hint="eastAsia" w:ascii="Microsoft JhengHei" w:hAnsi="Microsoft JhengHei" w:eastAsia="Microsoft JhengHei" w:cs="Microsoft JhengHei"/>
               <w:szCs w:val="24"/>
             </w:rPr>
-            <w:instrText xml:space="preserve"> HYPERLINK \l _Toc20886 </w:instrText>
+            <w:instrText xml:space="preserve"> HYPERLINK \l _Toc2739 </w:instrText>
           </w:r>
           <w:r>
             <w:rPr>
@@ -2611,7 +2575,7 @@
             <w:fldChar w:fldCharType="begin"/>
           </w:r>
           <w:r>
-            <w:instrText xml:space="preserve"> PAGEREF _Toc20886 \h </w:instrText>
+            <w:instrText xml:space="preserve"> PAGEREF _Toc2739 \h </w:instrText>
           </w:r>
           <w:r>
             <w:fldChar w:fldCharType="separate"/>
@@ -2649,7 +2613,7 @@
               <w:rFonts w:hint="eastAsia" w:ascii="Microsoft JhengHei" w:hAnsi="Microsoft JhengHei" w:eastAsia="Microsoft JhengHei" w:cs="Microsoft JhengHei"/>
               <w:szCs w:val="24"/>
             </w:rPr>
-            <w:instrText xml:space="preserve"> HYPERLINK \l _Toc20784 </w:instrText>
+            <w:instrText xml:space="preserve"> HYPERLINK \l _Toc7178 </w:instrText>
           </w:r>
           <w:r>
             <w:rPr>
@@ -2674,7 +2638,7 @@
             <w:fldChar w:fldCharType="begin"/>
           </w:r>
           <w:r>
-            <w:instrText xml:space="preserve"> PAGEREF _Toc20784 \h </w:instrText>
+            <w:instrText xml:space="preserve"> PAGEREF _Toc7178 \h </w:instrText>
           </w:r>
           <w:r>
             <w:fldChar w:fldCharType="separate"/>
@@ -2712,7 +2676,7 @@
               <w:rFonts w:hint="eastAsia" w:ascii="Microsoft JhengHei" w:hAnsi="Microsoft JhengHei" w:eastAsia="Microsoft JhengHei" w:cs="Microsoft JhengHei"/>
               <w:szCs w:val="24"/>
             </w:rPr>
-            <w:instrText xml:space="preserve"> HYPERLINK \l _Toc8528 </w:instrText>
+            <w:instrText xml:space="preserve"> HYPERLINK \l _Toc21776 </w:instrText>
           </w:r>
           <w:r>
             <w:rPr>
@@ -2737,7 +2701,7 @@
             <w:fldChar w:fldCharType="begin"/>
           </w:r>
           <w:r>
-            <w:instrText xml:space="preserve"> PAGEREF _Toc8528 \h </w:instrText>
+            <w:instrText xml:space="preserve"> PAGEREF _Toc21776 \h </w:instrText>
           </w:r>
           <w:r>
             <w:fldChar w:fldCharType="separate"/>
@@ -2775,7 +2739,7 @@
               <w:rFonts w:hint="eastAsia" w:ascii="Microsoft JhengHei" w:hAnsi="Microsoft JhengHei" w:eastAsia="Microsoft JhengHei" w:cs="Microsoft JhengHei"/>
               <w:szCs w:val="24"/>
             </w:rPr>
-            <w:instrText xml:space="preserve"> HYPERLINK \l _Toc20378 </w:instrText>
+            <w:instrText xml:space="preserve"> HYPERLINK \l _Toc4811 </w:instrText>
           </w:r>
           <w:r>
             <w:rPr>
@@ -2800,7 +2764,7 @@
             <w:fldChar w:fldCharType="begin"/>
           </w:r>
           <w:r>
-            <w:instrText xml:space="preserve"> PAGEREF _Toc20378 \h </w:instrText>
+            <w:instrText xml:space="preserve"> PAGEREF _Toc4811 \h </w:instrText>
           </w:r>
           <w:r>
             <w:fldChar w:fldCharType="separate"/>
@@ -2838,7 +2802,7 @@
               <w:rFonts w:hint="eastAsia" w:ascii="Microsoft JhengHei" w:hAnsi="Microsoft JhengHei" w:eastAsia="Microsoft JhengHei" w:cs="Microsoft JhengHei"/>
               <w:szCs w:val="24"/>
             </w:rPr>
-            <w:instrText xml:space="preserve"> HYPERLINK \l _Toc1641 </w:instrText>
+            <w:instrText xml:space="preserve"> HYPERLINK \l _Toc20319 </w:instrText>
           </w:r>
           <w:r>
             <w:rPr>
@@ -2863,7 +2827,7 @@
             <w:fldChar w:fldCharType="begin"/>
           </w:r>
           <w:r>
-            <w:instrText xml:space="preserve"> PAGEREF _Toc1641 \h </w:instrText>
+            <w:instrText xml:space="preserve"> PAGEREF _Toc20319 \h </w:instrText>
           </w:r>
           <w:r>
             <w:fldChar w:fldCharType="separate"/>
@@ -2901,7 +2865,7 @@
               <w:rFonts w:hint="eastAsia" w:ascii="Microsoft JhengHei" w:hAnsi="Microsoft JhengHei" w:eastAsia="Microsoft JhengHei" w:cs="Microsoft JhengHei"/>
               <w:szCs w:val="24"/>
             </w:rPr>
-            <w:instrText xml:space="preserve"> HYPERLINK \l _Toc998 </w:instrText>
+            <w:instrText xml:space="preserve"> HYPERLINK \l _Toc26564 </w:instrText>
           </w:r>
           <w:r>
             <w:rPr>
@@ -2926,13 +2890,13 @@
             <w:fldChar w:fldCharType="begin"/>
           </w:r>
           <w:r>
-            <w:instrText xml:space="preserve"> PAGEREF _Toc998 \h </w:instrText>
+            <w:instrText xml:space="preserve"> PAGEREF _Toc26564 \h </w:instrText>
           </w:r>
           <w:r>
             <w:fldChar w:fldCharType="separate"/>
           </w:r>
           <w:r>
-            <w:t>11</w:t>
+            <w:t>10</w:t>
           </w:r>
           <w:r>
             <w:fldChar w:fldCharType="end"/>
@@ -2964,7 +2928,7 @@
               <w:rFonts w:hint="eastAsia" w:ascii="Microsoft JhengHei" w:hAnsi="Microsoft JhengHei" w:eastAsia="Microsoft JhengHei" w:cs="Microsoft JhengHei"/>
               <w:szCs w:val="24"/>
             </w:rPr>
-            <w:instrText xml:space="preserve"> HYPERLINK \l _Toc12514 </w:instrText>
+            <w:instrText xml:space="preserve"> HYPERLINK \l _Toc26083 </w:instrText>
           </w:r>
           <w:r>
             <w:rPr>
@@ -2989,13 +2953,13 @@
             <w:fldChar w:fldCharType="begin"/>
           </w:r>
           <w:r>
-            <w:instrText xml:space="preserve"> PAGEREF _Toc12514 \h </w:instrText>
+            <w:instrText xml:space="preserve"> PAGEREF _Toc26083 \h </w:instrText>
           </w:r>
           <w:r>
             <w:fldChar w:fldCharType="separate"/>
           </w:r>
           <w:r>
-            <w:t>12</w:t>
+            <w:t>11</w:t>
           </w:r>
           <w:r>
             <w:fldChar w:fldCharType="end"/>
@@ -3027,7 +2991,7 @@
               <w:rFonts w:hint="eastAsia" w:ascii="Microsoft JhengHei" w:hAnsi="Microsoft JhengHei" w:eastAsia="Microsoft JhengHei" w:cs="Microsoft JhengHei"/>
               <w:szCs w:val="24"/>
             </w:rPr>
-            <w:instrText xml:space="preserve"> HYPERLINK \l _Toc22529 </w:instrText>
+            <w:instrText xml:space="preserve"> HYPERLINK \l _Toc16525 </w:instrText>
           </w:r>
           <w:r>
             <w:rPr>
@@ -3052,13 +3016,13 @@
             <w:fldChar w:fldCharType="begin"/>
           </w:r>
           <w:r>
-            <w:instrText xml:space="preserve"> PAGEREF _Toc22529 \h </w:instrText>
+            <w:instrText xml:space="preserve"> PAGEREF _Toc16525 \h </w:instrText>
           </w:r>
           <w:r>
             <w:fldChar w:fldCharType="separate"/>
           </w:r>
           <w:r>
-            <w:t>12</w:t>
+            <w:t>11</w:t>
           </w:r>
           <w:r>
             <w:fldChar w:fldCharType="end"/>
@@ -3090,7 +3054,7 @@
               <w:rFonts w:hint="eastAsia" w:ascii="Microsoft JhengHei" w:hAnsi="Microsoft JhengHei" w:eastAsia="Microsoft JhengHei" w:cs="Microsoft JhengHei"/>
               <w:szCs w:val="24"/>
             </w:rPr>
-            <w:instrText xml:space="preserve"> HYPERLINK \l _Toc15649 </w:instrText>
+            <w:instrText xml:space="preserve"> HYPERLINK \l _Toc28844 </w:instrText>
           </w:r>
           <w:r>
             <w:rPr>
@@ -3115,7 +3079,7 @@
             <w:fldChar w:fldCharType="begin"/>
           </w:r>
           <w:r>
-            <w:instrText xml:space="preserve"> PAGEREF _Toc15649 \h </w:instrText>
+            <w:instrText xml:space="preserve"> PAGEREF _Toc28844 \h </w:instrText>
           </w:r>
           <w:r>
             <w:fldChar w:fldCharType="separate"/>
@@ -3222,7 +3186,7 @@
         <w:snapToGrid w:val="0"/>
         <w:textAlignment w:val="baseline"/>
       </w:pPr>
-      <w:bookmarkStart w:id="3" w:name="_Toc15872"/>
+      <w:bookmarkStart w:id="3" w:name="_Toc32539"/>
       <w:r>
         <w:t>目的</w:t>
       </w:r>
@@ -3269,7 +3233,7 @@
         <w:textAlignment w:val="baseline"/>
       </w:pPr>
       <w:r>
-        <w:t>提高服务质量，为业务的发展提供更优质的 IT 服务，并且可以有效实施其他相关运维管理流程，如问题管理流程。</w:t>
+        <w:t>提高服务质量，为业务的发展提供更优质的IT服务，并且可以有效实施其他相关运维管理流程，如问题管理流程。</w:t>
       </w:r>
     </w:p>
     <w:p>
@@ -3296,6 +3260,7 @@
     </w:p>
     <w:p>
       <w:pPr>
+        <w:pStyle w:val="39"/>
         <w:keepNext w:val="0"/>
         <w:keepLines w:val="0"/>
         <w:pageBreakBefore w:val="0"/>
@@ -3313,27 +3278,15 @@
         <w:bidi w:val="0"/>
         <w:adjustRightInd w:val="0"/>
         <w:snapToGrid w:val="0"/>
-        <w:spacing w:line="360" w:lineRule="auto"/>
-        <w:ind w:left="425" w:leftChars="0" w:hanging="425" w:firstLineChars="0"/>
         <w:textAlignment w:val="baseline"/>
-        <w:rPr>
-          <w:rFonts w:ascii="宋体" w:hAnsi="宋体" w:eastAsia="宋体" w:cs="宋体"/>
-          <w:sz w:val="24"/>
-          <w:szCs w:val="24"/>
-        </w:rPr>
       </w:pPr>
       <w:r>
-        <w:rPr>
-          <w:rFonts w:ascii="宋体" w:hAnsi="宋体" w:eastAsia="宋体" w:cs="宋体"/>
-          <w:spacing w:val="-3"/>
-          <w:sz w:val="24"/>
-          <w:szCs w:val="24"/>
-        </w:rPr>
         <w:t>减小突发事件对业务的影响</w:t>
       </w:r>
     </w:p>
     <w:p>
       <w:pPr>
+        <w:pStyle w:val="39"/>
         <w:keepNext w:val="0"/>
         <w:keepLines w:val="0"/>
         <w:pageBreakBefore w:val="0"/>
@@ -3351,27 +3304,15 @@
         <w:bidi w:val="0"/>
         <w:adjustRightInd w:val="0"/>
         <w:snapToGrid w:val="0"/>
-        <w:spacing w:line="360" w:lineRule="auto"/>
-        <w:ind w:left="425" w:leftChars="0" w:hanging="425" w:firstLineChars="0"/>
         <w:textAlignment w:val="baseline"/>
-        <w:rPr>
-          <w:rFonts w:ascii="宋体" w:hAnsi="宋体" w:eastAsia="宋体" w:cs="宋体"/>
-          <w:sz w:val="24"/>
-          <w:szCs w:val="24"/>
-        </w:rPr>
       </w:pPr>
       <w:r>
-        <w:rPr>
-          <w:rFonts w:ascii="宋体" w:hAnsi="宋体" w:eastAsia="宋体" w:cs="宋体"/>
-          <w:spacing w:val="-3"/>
-          <w:sz w:val="24"/>
-          <w:szCs w:val="24"/>
-        </w:rPr>
         <w:t>提高用户工作效率</w:t>
       </w:r>
     </w:p>
     <w:p>
       <w:pPr>
+        <w:pStyle w:val="39"/>
         <w:keepNext w:val="0"/>
         <w:keepLines w:val="0"/>
         <w:pageBreakBefore w:val="0"/>
@@ -3389,27 +3330,15 @@
         <w:bidi w:val="0"/>
         <w:adjustRightInd w:val="0"/>
         <w:snapToGrid w:val="0"/>
-        <w:spacing w:line="360" w:lineRule="auto"/>
-        <w:ind w:left="425" w:leftChars="0" w:hanging="425" w:firstLineChars="0"/>
         <w:textAlignment w:val="baseline"/>
-        <w:rPr>
-          <w:rFonts w:ascii="宋体" w:hAnsi="宋体" w:eastAsia="宋体" w:cs="宋体"/>
-          <w:sz w:val="24"/>
-          <w:szCs w:val="24"/>
-        </w:rPr>
       </w:pPr>
       <w:r>
-        <w:rPr>
-          <w:rFonts w:ascii="宋体" w:hAnsi="宋体" w:eastAsia="宋体" w:cs="宋体"/>
-          <w:spacing w:val="-3"/>
-          <w:sz w:val="24"/>
-          <w:szCs w:val="24"/>
-        </w:rPr>
         <w:t>提升客户满意度</w:t>
       </w:r>
     </w:p>
     <w:p>
       <w:pPr>
+        <w:pStyle w:val="39"/>
         <w:keepNext w:val="0"/>
         <w:keepLines w:val="0"/>
         <w:pageBreakBefore w:val="0"/>
@@ -3427,22 +3356,9 @@
         <w:bidi w:val="0"/>
         <w:adjustRightInd w:val="0"/>
         <w:snapToGrid w:val="0"/>
-        <w:spacing w:line="360" w:lineRule="auto"/>
-        <w:ind w:left="425" w:leftChars="0" w:hanging="425" w:firstLineChars="0"/>
         <w:textAlignment w:val="baseline"/>
-        <w:rPr>
-          <w:rFonts w:ascii="宋体" w:hAnsi="宋体" w:eastAsia="宋体" w:cs="宋体"/>
-          <w:sz w:val="24"/>
-          <w:szCs w:val="24"/>
-        </w:rPr>
       </w:pPr>
       <w:r>
-        <w:rPr>
-          <w:rFonts w:ascii="宋体" w:hAnsi="宋体" w:eastAsia="宋体" w:cs="宋体"/>
-          <w:spacing w:val="-2"/>
-          <w:sz w:val="24"/>
-          <w:szCs w:val="24"/>
-        </w:rPr>
         <w:t>进行事件有效控制</w:t>
       </w:r>
     </w:p>
@@ -3464,7 +3380,7 @@
         <w:snapToGrid w:val="0"/>
         <w:textAlignment w:val="baseline"/>
       </w:pPr>
-      <w:bookmarkStart w:id="4" w:name="_Toc30686"/>
+      <w:bookmarkStart w:id="4" w:name="_Toc14823"/>
       <w:r>
         <w:t>术语、缩略词和定义</w:t>
       </w:r>
@@ -3741,7 +3657,8 @@
               <w:adjustRightInd w:val="0"/>
               <w:snapToGrid w:val="0"/>
               <w:spacing w:before="199" w:line="220" w:lineRule="auto"/>
-              <w:ind w:left="107"/>
+              <w:ind w:left="0" w:leftChars="0" w:right="0" w:rightChars="0" w:firstLine="0" w:firstLineChars="0"/>
+              <w:jc w:val="center"/>
               <w:textAlignment w:val="baseline"/>
               <w:rPr>
                 <w:rFonts w:ascii="宋体" w:hAnsi="宋体" w:eastAsia="宋体" w:cs="宋体"/>
@@ -3946,30 +3863,12 @@
             </w:r>
             <w:r>
               <w:rPr>
-                <w:rFonts w:ascii="宋体" w:hAnsi="宋体" w:eastAsia="宋体" w:cs="宋体"/>
-                <w:spacing w:val="-36"/>
-                <w:sz w:val="22"/>
-                <w:szCs w:val="22"/>
-              </w:rPr>
-              <w:t xml:space="preserve"> </w:t>
-            </w:r>
-            <w:r>
-              <w:rPr>
                 <w:rFonts w:ascii="Calibri" w:hAnsi="Calibri" w:eastAsia="Calibri" w:cs="Calibri"/>
                 <w:spacing w:val="-3"/>
                 <w:sz w:val="22"/>
                 <w:szCs w:val="22"/>
               </w:rPr>
               <w:t>IT</w:t>
-            </w:r>
-            <w:r>
-              <w:rPr>
-                <w:rFonts w:ascii="Calibri" w:hAnsi="Calibri" w:eastAsia="Calibri" w:cs="Calibri"/>
-                <w:spacing w:val="14"/>
-                <w:sz w:val="22"/>
-                <w:szCs w:val="22"/>
-              </w:rPr>
-              <w:t xml:space="preserve"> </w:t>
             </w:r>
             <w:r>
               <w:rPr>
@@ -4441,16 +4340,6 @@
             </w:r>
             <w:r>
               <w:rPr>
-                <w:rFonts w:ascii="Calibri" w:hAnsi="Calibri" w:eastAsia="Calibri" w:cs="Calibri"/>
-                <w:spacing w:val="25"/>
-                <w:w w:val="101"/>
-                <w:sz w:val="22"/>
-                <w:szCs w:val="22"/>
-              </w:rPr>
-              <w:t xml:space="preserve"> </w:t>
-            </w:r>
-            <w:r>
-              <w:rPr>
                 <w:rFonts w:ascii="宋体" w:hAnsi="宋体" w:eastAsia="宋体" w:cs="宋体"/>
                 <w:spacing w:val="-1"/>
                 <w:sz w:val="22"/>
@@ -4489,7 +4378,7 @@
         <w:snapToGrid w:val="0"/>
         <w:textAlignment w:val="baseline"/>
       </w:pPr>
-      <w:bookmarkStart w:id="5" w:name="_Toc16533"/>
+      <w:bookmarkStart w:id="5" w:name="_Toc10438"/>
       <w:r>
         <w:t>角色与职责</w:t>
       </w:r>
@@ -4498,8 +4387,8 @@
     <w:tbl>
       <w:tblPr>
         <w:tblStyle w:val="24"/>
-        <w:tblW w:w="8442" w:type="dxa"/>
-        <w:tblInd w:w="130" w:type="dxa"/>
+        <w:tblW w:w="8761" w:type="dxa"/>
+        <w:jc w:val="center"/>
         <w:tblBorders>
           <w:top w:val="single" w:color="000000" w:sz="4" w:space="0"/>
           <w:left w:val="single" w:color="000000" w:sz="4" w:space="0"/>
@@ -4517,8 +4406,9 @@
         </w:tblCellMar>
       </w:tblPr>
       <w:tblGrid>
-        <w:gridCol w:w="1188"/>
-        <w:gridCol w:w="7254"/>
+        <w:gridCol w:w="1045"/>
+        <w:gridCol w:w="5949"/>
+        <w:gridCol w:w="1767"/>
       </w:tblGrid>
       <w:tr>
         <w:tblPrEx>
@@ -4539,11 +4429,13 @@
         </w:tblPrEx>
         <w:trPr>
           <w:trHeight w:val="411" w:hRule="atLeast"/>
+          <w:jc w:val="center"/>
         </w:trPr>
         <w:tc>
           <w:tcPr>
-            <w:tcW w:w="1188" w:type="dxa"/>
+            <w:tcW w:w="1045" w:type="dxa"/>
             <w:shd w:val="clear" w:color="auto" w:fill="D0CECE"/>
+            <w:vAlign w:val="top"/>
           </w:tcPr>
           <w:p>
             <w:pPr>
@@ -4561,7 +4453,8 @@
               <w:adjustRightInd w:val="0"/>
               <w:snapToGrid w:val="0"/>
               <w:spacing w:before="94" w:line="219" w:lineRule="auto"/>
-              <w:ind w:left="379"/>
+              <w:ind w:left="0" w:leftChars="0" w:right="0" w:rightChars="0" w:firstLine="0" w:firstLineChars="0"/>
+              <w:jc w:val="center"/>
               <w:textAlignment w:val="baseline"/>
               <w:rPr>
                 <w:rFonts w:ascii="宋体" w:hAnsi="宋体" w:eastAsia="宋体" w:cs="宋体"/>
@@ -4584,8 +4477,9 @@
         </w:tc>
         <w:tc>
           <w:tcPr>
-            <w:tcW w:w="7254" w:type="dxa"/>
+            <w:tcW w:w="5949" w:type="dxa"/>
             <w:shd w:val="clear" w:color="auto" w:fill="D0CECE"/>
+            <w:vAlign w:val="top"/>
           </w:tcPr>
           <w:p>
             <w:pPr>
@@ -4603,7 +4497,8 @@
               <w:adjustRightInd w:val="0"/>
               <w:snapToGrid w:val="0"/>
               <w:spacing w:before="95" w:line="221" w:lineRule="auto"/>
-              <w:ind w:left="3410"/>
+              <w:ind w:left="0" w:leftChars="0" w:right="0" w:rightChars="0" w:firstLine="0" w:firstLineChars="0"/>
+              <w:jc w:val="center"/>
               <w:textAlignment w:val="baseline"/>
               <w:rPr>
                 <w:rFonts w:ascii="宋体" w:hAnsi="宋体" w:eastAsia="宋体" w:cs="宋体"/>
@@ -4621,6 +4516,55 @@
                 <w:szCs w:val="22"/>
               </w:rPr>
               <w:t>职责</w:t>
+            </w:r>
+          </w:p>
+        </w:tc>
+        <w:tc>
+          <w:tcPr>
+            <w:tcW w:w="1767" w:type="dxa"/>
+            <w:shd w:val="clear" w:color="auto" w:fill="D0CECE"/>
+            <w:vAlign w:val="top"/>
+          </w:tcPr>
+          <w:p>
+            <w:pPr>
+              <w:keepNext w:val="0"/>
+              <w:keepLines w:val="0"/>
+              <w:pageBreakBefore w:val="0"/>
+              <w:widowControl w:val="0"/>
+              <w:kinsoku w:val="0"/>
+              <w:wordWrap/>
+              <w:overflowPunct/>
+              <w:topLinePunct w:val="0"/>
+              <w:autoSpaceDE w:val="0"/>
+              <w:autoSpaceDN w:val="0"/>
+              <w:bidi w:val="0"/>
+              <w:adjustRightInd w:val="0"/>
+              <w:snapToGrid w:val="0"/>
+              <w:spacing w:before="95" w:line="221" w:lineRule="auto"/>
+              <w:ind w:left="0" w:leftChars="0" w:right="0" w:rightChars="0" w:firstLine="0" w:firstLineChars="0"/>
+              <w:jc w:val="center"/>
+              <w:textAlignment w:val="baseline"/>
+              <w:rPr>
+                <w:rFonts w:hint="eastAsia" w:ascii="宋体" w:hAnsi="宋体" w:eastAsia="宋体" w:cs="宋体"/>
+                <w:b/>
+                <w:bCs/>
+                <w:spacing w:val="-5"/>
+                <w:sz w:val="22"/>
+                <w:szCs w:val="22"/>
+                <w:lang w:val="en-US" w:eastAsia="zh-CN"/>
+              </w:rPr>
+            </w:pPr>
+            <w:r>
+              <w:rPr>
+                <w:rFonts w:hint="eastAsia" w:ascii="宋体" w:hAnsi="宋体" w:cs="宋体"/>
+                <w:b/>
+                <w:bCs/>
+                <w:spacing w:val="-5"/>
+                <w:sz w:val="22"/>
+                <w:szCs w:val="22"/>
+                <w:lang w:val="en-US" w:eastAsia="zh-CN"/>
+              </w:rPr>
+              <w:t>责任人</w:t>
             </w:r>
           </w:p>
         </w:tc>
@@ -4643,132 +4587,14 @@
           </w:tblCellMar>
         </w:tblPrEx>
         <w:trPr>
-          <w:trHeight w:val="2810" w:hRule="atLeast"/>
+          <w:trHeight w:val="2812" w:hRule="atLeast"/>
+          <w:jc w:val="center"/>
         </w:trPr>
         <w:tc>
           <w:tcPr>
-            <w:tcW w:w="1188" w:type="dxa"/>
-          </w:tcPr>
-          <w:p>
-            <w:pPr>
-              <w:pStyle w:val="25"/>
-              <w:keepNext w:val="0"/>
-              <w:keepLines w:val="0"/>
-              <w:pageBreakBefore w:val="0"/>
-              <w:widowControl w:val="0"/>
-              <w:kinsoku w:val="0"/>
-              <w:wordWrap/>
-              <w:overflowPunct/>
-              <w:topLinePunct w:val="0"/>
-              <w:autoSpaceDE w:val="0"/>
-              <w:autoSpaceDN w:val="0"/>
-              <w:bidi w:val="0"/>
-              <w:adjustRightInd w:val="0"/>
-              <w:snapToGrid w:val="0"/>
-              <w:spacing w:line="279" w:lineRule="auto"/>
-              <w:textAlignment w:val="baseline"/>
-            </w:pPr>
-          </w:p>
-          <w:p>
-            <w:pPr>
-              <w:pStyle w:val="25"/>
-              <w:keepNext w:val="0"/>
-              <w:keepLines w:val="0"/>
-              <w:pageBreakBefore w:val="0"/>
-              <w:widowControl w:val="0"/>
-              <w:kinsoku w:val="0"/>
-              <w:wordWrap/>
-              <w:overflowPunct/>
-              <w:topLinePunct w:val="0"/>
-              <w:autoSpaceDE w:val="0"/>
-              <w:autoSpaceDN w:val="0"/>
-              <w:bidi w:val="0"/>
-              <w:adjustRightInd w:val="0"/>
-              <w:snapToGrid w:val="0"/>
-              <w:spacing w:line="279" w:lineRule="auto"/>
-              <w:textAlignment w:val="baseline"/>
-            </w:pPr>
-          </w:p>
-          <w:p>
-            <w:pPr>
-              <w:pStyle w:val="25"/>
-              <w:keepNext w:val="0"/>
-              <w:keepLines w:val="0"/>
-              <w:pageBreakBefore w:val="0"/>
-              <w:widowControl w:val="0"/>
-              <w:kinsoku w:val="0"/>
-              <w:wordWrap/>
-              <w:overflowPunct/>
-              <w:topLinePunct w:val="0"/>
-              <w:autoSpaceDE w:val="0"/>
-              <w:autoSpaceDN w:val="0"/>
-              <w:bidi w:val="0"/>
-              <w:adjustRightInd w:val="0"/>
-              <w:snapToGrid w:val="0"/>
-              <w:spacing w:line="279" w:lineRule="auto"/>
-              <w:textAlignment w:val="baseline"/>
-            </w:pPr>
-          </w:p>
-          <w:p>
-            <w:pPr>
-              <w:pStyle w:val="25"/>
-              <w:keepNext w:val="0"/>
-              <w:keepLines w:val="0"/>
-              <w:pageBreakBefore w:val="0"/>
-              <w:widowControl w:val="0"/>
-              <w:kinsoku w:val="0"/>
-              <w:wordWrap/>
-              <w:overflowPunct/>
-              <w:topLinePunct w:val="0"/>
-              <w:autoSpaceDE w:val="0"/>
-              <w:autoSpaceDN w:val="0"/>
-              <w:bidi w:val="0"/>
-              <w:adjustRightInd w:val="0"/>
-              <w:snapToGrid w:val="0"/>
-              <w:spacing w:line="280" w:lineRule="auto"/>
-              <w:textAlignment w:val="baseline"/>
-            </w:pPr>
-          </w:p>
-          <w:p>
-            <w:pPr>
-              <w:pStyle w:val="25"/>
-              <w:keepNext w:val="0"/>
-              <w:keepLines w:val="0"/>
-              <w:pageBreakBefore w:val="0"/>
-              <w:widowControl w:val="0"/>
-              <w:kinsoku w:val="0"/>
-              <w:wordWrap/>
-              <w:overflowPunct/>
-              <w:topLinePunct w:val="0"/>
-              <w:autoSpaceDE w:val="0"/>
-              <w:autoSpaceDN w:val="0"/>
-              <w:bidi w:val="0"/>
-              <w:adjustRightInd w:val="0"/>
-              <w:snapToGrid w:val="0"/>
-              <w:spacing w:line="280" w:lineRule="auto"/>
-              <w:textAlignment w:val="baseline"/>
-            </w:pPr>
-          </w:p>
-          <w:p>
-            <w:pPr>
-              <w:pStyle w:val="25"/>
-              <w:keepNext w:val="0"/>
-              <w:keepLines w:val="0"/>
-              <w:pageBreakBefore w:val="0"/>
-              <w:widowControl w:val="0"/>
-              <w:kinsoku w:val="0"/>
-              <w:wordWrap/>
-              <w:overflowPunct/>
-              <w:topLinePunct w:val="0"/>
-              <w:autoSpaceDE w:val="0"/>
-              <w:autoSpaceDN w:val="0"/>
-              <w:bidi w:val="0"/>
-              <w:adjustRightInd w:val="0"/>
-              <w:snapToGrid w:val="0"/>
-              <w:spacing w:line="280" w:lineRule="auto"/>
-              <w:textAlignment w:val="baseline"/>
-            </w:pPr>
-          </w:p>
+            <w:tcW w:w="1045" w:type="dxa"/>
+            <w:vAlign w:val="center"/>
+          </w:tcPr>
           <w:p>
             <w:pPr>
               <w:keepNext w:val="0"/>
@@ -4806,7 +4632,8 @@
         </w:tc>
         <w:tc>
           <w:tcPr>
-            <w:tcW w:w="7254" w:type="dxa"/>
+            <w:tcW w:w="5949" w:type="dxa"/>
+            <w:vAlign w:val="top"/>
           </w:tcPr>
           <w:p>
             <w:pPr>
@@ -5026,6 +4853,881 @@
                 <w:szCs w:val="21"/>
               </w:rPr>
               <w:t>确保与问题管理、外部供应商等部门的有效合作</w:t>
+            </w:r>
+          </w:p>
+        </w:tc>
+        <w:tc>
+          <w:tcPr>
+            <w:tcW w:w="1767" w:type="dxa"/>
+            <w:vAlign w:val="center"/>
+          </w:tcPr>
+          <w:p>
+            <w:pPr>
+              <w:keepNext w:val="0"/>
+              <w:keepLines w:val="0"/>
+              <w:pageBreakBefore w:val="0"/>
+              <w:widowControl w:val="0"/>
+              <w:kinsoku w:val="0"/>
+              <w:wordWrap/>
+              <w:overflowPunct/>
+              <w:topLinePunct w:val="0"/>
+              <w:autoSpaceDE w:val="0"/>
+              <w:autoSpaceDN w:val="0"/>
+              <w:bidi w:val="0"/>
+              <w:adjustRightInd w:val="0"/>
+              <w:snapToGrid w:val="0"/>
+              <w:spacing w:before="71" w:line="220" w:lineRule="auto"/>
+              <w:ind w:left="111"/>
+              <w:textAlignment w:val="baseline"/>
+              <w:rPr>
+                <w:rFonts w:hint="default" w:eastAsia="宋体"/>
+                <w:lang w:val="en-US" w:eastAsia="zh-CN"/>
+              </w:rPr>
+            </w:pPr>
+            <w:r>
+              <w:rPr>
+                <w:rFonts w:hint="eastAsia" w:ascii="宋体" w:hAnsi="宋体" w:eastAsia="宋体" w:cs="宋体"/>
+                <w:spacing w:val="-2"/>
+                <w:sz w:val="22"/>
+                <w:szCs w:val="22"/>
+                <w:lang w:val="en-US" w:eastAsia="zh-CN"/>
+              </w:rPr>
+              <w:t>运维项目经理</w:t>
+            </w:r>
+          </w:p>
+        </w:tc>
+      </w:tr>
+      <w:tr>
+        <w:tblPrEx>
+          <w:tblBorders>
+            <w:top w:val="single" w:color="000000" w:sz="4" w:space="0"/>
+            <w:left w:val="single" w:color="000000" w:sz="4" w:space="0"/>
+            <w:bottom w:val="single" w:color="000000" w:sz="4" w:space="0"/>
+            <w:right w:val="single" w:color="000000" w:sz="4" w:space="0"/>
+            <w:insideH w:val="single" w:color="000000" w:sz="4" w:space="0"/>
+            <w:insideV w:val="single" w:color="000000" w:sz="4" w:space="0"/>
+          </w:tblBorders>
+          <w:tblCellMar>
+            <w:top w:w="0" w:type="dxa"/>
+            <w:left w:w="0" w:type="dxa"/>
+            <w:bottom w:w="0" w:type="dxa"/>
+            <w:right w:w="0" w:type="dxa"/>
+          </w:tblCellMar>
+        </w:tblPrEx>
+        <w:trPr>
+          <w:trHeight w:val="2812" w:hRule="atLeast"/>
+          <w:jc w:val="center"/>
+        </w:trPr>
+        <w:tc>
+          <w:tcPr>
+            <w:tcW w:w="1045" w:type="dxa"/>
+            <w:shd w:val="clear" w:color="auto" w:fill="auto"/>
+            <w:vAlign w:val="center"/>
+          </w:tcPr>
+          <w:p>
+            <w:pPr>
+              <w:keepNext w:val="0"/>
+              <w:keepLines w:val="0"/>
+              <w:pageBreakBefore w:val="0"/>
+              <w:widowControl w:val="0"/>
+              <w:kinsoku w:val="0"/>
+              <w:wordWrap/>
+              <w:overflowPunct/>
+              <w:topLinePunct w:val="0"/>
+              <w:autoSpaceDE w:val="0"/>
+              <w:autoSpaceDN w:val="0"/>
+              <w:bidi w:val="0"/>
+              <w:adjustRightInd w:val="0"/>
+              <w:snapToGrid w:val="0"/>
+              <w:spacing w:before="71" w:line="264" w:lineRule="auto"/>
+              <w:ind w:left="115" w:leftChars="0" w:right="195" w:rightChars="0"/>
+              <w:textAlignment w:val="baseline"/>
+              <w:rPr>
+                <w:rFonts w:ascii="宋体" w:hAnsi="宋体" w:eastAsia="宋体" w:cs="宋体"/>
+                <w:snapToGrid w:val="0"/>
+                <w:color w:val="000000"/>
+                <w:kern w:val="0"/>
+                <w:sz w:val="22"/>
+                <w:szCs w:val="22"/>
+                <w:lang w:val="en-US" w:eastAsia="en-US" w:bidi="ar-SA"/>
+              </w:rPr>
+            </w:pPr>
+            <w:r>
+              <w:rPr>
+                <w:rFonts w:ascii="宋体" w:hAnsi="宋体" w:eastAsia="宋体" w:cs="宋体"/>
+                <w:spacing w:val="-4"/>
+                <w:sz w:val="22"/>
+                <w:szCs w:val="22"/>
+              </w:rPr>
+              <w:t>一线工程</w:t>
+            </w:r>
+            <w:r>
+              <w:rPr>
+                <w:rFonts w:ascii="宋体" w:hAnsi="宋体" w:eastAsia="宋体" w:cs="宋体"/>
+                <w:sz w:val="22"/>
+                <w:szCs w:val="22"/>
+              </w:rPr>
+              <w:t>师</w:t>
+            </w:r>
+          </w:p>
+        </w:tc>
+        <w:tc>
+          <w:tcPr>
+            <w:tcW w:w="5949" w:type="dxa"/>
+            <w:shd w:val="clear" w:color="auto" w:fill="auto"/>
+            <w:vAlign w:val="top"/>
+          </w:tcPr>
+          <w:p>
+            <w:pPr>
+              <w:keepNext w:val="0"/>
+              <w:keepLines w:val="0"/>
+              <w:pageBreakBefore w:val="0"/>
+              <w:widowControl w:val="0"/>
+              <w:numPr>
+                <w:ilvl w:val="0"/>
+                <w:numId w:val="4"/>
+              </w:numPr>
+              <w:kinsoku w:val="0"/>
+              <w:wordWrap/>
+              <w:overflowPunct/>
+              <w:topLinePunct w:val="0"/>
+              <w:autoSpaceDE w:val="0"/>
+              <w:autoSpaceDN w:val="0"/>
+              <w:bidi w:val="0"/>
+              <w:adjustRightInd w:val="0"/>
+              <w:snapToGrid w:val="0"/>
+              <w:spacing w:before="121" w:line="306" w:lineRule="auto"/>
+              <w:ind w:left="425" w:leftChars="0" w:hanging="425" w:firstLineChars="0"/>
+              <w:textAlignment w:val="baseline"/>
+              <w:rPr>
+                <w:rFonts w:hint="default" w:ascii="Calibri" w:hAnsi="Calibri" w:eastAsia="宋体" w:cs="Calibri"/>
+                <w:spacing w:val="-6"/>
+                <w:sz w:val="21"/>
+                <w:szCs w:val="21"/>
+                <w:lang w:val="en-US" w:eastAsia="zh-CN"/>
+              </w:rPr>
+            </w:pPr>
+            <w:r>
+              <w:rPr>
+                <w:rFonts w:hint="eastAsia" w:ascii="Calibri" w:hAnsi="Calibri" w:eastAsia="宋体" w:cs="Calibri"/>
+                <w:spacing w:val="-6"/>
+                <w:sz w:val="21"/>
+                <w:szCs w:val="21"/>
+                <w:lang w:val="en-US" w:eastAsia="zh-CN"/>
+              </w:rPr>
+              <w:t>一般由运维实施工程师担任</w:t>
+            </w:r>
+          </w:p>
+          <w:p>
+            <w:pPr>
+              <w:keepNext w:val="0"/>
+              <w:keepLines w:val="0"/>
+              <w:pageBreakBefore w:val="0"/>
+              <w:widowControl w:val="0"/>
+              <w:numPr>
+                <w:ilvl w:val="0"/>
+                <w:numId w:val="4"/>
+              </w:numPr>
+              <w:kinsoku w:val="0"/>
+              <w:wordWrap/>
+              <w:overflowPunct/>
+              <w:topLinePunct w:val="0"/>
+              <w:autoSpaceDE w:val="0"/>
+              <w:autoSpaceDN w:val="0"/>
+              <w:bidi w:val="0"/>
+              <w:adjustRightInd w:val="0"/>
+              <w:snapToGrid w:val="0"/>
+              <w:spacing w:before="121" w:line="306" w:lineRule="auto"/>
+              <w:ind w:left="425" w:leftChars="0" w:hanging="425" w:firstLineChars="0"/>
+              <w:textAlignment w:val="baseline"/>
+              <w:rPr>
+                <w:rFonts w:ascii="宋体" w:hAnsi="宋体" w:eastAsia="宋体" w:cs="宋体"/>
+                <w:sz w:val="21"/>
+                <w:szCs w:val="21"/>
+              </w:rPr>
+            </w:pPr>
+            <w:r>
+              <w:rPr>
+                <w:rFonts w:ascii="宋体" w:hAnsi="宋体" w:eastAsia="宋体" w:cs="宋体"/>
+                <w:spacing w:val="-6"/>
+                <w:sz w:val="21"/>
+                <w:szCs w:val="21"/>
+              </w:rPr>
+              <w:t>登录运维管理平台，接受用户服务请求（接听用户电话、或其他</w:t>
+            </w:r>
+            <w:r>
+              <w:rPr>
+                <w:rFonts w:ascii="宋体" w:hAnsi="宋体" w:eastAsia="宋体" w:cs="宋体"/>
+                <w:spacing w:val="-7"/>
+                <w:sz w:val="21"/>
+                <w:szCs w:val="21"/>
+              </w:rPr>
+              <w:t>渠道</w:t>
+            </w:r>
+            <w:r>
+              <w:rPr>
+                <w:rFonts w:ascii="宋体" w:hAnsi="宋体" w:eastAsia="宋体" w:cs="宋体"/>
+                <w:spacing w:val="-42"/>
+                <w:sz w:val="21"/>
+                <w:szCs w:val="21"/>
+              </w:rPr>
+              <w:t>），</w:t>
+            </w:r>
+            <w:r>
+              <w:rPr>
+                <w:rFonts w:ascii="宋体" w:hAnsi="宋体" w:eastAsia="宋体" w:cs="宋体"/>
+                <w:spacing w:val="-5"/>
+                <w:sz w:val="21"/>
+                <w:szCs w:val="21"/>
+              </w:rPr>
+              <w:t>受理用户故障信息，接受率</w:t>
+            </w:r>
+            <w:r>
+              <w:rPr>
+                <w:rFonts w:ascii="宋体" w:hAnsi="宋体" w:eastAsia="宋体" w:cs="宋体"/>
+                <w:spacing w:val="-34"/>
+                <w:sz w:val="21"/>
+                <w:szCs w:val="21"/>
+              </w:rPr>
+              <w:t xml:space="preserve"> </w:t>
+            </w:r>
+            <w:r>
+              <w:rPr>
+                <w:rFonts w:ascii="Calibri" w:hAnsi="Calibri" w:eastAsia="Calibri" w:cs="Calibri"/>
+                <w:spacing w:val="-5"/>
+                <w:sz w:val="21"/>
+                <w:szCs w:val="21"/>
+              </w:rPr>
+              <w:t>98%</w:t>
+            </w:r>
+            <w:r>
+              <w:rPr>
+                <w:rFonts w:ascii="宋体" w:hAnsi="宋体" w:eastAsia="宋体" w:cs="宋体"/>
+                <w:spacing w:val="-5"/>
+                <w:sz w:val="21"/>
+                <w:szCs w:val="21"/>
+              </w:rPr>
+              <w:t>以上。</w:t>
+            </w:r>
+          </w:p>
+          <w:p>
+            <w:pPr>
+              <w:keepNext w:val="0"/>
+              <w:keepLines w:val="0"/>
+              <w:pageBreakBefore w:val="0"/>
+              <w:widowControl w:val="0"/>
+              <w:numPr>
+                <w:ilvl w:val="0"/>
+                <w:numId w:val="4"/>
+              </w:numPr>
+              <w:kinsoku w:val="0"/>
+              <w:wordWrap/>
+              <w:overflowPunct/>
+              <w:topLinePunct w:val="0"/>
+              <w:autoSpaceDE w:val="0"/>
+              <w:autoSpaceDN w:val="0"/>
+              <w:bidi w:val="0"/>
+              <w:adjustRightInd w:val="0"/>
+              <w:snapToGrid w:val="0"/>
+              <w:spacing w:before="205" w:line="220" w:lineRule="auto"/>
+              <w:ind w:left="425" w:leftChars="0" w:hanging="425" w:firstLineChars="0"/>
+              <w:textAlignment w:val="baseline"/>
+              <w:rPr>
+                <w:rFonts w:ascii="宋体" w:hAnsi="宋体" w:eastAsia="宋体" w:cs="宋体"/>
+                <w:sz w:val="21"/>
+                <w:szCs w:val="21"/>
+              </w:rPr>
+            </w:pPr>
+            <w:r>
+              <w:rPr>
+                <w:rFonts w:ascii="宋体" w:hAnsi="宋体" w:eastAsia="宋体" w:cs="宋体"/>
+                <w:spacing w:val="-3"/>
+                <w:sz w:val="21"/>
+                <w:szCs w:val="21"/>
+              </w:rPr>
+              <w:t>详细记录用户故障信息，形成事件单，记录率</w:t>
+            </w:r>
+            <w:r>
+              <w:rPr>
+                <w:rFonts w:ascii="宋体" w:hAnsi="宋体" w:eastAsia="宋体" w:cs="宋体"/>
+                <w:spacing w:val="-36"/>
+                <w:sz w:val="21"/>
+                <w:szCs w:val="21"/>
+              </w:rPr>
+              <w:t xml:space="preserve"> </w:t>
+            </w:r>
+            <w:r>
+              <w:rPr>
+                <w:rFonts w:ascii="Calibri" w:hAnsi="Calibri" w:eastAsia="Calibri" w:cs="Calibri"/>
+                <w:spacing w:val="-3"/>
+                <w:sz w:val="21"/>
+                <w:szCs w:val="21"/>
+              </w:rPr>
+              <w:t>100%</w:t>
+            </w:r>
+            <w:r>
+              <w:rPr>
+                <w:rFonts w:ascii="宋体" w:hAnsi="宋体" w:eastAsia="宋体" w:cs="宋体"/>
+                <w:spacing w:val="-3"/>
+                <w:sz w:val="21"/>
+                <w:szCs w:val="21"/>
+              </w:rPr>
+              <w:t>。</w:t>
+            </w:r>
+          </w:p>
+          <w:p>
+            <w:pPr>
+              <w:keepNext w:val="0"/>
+              <w:keepLines w:val="0"/>
+              <w:pageBreakBefore w:val="0"/>
+              <w:widowControl w:val="0"/>
+              <w:numPr>
+                <w:ilvl w:val="0"/>
+                <w:numId w:val="4"/>
+              </w:numPr>
+              <w:kinsoku w:val="0"/>
+              <w:wordWrap/>
+              <w:overflowPunct/>
+              <w:topLinePunct w:val="0"/>
+              <w:autoSpaceDE w:val="0"/>
+              <w:autoSpaceDN w:val="0"/>
+              <w:bidi w:val="0"/>
+              <w:adjustRightInd w:val="0"/>
+              <w:snapToGrid w:val="0"/>
+              <w:spacing w:before="205" w:line="220" w:lineRule="auto"/>
+              <w:ind w:left="425" w:leftChars="0" w:hanging="425" w:firstLineChars="0"/>
+              <w:textAlignment w:val="baseline"/>
+              <w:rPr>
+                <w:rFonts w:ascii="宋体" w:hAnsi="宋体" w:eastAsia="宋体" w:cs="宋体"/>
+                <w:sz w:val="21"/>
+                <w:szCs w:val="21"/>
+              </w:rPr>
+            </w:pPr>
+            <w:r>
+              <w:rPr>
+                <w:rFonts w:ascii="宋体" w:hAnsi="宋体" w:eastAsia="宋体" w:cs="宋体"/>
+                <w:spacing w:val="-2"/>
+                <w:sz w:val="21"/>
+                <w:szCs w:val="21"/>
+              </w:rPr>
+              <w:t>解决用户提出的故障信息，处理完成后详细记录解决过</w:t>
+            </w:r>
+            <w:r>
+              <w:rPr>
+                <w:rFonts w:ascii="宋体" w:hAnsi="宋体" w:eastAsia="宋体" w:cs="宋体"/>
+                <w:spacing w:val="-3"/>
+                <w:sz w:val="21"/>
+                <w:szCs w:val="21"/>
+              </w:rPr>
+              <w:t>程和处理结果。</w:t>
+            </w:r>
+          </w:p>
+          <w:p>
+            <w:pPr>
+              <w:keepNext w:val="0"/>
+              <w:keepLines w:val="0"/>
+              <w:pageBreakBefore w:val="0"/>
+              <w:widowControl w:val="0"/>
+              <w:numPr>
+                <w:ilvl w:val="0"/>
+                <w:numId w:val="4"/>
+              </w:numPr>
+              <w:kinsoku w:val="0"/>
+              <w:wordWrap/>
+              <w:overflowPunct/>
+              <w:topLinePunct w:val="0"/>
+              <w:autoSpaceDE w:val="0"/>
+              <w:autoSpaceDN w:val="0"/>
+              <w:bidi w:val="0"/>
+              <w:adjustRightInd w:val="0"/>
+              <w:snapToGrid w:val="0"/>
+              <w:spacing w:before="72" w:line="220" w:lineRule="auto"/>
+              <w:ind w:left="425" w:leftChars="0" w:hanging="425" w:firstLineChars="0"/>
+              <w:textAlignment w:val="baseline"/>
+              <w:rPr>
+                <w:rFonts w:ascii="宋体" w:hAnsi="宋体" w:eastAsia="宋体" w:cs="宋体"/>
+                <w:sz w:val="21"/>
+                <w:szCs w:val="21"/>
+              </w:rPr>
+            </w:pPr>
+            <w:r>
+              <w:rPr>
+                <w:rFonts w:ascii="宋体" w:hAnsi="宋体" w:eastAsia="宋体" w:cs="宋体"/>
+                <w:spacing w:val="-2"/>
+                <w:sz w:val="21"/>
+                <w:szCs w:val="21"/>
+              </w:rPr>
+              <w:t>对于不能解决的事件进行事件升级，及时转接二线工程师分析</w:t>
+            </w:r>
+            <w:r>
+              <w:rPr>
+                <w:rFonts w:ascii="宋体" w:hAnsi="宋体" w:eastAsia="宋体" w:cs="宋体"/>
+                <w:spacing w:val="-3"/>
+                <w:sz w:val="21"/>
+                <w:szCs w:val="21"/>
+              </w:rPr>
+              <w:t>解决。</w:t>
+            </w:r>
+          </w:p>
+          <w:p>
+            <w:pPr>
+              <w:keepNext w:val="0"/>
+              <w:keepLines w:val="0"/>
+              <w:pageBreakBefore w:val="0"/>
+              <w:widowControl w:val="0"/>
+              <w:numPr>
+                <w:ilvl w:val="0"/>
+                <w:numId w:val="4"/>
+              </w:numPr>
+              <w:kinsoku w:val="0"/>
+              <w:wordWrap/>
+              <w:overflowPunct/>
+              <w:topLinePunct w:val="0"/>
+              <w:autoSpaceDE w:val="0"/>
+              <w:autoSpaceDN w:val="0"/>
+              <w:bidi w:val="0"/>
+              <w:adjustRightInd w:val="0"/>
+              <w:snapToGrid w:val="0"/>
+              <w:spacing w:before="206" w:line="220" w:lineRule="auto"/>
+              <w:ind w:left="425" w:leftChars="0" w:hanging="425" w:firstLineChars="0"/>
+              <w:textAlignment w:val="baseline"/>
+              <w:rPr>
+                <w:rFonts w:ascii="宋体" w:hAnsi="宋体" w:eastAsia="宋体" w:cs="宋体"/>
+                <w:sz w:val="21"/>
+                <w:szCs w:val="21"/>
+              </w:rPr>
+            </w:pPr>
+            <w:r>
+              <w:rPr>
+                <w:rFonts w:ascii="宋体" w:hAnsi="宋体" w:eastAsia="宋体" w:cs="宋体"/>
+                <w:spacing w:val="-3"/>
+                <w:sz w:val="21"/>
+                <w:szCs w:val="21"/>
+              </w:rPr>
+              <w:t>非工作时间内，接听电话、记录事件单以及处理过程和结果。</w:t>
+            </w:r>
+          </w:p>
+          <w:p>
+            <w:pPr>
+              <w:keepNext w:val="0"/>
+              <w:keepLines w:val="0"/>
+              <w:pageBreakBefore w:val="0"/>
+              <w:widowControl w:val="0"/>
+              <w:numPr>
+                <w:ilvl w:val="0"/>
+                <w:numId w:val="4"/>
+              </w:numPr>
+              <w:kinsoku w:val="0"/>
+              <w:wordWrap/>
+              <w:overflowPunct/>
+              <w:topLinePunct w:val="0"/>
+              <w:autoSpaceDE w:val="0"/>
+              <w:autoSpaceDN w:val="0"/>
+              <w:bidi w:val="0"/>
+              <w:adjustRightInd w:val="0"/>
+              <w:snapToGrid w:val="0"/>
+              <w:spacing w:before="206" w:line="220" w:lineRule="auto"/>
+              <w:ind w:left="425" w:leftChars="0" w:hanging="425" w:firstLineChars="0"/>
+              <w:textAlignment w:val="baseline"/>
+              <w:rPr>
+                <w:rFonts w:ascii="宋体" w:hAnsi="宋体" w:eastAsia="宋体" w:cs="宋体"/>
+                <w:snapToGrid w:val="0"/>
+                <w:color w:val="000000"/>
+                <w:kern w:val="0"/>
+                <w:sz w:val="22"/>
+                <w:szCs w:val="22"/>
+                <w:lang w:val="en-US" w:eastAsia="en-US" w:bidi="ar-SA"/>
+              </w:rPr>
+            </w:pPr>
+            <w:r>
+              <w:rPr>
+                <w:rFonts w:ascii="宋体" w:hAnsi="宋体" w:eastAsia="宋体" w:cs="宋体"/>
+                <w:spacing w:val="-5"/>
+                <w:sz w:val="21"/>
+                <w:szCs w:val="21"/>
+              </w:rPr>
+              <w:t>对事件分类，进行知识点的提交。</w:t>
+            </w:r>
+          </w:p>
+        </w:tc>
+        <w:tc>
+          <w:tcPr>
+            <w:tcW w:w="1767" w:type="dxa"/>
+            <w:vAlign w:val="center"/>
+          </w:tcPr>
+          <w:p>
+            <w:pPr>
+              <w:keepNext w:val="0"/>
+              <w:keepLines w:val="0"/>
+              <w:pageBreakBefore w:val="0"/>
+              <w:widowControl w:val="0"/>
+              <w:kinsoku w:val="0"/>
+              <w:wordWrap/>
+              <w:overflowPunct/>
+              <w:topLinePunct w:val="0"/>
+              <w:autoSpaceDE w:val="0"/>
+              <w:autoSpaceDN w:val="0"/>
+              <w:bidi w:val="0"/>
+              <w:adjustRightInd w:val="0"/>
+              <w:snapToGrid w:val="0"/>
+              <w:spacing w:before="71" w:line="220" w:lineRule="auto"/>
+              <w:ind w:left="111"/>
+              <w:textAlignment w:val="baseline"/>
+              <w:rPr>
+                <w:rFonts w:hint="default" w:ascii="宋体" w:hAnsi="宋体" w:eastAsia="宋体" w:cs="宋体"/>
+                <w:spacing w:val="-2"/>
+                <w:sz w:val="22"/>
+                <w:szCs w:val="22"/>
+                <w:lang w:val="en-US" w:eastAsia="zh-CN"/>
+              </w:rPr>
+            </w:pPr>
+            <w:r>
+              <w:rPr>
+                <w:rFonts w:hint="eastAsia" w:ascii="宋体" w:hAnsi="宋体" w:cs="宋体"/>
+                <w:spacing w:val="-2"/>
+                <w:sz w:val="22"/>
+                <w:szCs w:val="22"/>
+                <w:lang w:val="en-US" w:eastAsia="zh-CN"/>
+              </w:rPr>
+              <w:t>服务台经理</w:t>
+            </w:r>
+          </w:p>
+        </w:tc>
+      </w:tr>
+      <w:tr>
+        <w:tblPrEx>
+          <w:tblBorders>
+            <w:top w:val="single" w:color="000000" w:sz="4" w:space="0"/>
+            <w:left w:val="single" w:color="000000" w:sz="4" w:space="0"/>
+            <w:bottom w:val="single" w:color="000000" w:sz="4" w:space="0"/>
+            <w:right w:val="single" w:color="000000" w:sz="4" w:space="0"/>
+            <w:insideH w:val="single" w:color="000000" w:sz="4" w:space="0"/>
+            <w:insideV w:val="single" w:color="000000" w:sz="4" w:space="0"/>
+          </w:tblBorders>
+          <w:tblCellMar>
+            <w:top w:w="0" w:type="dxa"/>
+            <w:left w:w="0" w:type="dxa"/>
+            <w:bottom w:w="0" w:type="dxa"/>
+            <w:right w:w="0" w:type="dxa"/>
+          </w:tblCellMar>
+        </w:tblPrEx>
+        <w:trPr>
+          <w:trHeight w:val="2812" w:hRule="atLeast"/>
+          <w:jc w:val="center"/>
+        </w:trPr>
+        <w:tc>
+          <w:tcPr>
+            <w:tcW w:w="1045" w:type="dxa"/>
+            <w:shd w:val="clear" w:color="auto" w:fill="auto"/>
+            <w:vAlign w:val="center"/>
+          </w:tcPr>
+          <w:p>
+            <w:pPr>
+              <w:keepNext w:val="0"/>
+              <w:keepLines w:val="0"/>
+              <w:pageBreakBefore w:val="0"/>
+              <w:widowControl w:val="0"/>
+              <w:kinsoku w:val="0"/>
+              <w:wordWrap/>
+              <w:overflowPunct/>
+              <w:topLinePunct w:val="0"/>
+              <w:autoSpaceDE w:val="0"/>
+              <w:autoSpaceDN w:val="0"/>
+              <w:bidi w:val="0"/>
+              <w:adjustRightInd w:val="0"/>
+              <w:snapToGrid w:val="0"/>
+              <w:spacing w:before="71" w:line="264" w:lineRule="auto"/>
+              <w:ind w:left="115" w:leftChars="0" w:right="195" w:rightChars="0"/>
+              <w:textAlignment w:val="baseline"/>
+              <w:rPr>
+                <w:rFonts w:ascii="宋体" w:hAnsi="宋体" w:eastAsia="宋体" w:cs="宋体"/>
+                <w:snapToGrid w:val="0"/>
+                <w:color w:val="000000"/>
+                <w:kern w:val="0"/>
+                <w:sz w:val="22"/>
+                <w:szCs w:val="22"/>
+                <w:lang w:val="en-US" w:eastAsia="en-US" w:bidi="ar-SA"/>
+              </w:rPr>
+            </w:pPr>
+            <w:r>
+              <w:rPr>
+                <w:rFonts w:ascii="宋体" w:hAnsi="宋体" w:eastAsia="宋体" w:cs="宋体"/>
+                <w:spacing w:val="-4"/>
+                <w:sz w:val="22"/>
+                <w:szCs w:val="22"/>
+              </w:rPr>
+              <w:t>二线工程</w:t>
+            </w:r>
+            <w:r>
+              <w:rPr>
+                <w:rFonts w:ascii="宋体" w:hAnsi="宋体" w:eastAsia="宋体" w:cs="宋体"/>
+                <w:sz w:val="22"/>
+                <w:szCs w:val="22"/>
+              </w:rPr>
+              <w:t>师</w:t>
+            </w:r>
+          </w:p>
+        </w:tc>
+        <w:tc>
+          <w:tcPr>
+            <w:tcW w:w="5949" w:type="dxa"/>
+            <w:shd w:val="clear" w:color="auto" w:fill="auto"/>
+            <w:vAlign w:val="top"/>
+          </w:tcPr>
+          <w:p>
+            <w:pPr>
+              <w:pStyle w:val="39"/>
+              <w:keepNext w:val="0"/>
+              <w:keepLines w:val="0"/>
+              <w:pageBreakBefore w:val="0"/>
+              <w:widowControl w:val="0"/>
+              <w:numPr>
+                <w:ilvl w:val="0"/>
+                <w:numId w:val="5"/>
+              </w:numPr>
+              <w:kinsoku w:val="0"/>
+              <w:wordWrap/>
+              <w:overflowPunct/>
+              <w:topLinePunct w:val="0"/>
+              <w:autoSpaceDE w:val="0"/>
+              <w:autoSpaceDN w:val="0"/>
+              <w:bidi w:val="0"/>
+              <w:adjustRightInd w:val="0"/>
+              <w:snapToGrid w:val="0"/>
+              <w:textAlignment w:val="baseline"/>
+              <w:rPr>
+                <w:sz w:val="21"/>
+                <w:szCs w:val="21"/>
+              </w:rPr>
+            </w:pPr>
+            <w:r>
+              <w:rPr>
+                <w:rFonts w:hint="eastAsia"/>
+                <w:sz w:val="21"/>
+                <w:szCs w:val="21"/>
+                <w:lang w:val="en-US" w:eastAsia="zh-CN"/>
+              </w:rPr>
+              <w:t>一般由技术岗人员担任</w:t>
+            </w:r>
+          </w:p>
+          <w:p>
+            <w:pPr>
+              <w:pStyle w:val="39"/>
+              <w:keepNext w:val="0"/>
+              <w:keepLines w:val="0"/>
+              <w:pageBreakBefore w:val="0"/>
+              <w:widowControl w:val="0"/>
+              <w:numPr>
+                <w:ilvl w:val="0"/>
+                <w:numId w:val="5"/>
+              </w:numPr>
+              <w:kinsoku w:val="0"/>
+              <w:wordWrap/>
+              <w:overflowPunct/>
+              <w:topLinePunct w:val="0"/>
+              <w:autoSpaceDE w:val="0"/>
+              <w:autoSpaceDN w:val="0"/>
+              <w:bidi w:val="0"/>
+              <w:adjustRightInd w:val="0"/>
+              <w:snapToGrid w:val="0"/>
+              <w:textAlignment w:val="baseline"/>
+              <w:rPr>
+                <w:sz w:val="21"/>
+                <w:szCs w:val="21"/>
+              </w:rPr>
+            </w:pPr>
+            <w:r>
+              <w:rPr>
+                <w:sz w:val="21"/>
+                <w:szCs w:val="21"/>
+              </w:rPr>
+              <w:t>对不能解决处理的事件进行事件升级转二线工程师。</w:t>
+            </w:r>
+          </w:p>
+          <w:p>
+            <w:pPr>
+              <w:pStyle w:val="39"/>
+              <w:keepNext w:val="0"/>
+              <w:keepLines w:val="0"/>
+              <w:pageBreakBefore w:val="0"/>
+              <w:widowControl w:val="0"/>
+              <w:numPr>
+                <w:ilvl w:val="0"/>
+                <w:numId w:val="5"/>
+              </w:numPr>
+              <w:kinsoku w:val="0"/>
+              <w:wordWrap/>
+              <w:overflowPunct/>
+              <w:topLinePunct w:val="0"/>
+              <w:autoSpaceDE w:val="0"/>
+              <w:autoSpaceDN w:val="0"/>
+              <w:bidi w:val="0"/>
+              <w:adjustRightInd w:val="0"/>
+              <w:snapToGrid w:val="0"/>
+              <w:textAlignment w:val="baseline"/>
+              <w:rPr>
+                <w:sz w:val="21"/>
+                <w:szCs w:val="21"/>
+              </w:rPr>
+            </w:pPr>
+            <w:r>
+              <w:rPr>
+                <w:sz w:val="21"/>
+                <w:szCs w:val="21"/>
+              </w:rPr>
+              <w:t>解决一线不能解决的问题，包括转接事件单、咨询以及协助一线与用户沟通等。</w:t>
+            </w:r>
+          </w:p>
+          <w:p>
+            <w:pPr>
+              <w:pStyle w:val="39"/>
+              <w:keepNext w:val="0"/>
+              <w:keepLines w:val="0"/>
+              <w:pageBreakBefore w:val="0"/>
+              <w:widowControl w:val="0"/>
+              <w:numPr>
+                <w:ilvl w:val="0"/>
+                <w:numId w:val="5"/>
+              </w:numPr>
+              <w:kinsoku w:val="0"/>
+              <w:wordWrap/>
+              <w:overflowPunct/>
+              <w:topLinePunct w:val="0"/>
+              <w:autoSpaceDE w:val="0"/>
+              <w:autoSpaceDN w:val="0"/>
+              <w:bidi w:val="0"/>
+              <w:adjustRightInd w:val="0"/>
+              <w:snapToGrid w:val="0"/>
+              <w:textAlignment w:val="baseline"/>
+              <w:rPr>
+                <w:sz w:val="21"/>
+                <w:szCs w:val="21"/>
+              </w:rPr>
+            </w:pPr>
+            <w:r>
+              <w:rPr>
+                <w:sz w:val="21"/>
+                <w:szCs w:val="21"/>
+              </w:rPr>
+              <w:t>在人员不足情况下接听电话，记录事件单，处理故障、参与值班。</w:t>
+            </w:r>
+          </w:p>
+          <w:p>
+            <w:pPr>
+              <w:pStyle w:val="39"/>
+              <w:keepNext w:val="0"/>
+              <w:keepLines w:val="0"/>
+              <w:pageBreakBefore w:val="0"/>
+              <w:widowControl w:val="0"/>
+              <w:numPr>
+                <w:ilvl w:val="0"/>
+                <w:numId w:val="5"/>
+              </w:numPr>
+              <w:kinsoku w:val="0"/>
+              <w:wordWrap/>
+              <w:overflowPunct/>
+              <w:topLinePunct w:val="0"/>
+              <w:autoSpaceDE w:val="0"/>
+              <w:autoSpaceDN w:val="0"/>
+              <w:bidi w:val="0"/>
+              <w:adjustRightInd w:val="0"/>
+              <w:snapToGrid w:val="0"/>
+              <w:textAlignment w:val="baseline"/>
+              <w:rPr>
+                <w:sz w:val="21"/>
+                <w:szCs w:val="21"/>
+              </w:rPr>
+            </w:pPr>
+            <w:r>
+              <w:rPr>
+                <w:sz w:val="21"/>
+                <w:szCs w:val="21"/>
+              </w:rPr>
+              <w:t>定期组织常见问题讨论会，对常见问题进行分析交流（每周一次）。</w:t>
+            </w:r>
+          </w:p>
+          <w:p>
+            <w:pPr>
+              <w:pStyle w:val="39"/>
+              <w:keepNext w:val="0"/>
+              <w:keepLines w:val="0"/>
+              <w:pageBreakBefore w:val="0"/>
+              <w:widowControl w:val="0"/>
+              <w:numPr>
+                <w:ilvl w:val="0"/>
+                <w:numId w:val="5"/>
+              </w:numPr>
+              <w:kinsoku w:val="0"/>
+              <w:wordWrap/>
+              <w:overflowPunct/>
+              <w:topLinePunct w:val="0"/>
+              <w:autoSpaceDE w:val="0"/>
+              <w:autoSpaceDN w:val="0"/>
+              <w:bidi w:val="0"/>
+              <w:adjustRightInd w:val="0"/>
+              <w:snapToGrid w:val="0"/>
+              <w:ind w:left="425" w:leftChars="0" w:hanging="425" w:firstLineChars="0"/>
+              <w:textAlignment w:val="baseline"/>
+              <w:rPr>
+                <w:rFonts w:ascii="宋体" w:hAnsi="宋体" w:eastAsia="宋体" w:cs="宋体"/>
+                <w:snapToGrid w:val="0"/>
+                <w:color w:val="000000"/>
+                <w:kern w:val="0"/>
+                <w:sz w:val="24"/>
+                <w:szCs w:val="22"/>
+                <w:lang w:val="en-US" w:eastAsia="zh-CN" w:bidi="ar-SA"/>
+              </w:rPr>
+            </w:pPr>
+            <w:r>
+              <w:rPr>
+                <w:sz w:val="21"/>
+                <w:szCs w:val="21"/>
+              </w:rPr>
+              <w:t>定期组织技术专家组进行知识点的审批，入库以及知识库的审核。</w:t>
+            </w:r>
+          </w:p>
+        </w:tc>
+        <w:tc>
+          <w:tcPr>
+            <w:tcW w:w="1767" w:type="dxa"/>
+            <w:vAlign w:val="center"/>
+          </w:tcPr>
+          <w:p>
+            <w:pPr>
+              <w:keepNext w:val="0"/>
+              <w:keepLines w:val="0"/>
+              <w:pageBreakBefore w:val="0"/>
+              <w:widowControl w:val="0"/>
+              <w:kinsoku w:val="0"/>
+              <w:wordWrap/>
+              <w:overflowPunct/>
+              <w:topLinePunct w:val="0"/>
+              <w:autoSpaceDE w:val="0"/>
+              <w:autoSpaceDN w:val="0"/>
+              <w:bidi w:val="0"/>
+              <w:adjustRightInd w:val="0"/>
+              <w:snapToGrid w:val="0"/>
+              <w:spacing w:before="71" w:line="220" w:lineRule="auto"/>
+              <w:ind w:left="0" w:leftChars="0" w:right="0" w:rightChars="0" w:firstLine="0" w:firstLineChars="0"/>
+              <w:jc w:val="center"/>
+              <w:textAlignment w:val="baseline"/>
+              <w:rPr>
+                <w:rFonts w:hint="default" w:ascii="宋体" w:hAnsi="宋体" w:eastAsia="宋体" w:cs="宋体"/>
+                <w:spacing w:val="-2"/>
+                <w:sz w:val="22"/>
+                <w:szCs w:val="22"/>
+                <w:lang w:val="en-US" w:eastAsia="zh-CN"/>
+              </w:rPr>
+            </w:pPr>
+            <w:r>
+              <w:rPr>
+                <w:rFonts w:hint="eastAsia" w:ascii="宋体" w:hAnsi="宋体" w:cs="宋体"/>
+                <w:spacing w:val="-2"/>
+                <w:sz w:val="22"/>
+                <w:szCs w:val="22"/>
+                <w:lang w:val="en-US" w:eastAsia="zh-CN"/>
+              </w:rPr>
+              <w:t>技术岗人员</w:t>
             </w:r>
           </w:p>
         </w:tc>
@@ -5054,952 +5756,6 @@
         </w:rPr>
       </w:pPr>
     </w:p>
-    <w:tbl>
-      <w:tblPr>
-        <w:tblStyle w:val="24"/>
-        <w:tblW w:w="8442" w:type="dxa"/>
-        <w:tblInd w:w="5" w:type="dxa"/>
-        <w:tblBorders>
-          <w:top w:val="single" w:color="000000" w:sz="4" w:space="0"/>
-          <w:left w:val="single" w:color="000000" w:sz="4" w:space="0"/>
-          <w:bottom w:val="single" w:color="000000" w:sz="4" w:space="0"/>
-          <w:right w:val="single" w:color="000000" w:sz="4" w:space="0"/>
-          <w:insideH w:val="single" w:color="000000" w:sz="4" w:space="0"/>
-          <w:insideV w:val="single" w:color="000000" w:sz="4" w:space="0"/>
-        </w:tblBorders>
-        <w:tblLayout w:type="fixed"/>
-        <w:tblCellMar>
-          <w:top w:w="0" w:type="dxa"/>
-          <w:left w:w="0" w:type="dxa"/>
-          <w:bottom w:w="0" w:type="dxa"/>
-          <w:right w:w="0" w:type="dxa"/>
-        </w:tblCellMar>
-      </w:tblPr>
-      <w:tblGrid>
-        <w:gridCol w:w="1478"/>
-        <w:gridCol w:w="6964"/>
-      </w:tblGrid>
-      <w:tr>
-        <w:tblPrEx>
-          <w:tblBorders>
-            <w:top w:val="single" w:color="000000" w:sz="4" w:space="0"/>
-            <w:left w:val="single" w:color="000000" w:sz="4" w:space="0"/>
-            <w:bottom w:val="single" w:color="000000" w:sz="4" w:space="0"/>
-            <w:right w:val="single" w:color="000000" w:sz="4" w:space="0"/>
-            <w:insideH w:val="single" w:color="000000" w:sz="4" w:space="0"/>
-            <w:insideV w:val="single" w:color="000000" w:sz="4" w:space="0"/>
-          </w:tblBorders>
-          <w:tblCellMar>
-            <w:top w:w="0" w:type="dxa"/>
-            <w:left w:w="0" w:type="dxa"/>
-            <w:bottom w:w="0" w:type="dxa"/>
-            <w:right w:w="0" w:type="dxa"/>
-          </w:tblCellMar>
-        </w:tblPrEx>
-        <w:trPr>
-          <w:trHeight w:val="3236" w:hRule="atLeast"/>
-        </w:trPr>
-        <w:tc>
-          <w:tcPr>
-            <w:tcW w:w="1478" w:type="dxa"/>
-          </w:tcPr>
-          <w:p>
-            <w:pPr>
-              <w:pStyle w:val="25"/>
-              <w:keepNext w:val="0"/>
-              <w:keepLines w:val="0"/>
-              <w:pageBreakBefore w:val="0"/>
-              <w:widowControl w:val="0"/>
-              <w:kinsoku w:val="0"/>
-              <w:wordWrap/>
-              <w:overflowPunct/>
-              <w:topLinePunct w:val="0"/>
-              <w:autoSpaceDE w:val="0"/>
-              <w:autoSpaceDN w:val="0"/>
-              <w:bidi w:val="0"/>
-              <w:adjustRightInd w:val="0"/>
-              <w:snapToGrid w:val="0"/>
-              <w:spacing w:line="253" w:lineRule="auto"/>
-              <w:textAlignment w:val="baseline"/>
-            </w:pPr>
-          </w:p>
-          <w:p>
-            <w:pPr>
-              <w:pStyle w:val="25"/>
-              <w:keepNext w:val="0"/>
-              <w:keepLines w:val="0"/>
-              <w:pageBreakBefore w:val="0"/>
-              <w:widowControl w:val="0"/>
-              <w:kinsoku w:val="0"/>
-              <w:wordWrap/>
-              <w:overflowPunct/>
-              <w:topLinePunct w:val="0"/>
-              <w:autoSpaceDE w:val="0"/>
-              <w:autoSpaceDN w:val="0"/>
-              <w:bidi w:val="0"/>
-              <w:adjustRightInd w:val="0"/>
-              <w:snapToGrid w:val="0"/>
-              <w:spacing w:line="253" w:lineRule="auto"/>
-              <w:textAlignment w:val="baseline"/>
-            </w:pPr>
-          </w:p>
-          <w:p>
-            <w:pPr>
-              <w:pStyle w:val="25"/>
-              <w:keepNext w:val="0"/>
-              <w:keepLines w:val="0"/>
-              <w:pageBreakBefore w:val="0"/>
-              <w:widowControl w:val="0"/>
-              <w:kinsoku w:val="0"/>
-              <w:wordWrap/>
-              <w:overflowPunct/>
-              <w:topLinePunct w:val="0"/>
-              <w:autoSpaceDE w:val="0"/>
-              <w:autoSpaceDN w:val="0"/>
-              <w:bidi w:val="0"/>
-              <w:adjustRightInd w:val="0"/>
-              <w:snapToGrid w:val="0"/>
-              <w:spacing w:line="254" w:lineRule="auto"/>
-              <w:textAlignment w:val="baseline"/>
-            </w:pPr>
-          </w:p>
-          <w:p>
-            <w:pPr>
-              <w:pStyle w:val="25"/>
-              <w:keepNext w:val="0"/>
-              <w:keepLines w:val="0"/>
-              <w:pageBreakBefore w:val="0"/>
-              <w:widowControl w:val="0"/>
-              <w:kinsoku w:val="0"/>
-              <w:wordWrap/>
-              <w:overflowPunct/>
-              <w:topLinePunct w:val="0"/>
-              <w:autoSpaceDE w:val="0"/>
-              <w:autoSpaceDN w:val="0"/>
-              <w:bidi w:val="0"/>
-              <w:adjustRightInd w:val="0"/>
-              <w:snapToGrid w:val="0"/>
-              <w:spacing w:line="254" w:lineRule="auto"/>
-              <w:textAlignment w:val="baseline"/>
-            </w:pPr>
-          </w:p>
-          <w:p>
-            <w:pPr>
-              <w:pStyle w:val="25"/>
-              <w:keepNext w:val="0"/>
-              <w:keepLines w:val="0"/>
-              <w:pageBreakBefore w:val="0"/>
-              <w:widowControl w:val="0"/>
-              <w:kinsoku w:val="0"/>
-              <w:wordWrap/>
-              <w:overflowPunct/>
-              <w:topLinePunct w:val="0"/>
-              <w:autoSpaceDE w:val="0"/>
-              <w:autoSpaceDN w:val="0"/>
-              <w:bidi w:val="0"/>
-              <w:adjustRightInd w:val="0"/>
-              <w:snapToGrid w:val="0"/>
-              <w:spacing w:line="254" w:lineRule="auto"/>
-              <w:textAlignment w:val="baseline"/>
-            </w:pPr>
-          </w:p>
-          <w:p>
-            <w:pPr>
-              <w:pStyle w:val="25"/>
-              <w:keepNext w:val="0"/>
-              <w:keepLines w:val="0"/>
-              <w:pageBreakBefore w:val="0"/>
-              <w:widowControl w:val="0"/>
-              <w:kinsoku w:val="0"/>
-              <w:wordWrap/>
-              <w:overflowPunct/>
-              <w:topLinePunct w:val="0"/>
-              <w:autoSpaceDE w:val="0"/>
-              <w:autoSpaceDN w:val="0"/>
-              <w:bidi w:val="0"/>
-              <w:adjustRightInd w:val="0"/>
-              <w:snapToGrid w:val="0"/>
-              <w:spacing w:line="254" w:lineRule="auto"/>
-              <w:textAlignment w:val="baseline"/>
-            </w:pPr>
-          </w:p>
-          <w:p>
-            <w:pPr>
-              <w:keepNext w:val="0"/>
-              <w:keepLines w:val="0"/>
-              <w:pageBreakBefore w:val="0"/>
-              <w:widowControl w:val="0"/>
-              <w:kinsoku w:val="0"/>
-              <w:wordWrap/>
-              <w:overflowPunct/>
-              <w:topLinePunct w:val="0"/>
-              <w:autoSpaceDE w:val="0"/>
-              <w:autoSpaceDN w:val="0"/>
-              <w:bidi w:val="0"/>
-              <w:adjustRightInd w:val="0"/>
-              <w:snapToGrid w:val="0"/>
-              <w:spacing w:before="71" w:line="264" w:lineRule="auto"/>
-              <w:ind w:left="115" w:right="195"/>
-              <w:textAlignment w:val="baseline"/>
-              <w:rPr>
-                <w:rFonts w:ascii="宋体" w:hAnsi="宋体" w:eastAsia="宋体" w:cs="宋体"/>
-                <w:sz w:val="22"/>
-                <w:szCs w:val="22"/>
-              </w:rPr>
-            </w:pPr>
-            <w:r>
-              <w:rPr>
-                <w:rFonts w:ascii="宋体" w:hAnsi="宋体" w:eastAsia="宋体" w:cs="宋体"/>
-                <w:spacing w:val="-4"/>
-                <w:sz w:val="22"/>
-                <w:szCs w:val="22"/>
-              </w:rPr>
-              <w:t>一线工程</w:t>
-            </w:r>
-            <w:r>
-              <w:rPr>
-                <w:rFonts w:ascii="宋体" w:hAnsi="宋体" w:eastAsia="宋体" w:cs="宋体"/>
-                <w:sz w:val="22"/>
-                <w:szCs w:val="22"/>
-              </w:rPr>
-              <w:t>师</w:t>
-            </w:r>
-          </w:p>
-        </w:tc>
-        <w:tc>
-          <w:tcPr>
-            <w:tcW w:w="6964" w:type="dxa"/>
-          </w:tcPr>
-          <w:p>
-            <w:pPr>
-              <w:keepNext w:val="0"/>
-              <w:keepLines w:val="0"/>
-              <w:pageBreakBefore w:val="0"/>
-              <w:widowControl w:val="0"/>
-              <w:numPr>
-                <w:ilvl w:val="0"/>
-                <w:numId w:val="4"/>
-              </w:numPr>
-              <w:kinsoku w:val="0"/>
-              <w:wordWrap/>
-              <w:overflowPunct/>
-              <w:topLinePunct w:val="0"/>
-              <w:autoSpaceDE w:val="0"/>
-              <w:autoSpaceDN w:val="0"/>
-              <w:bidi w:val="0"/>
-              <w:adjustRightInd w:val="0"/>
-              <w:snapToGrid w:val="0"/>
-              <w:spacing w:before="121" w:line="306" w:lineRule="auto"/>
-              <w:ind w:left="425" w:leftChars="0" w:hanging="425" w:firstLineChars="0"/>
-              <w:textAlignment w:val="baseline"/>
-              <w:rPr>
-                <w:rFonts w:hint="default" w:ascii="Calibri" w:hAnsi="Calibri" w:eastAsia="宋体" w:cs="Calibri"/>
-                <w:spacing w:val="-6"/>
-                <w:sz w:val="21"/>
-                <w:szCs w:val="21"/>
-                <w:lang w:val="en-US" w:eastAsia="zh-CN"/>
-              </w:rPr>
-            </w:pPr>
-            <w:r>
-              <w:rPr>
-                <w:rFonts w:hint="eastAsia" w:ascii="Calibri" w:hAnsi="Calibri" w:eastAsia="宋体" w:cs="Calibri"/>
-                <w:spacing w:val="-6"/>
-                <w:sz w:val="21"/>
-                <w:szCs w:val="21"/>
-                <w:lang w:val="en-US" w:eastAsia="zh-CN"/>
-              </w:rPr>
-              <w:t>一般由运维实施工程师担任</w:t>
-            </w:r>
-          </w:p>
-          <w:p>
-            <w:pPr>
-              <w:keepNext w:val="0"/>
-              <w:keepLines w:val="0"/>
-              <w:pageBreakBefore w:val="0"/>
-              <w:widowControl w:val="0"/>
-              <w:numPr>
-                <w:ilvl w:val="0"/>
-                <w:numId w:val="4"/>
-              </w:numPr>
-              <w:kinsoku w:val="0"/>
-              <w:wordWrap/>
-              <w:overflowPunct/>
-              <w:topLinePunct w:val="0"/>
-              <w:autoSpaceDE w:val="0"/>
-              <w:autoSpaceDN w:val="0"/>
-              <w:bidi w:val="0"/>
-              <w:adjustRightInd w:val="0"/>
-              <w:snapToGrid w:val="0"/>
-              <w:spacing w:before="121" w:line="306" w:lineRule="auto"/>
-              <w:ind w:left="425" w:leftChars="0" w:hanging="425" w:firstLineChars="0"/>
-              <w:textAlignment w:val="baseline"/>
-              <w:rPr>
-                <w:rFonts w:ascii="宋体" w:hAnsi="宋体" w:eastAsia="宋体" w:cs="宋体"/>
-                <w:sz w:val="21"/>
-                <w:szCs w:val="21"/>
-              </w:rPr>
-            </w:pPr>
-            <w:r>
-              <w:rPr>
-                <w:rFonts w:ascii="宋体" w:hAnsi="宋体" w:eastAsia="宋体" w:cs="宋体"/>
-                <w:spacing w:val="-6"/>
-                <w:sz w:val="21"/>
-                <w:szCs w:val="21"/>
-              </w:rPr>
-              <w:t>登录运维管理平台，接受用户服务请求（接听用户电话、或其他</w:t>
-            </w:r>
-            <w:r>
-              <w:rPr>
-                <w:rFonts w:ascii="宋体" w:hAnsi="宋体" w:eastAsia="宋体" w:cs="宋体"/>
-                <w:spacing w:val="-7"/>
-                <w:sz w:val="21"/>
-                <w:szCs w:val="21"/>
-              </w:rPr>
-              <w:t>渠道</w:t>
-            </w:r>
-            <w:r>
-              <w:rPr>
-                <w:rFonts w:ascii="宋体" w:hAnsi="宋体" w:eastAsia="宋体" w:cs="宋体"/>
-                <w:spacing w:val="-42"/>
-                <w:sz w:val="21"/>
-                <w:szCs w:val="21"/>
-              </w:rPr>
-              <w:t>），</w:t>
-            </w:r>
-            <w:r>
-              <w:rPr>
-                <w:rFonts w:ascii="宋体" w:hAnsi="宋体" w:eastAsia="宋体" w:cs="宋体"/>
-                <w:spacing w:val="-5"/>
-                <w:sz w:val="21"/>
-                <w:szCs w:val="21"/>
-              </w:rPr>
-              <w:t>受理用户故障信息，接受率</w:t>
-            </w:r>
-            <w:r>
-              <w:rPr>
-                <w:rFonts w:ascii="宋体" w:hAnsi="宋体" w:eastAsia="宋体" w:cs="宋体"/>
-                <w:spacing w:val="-34"/>
-                <w:sz w:val="21"/>
-                <w:szCs w:val="21"/>
-              </w:rPr>
-              <w:t xml:space="preserve"> </w:t>
-            </w:r>
-            <w:r>
-              <w:rPr>
-                <w:rFonts w:ascii="Calibri" w:hAnsi="Calibri" w:eastAsia="Calibri" w:cs="Calibri"/>
-                <w:spacing w:val="-5"/>
-                <w:sz w:val="21"/>
-                <w:szCs w:val="21"/>
-              </w:rPr>
-              <w:t>98%</w:t>
-            </w:r>
-            <w:r>
-              <w:rPr>
-                <w:rFonts w:ascii="宋体" w:hAnsi="宋体" w:eastAsia="宋体" w:cs="宋体"/>
-                <w:spacing w:val="-5"/>
-                <w:sz w:val="21"/>
-                <w:szCs w:val="21"/>
-              </w:rPr>
-              <w:t>以上。</w:t>
-            </w:r>
-          </w:p>
-          <w:p>
-            <w:pPr>
-              <w:keepNext w:val="0"/>
-              <w:keepLines w:val="0"/>
-              <w:pageBreakBefore w:val="0"/>
-              <w:widowControl w:val="0"/>
-              <w:numPr>
-                <w:ilvl w:val="0"/>
-                <w:numId w:val="4"/>
-              </w:numPr>
-              <w:kinsoku w:val="0"/>
-              <w:wordWrap/>
-              <w:overflowPunct/>
-              <w:topLinePunct w:val="0"/>
-              <w:autoSpaceDE w:val="0"/>
-              <w:autoSpaceDN w:val="0"/>
-              <w:bidi w:val="0"/>
-              <w:adjustRightInd w:val="0"/>
-              <w:snapToGrid w:val="0"/>
-              <w:spacing w:before="205" w:line="220" w:lineRule="auto"/>
-              <w:ind w:left="425" w:leftChars="0" w:hanging="425" w:firstLineChars="0"/>
-              <w:textAlignment w:val="baseline"/>
-              <w:rPr>
-                <w:rFonts w:ascii="宋体" w:hAnsi="宋体" w:eastAsia="宋体" w:cs="宋体"/>
-                <w:sz w:val="21"/>
-                <w:szCs w:val="21"/>
-              </w:rPr>
-            </w:pPr>
-            <w:r>
-              <w:rPr>
-                <w:rFonts w:ascii="宋体" w:hAnsi="宋体" w:eastAsia="宋体" w:cs="宋体"/>
-                <w:spacing w:val="-3"/>
-                <w:sz w:val="21"/>
-                <w:szCs w:val="21"/>
-              </w:rPr>
-              <w:t>详细记录用户故障信息，形成事件单，记录率</w:t>
-            </w:r>
-            <w:r>
-              <w:rPr>
-                <w:rFonts w:ascii="宋体" w:hAnsi="宋体" w:eastAsia="宋体" w:cs="宋体"/>
-                <w:spacing w:val="-36"/>
-                <w:sz w:val="21"/>
-                <w:szCs w:val="21"/>
-              </w:rPr>
-              <w:t xml:space="preserve"> </w:t>
-            </w:r>
-            <w:r>
-              <w:rPr>
-                <w:rFonts w:ascii="Calibri" w:hAnsi="Calibri" w:eastAsia="Calibri" w:cs="Calibri"/>
-                <w:spacing w:val="-3"/>
-                <w:sz w:val="21"/>
-                <w:szCs w:val="21"/>
-              </w:rPr>
-              <w:t>100%</w:t>
-            </w:r>
-            <w:r>
-              <w:rPr>
-                <w:rFonts w:ascii="宋体" w:hAnsi="宋体" w:eastAsia="宋体" w:cs="宋体"/>
-                <w:spacing w:val="-3"/>
-                <w:sz w:val="21"/>
-                <w:szCs w:val="21"/>
-              </w:rPr>
-              <w:t>。</w:t>
-            </w:r>
-          </w:p>
-          <w:p>
-            <w:pPr>
-              <w:keepNext w:val="0"/>
-              <w:keepLines w:val="0"/>
-              <w:pageBreakBefore w:val="0"/>
-              <w:widowControl w:val="0"/>
-              <w:numPr>
-                <w:ilvl w:val="0"/>
-                <w:numId w:val="4"/>
-              </w:numPr>
-              <w:kinsoku w:val="0"/>
-              <w:wordWrap/>
-              <w:overflowPunct/>
-              <w:topLinePunct w:val="0"/>
-              <w:autoSpaceDE w:val="0"/>
-              <w:autoSpaceDN w:val="0"/>
-              <w:bidi w:val="0"/>
-              <w:adjustRightInd w:val="0"/>
-              <w:snapToGrid w:val="0"/>
-              <w:spacing w:before="205" w:line="220" w:lineRule="auto"/>
-              <w:ind w:left="425" w:leftChars="0" w:hanging="425" w:firstLineChars="0"/>
-              <w:textAlignment w:val="baseline"/>
-              <w:rPr>
-                <w:rFonts w:ascii="宋体" w:hAnsi="宋体" w:eastAsia="宋体" w:cs="宋体"/>
-                <w:sz w:val="21"/>
-                <w:szCs w:val="21"/>
-              </w:rPr>
-            </w:pPr>
-            <w:r>
-              <w:rPr>
-                <w:rFonts w:ascii="宋体" w:hAnsi="宋体" w:eastAsia="宋体" w:cs="宋体"/>
-                <w:spacing w:val="-2"/>
-                <w:sz w:val="21"/>
-                <w:szCs w:val="21"/>
-              </w:rPr>
-              <w:t>解决用户提出的故障信息，处理完成后详细记录解决过</w:t>
-            </w:r>
-            <w:r>
-              <w:rPr>
-                <w:rFonts w:ascii="宋体" w:hAnsi="宋体" w:eastAsia="宋体" w:cs="宋体"/>
-                <w:spacing w:val="-3"/>
-                <w:sz w:val="21"/>
-                <w:szCs w:val="21"/>
-              </w:rPr>
-              <w:t>程和处理结果。</w:t>
-            </w:r>
-          </w:p>
-          <w:p>
-            <w:pPr>
-              <w:keepNext w:val="0"/>
-              <w:keepLines w:val="0"/>
-              <w:pageBreakBefore w:val="0"/>
-              <w:widowControl w:val="0"/>
-              <w:numPr>
-                <w:ilvl w:val="0"/>
-                <w:numId w:val="4"/>
-              </w:numPr>
-              <w:kinsoku w:val="0"/>
-              <w:wordWrap/>
-              <w:overflowPunct/>
-              <w:topLinePunct w:val="0"/>
-              <w:autoSpaceDE w:val="0"/>
-              <w:autoSpaceDN w:val="0"/>
-              <w:bidi w:val="0"/>
-              <w:adjustRightInd w:val="0"/>
-              <w:snapToGrid w:val="0"/>
-              <w:spacing w:before="72" w:line="220" w:lineRule="auto"/>
-              <w:ind w:left="425" w:leftChars="0" w:hanging="425" w:firstLineChars="0"/>
-              <w:textAlignment w:val="baseline"/>
-              <w:rPr>
-                <w:rFonts w:ascii="宋体" w:hAnsi="宋体" w:eastAsia="宋体" w:cs="宋体"/>
-                <w:sz w:val="21"/>
-                <w:szCs w:val="21"/>
-              </w:rPr>
-            </w:pPr>
-            <w:r>
-              <w:rPr>
-                <w:rFonts w:ascii="宋体" w:hAnsi="宋体" w:eastAsia="宋体" w:cs="宋体"/>
-                <w:spacing w:val="-2"/>
-                <w:sz w:val="21"/>
-                <w:szCs w:val="21"/>
-              </w:rPr>
-              <w:t>对于不能解决的事件进行事件升级，及时转接二线工程师分析</w:t>
-            </w:r>
-            <w:r>
-              <w:rPr>
-                <w:rFonts w:ascii="宋体" w:hAnsi="宋体" w:eastAsia="宋体" w:cs="宋体"/>
-                <w:spacing w:val="-3"/>
-                <w:sz w:val="21"/>
-                <w:szCs w:val="21"/>
-              </w:rPr>
-              <w:t>解决。</w:t>
-            </w:r>
-          </w:p>
-          <w:p>
-            <w:pPr>
-              <w:keepNext w:val="0"/>
-              <w:keepLines w:val="0"/>
-              <w:pageBreakBefore w:val="0"/>
-              <w:widowControl w:val="0"/>
-              <w:numPr>
-                <w:ilvl w:val="0"/>
-                <w:numId w:val="4"/>
-              </w:numPr>
-              <w:kinsoku w:val="0"/>
-              <w:wordWrap/>
-              <w:overflowPunct/>
-              <w:topLinePunct w:val="0"/>
-              <w:autoSpaceDE w:val="0"/>
-              <w:autoSpaceDN w:val="0"/>
-              <w:bidi w:val="0"/>
-              <w:adjustRightInd w:val="0"/>
-              <w:snapToGrid w:val="0"/>
-              <w:spacing w:before="206" w:line="220" w:lineRule="auto"/>
-              <w:ind w:left="425" w:leftChars="0" w:hanging="425" w:firstLineChars="0"/>
-              <w:textAlignment w:val="baseline"/>
-              <w:rPr>
-                <w:rFonts w:ascii="宋体" w:hAnsi="宋体" w:eastAsia="宋体" w:cs="宋体"/>
-                <w:sz w:val="21"/>
-                <w:szCs w:val="21"/>
-              </w:rPr>
-            </w:pPr>
-            <w:r>
-              <w:rPr>
-                <w:rFonts w:ascii="宋体" w:hAnsi="宋体" w:eastAsia="宋体" w:cs="宋体"/>
-                <w:spacing w:val="-3"/>
-                <w:sz w:val="21"/>
-                <w:szCs w:val="21"/>
-              </w:rPr>
-              <w:t>非工作时间内，接听电话、记录事件单以及处理过程和结果。</w:t>
-            </w:r>
-          </w:p>
-          <w:p>
-            <w:pPr>
-              <w:keepNext w:val="0"/>
-              <w:keepLines w:val="0"/>
-              <w:pageBreakBefore w:val="0"/>
-              <w:widowControl w:val="0"/>
-              <w:numPr>
-                <w:ilvl w:val="0"/>
-                <w:numId w:val="4"/>
-              </w:numPr>
-              <w:kinsoku w:val="0"/>
-              <w:wordWrap/>
-              <w:overflowPunct/>
-              <w:topLinePunct w:val="0"/>
-              <w:autoSpaceDE w:val="0"/>
-              <w:autoSpaceDN w:val="0"/>
-              <w:bidi w:val="0"/>
-              <w:adjustRightInd w:val="0"/>
-              <w:snapToGrid w:val="0"/>
-              <w:spacing w:before="206" w:line="220" w:lineRule="auto"/>
-              <w:ind w:left="425" w:leftChars="0" w:hanging="425" w:firstLineChars="0"/>
-              <w:textAlignment w:val="baseline"/>
-              <w:rPr>
-                <w:rFonts w:ascii="宋体" w:hAnsi="宋体" w:eastAsia="宋体" w:cs="宋体"/>
-                <w:sz w:val="22"/>
-                <w:szCs w:val="22"/>
-              </w:rPr>
-            </w:pPr>
-            <w:r>
-              <w:rPr>
-                <w:rFonts w:ascii="宋体" w:hAnsi="宋体" w:eastAsia="宋体" w:cs="宋体"/>
-                <w:spacing w:val="-5"/>
-                <w:sz w:val="21"/>
-                <w:szCs w:val="21"/>
-              </w:rPr>
-              <w:t>对事件分类，进行知识点的提交。</w:t>
-            </w:r>
-          </w:p>
-        </w:tc>
-      </w:tr>
-      <w:tr>
-        <w:tblPrEx>
-          <w:tblBorders>
-            <w:top w:val="single" w:color="000000" w:sz="4" w:space="0"/>
-            <w:left w:val="single" w:color="000000" w:sz="4" w:space="0"/>
-            <w:bottom w:val="single" w:color="000000" w:sz="4" w:space="0"/>
-            <w:right w:val="single" w:color="000000" w:sz="4" w:space="0"/>
-            <w:insideH w:val="single" w:color="000000" w:sz="4" w:space="0"/>
-            <w:insideV w:val="single" w:color="000000" w:sz="4" w:space="0"/>
-          </w:tblBorders>
-          <w:tblCellMar>
-            <w:top w:w="0" w:type="dxa"/>
-            <w:left w:w="0" w:type="dxa"/>
-            <w:bottom w:w="0" w:type="dxa"/>
-            <w:right w:w="0" w:type="dxa"/>
-          </w:tblCellMar>
-        </w:tblPrEx>
-        <w:trPr>
-          <w:trHeight w:val="2809" w:hRule="atLeast"/>
-        </w:trPr>
-        <w:tc>
-          <w:tcPr>
-            <w:tcW w:w="1478" w:type="dxa"/>
-          </w:tcPr>
-          <w:p>
-            <w:pPr>
-              <w:pStyle w:val="25"/>
-              <w:keepNext w:val="0"/>
-              <w:keepLines w:val="0"/>
-              <w:pageBreakBefore w:val="0"/>
-              <w:widowControl w:val="0"/>
-              <w:kinsoku w:val="0"/>
-              <w:wordWrap/>
-              <w:overflowPunct/>
-              <w:topLinePunct w:val="0"/>
-              <w:autoSpaceDE w:val="0"/>
-              <w:autoSpaceDN w:val="0"/>
-              <w:bidi w:val="0"/>
-              <w:adjustRightInd w:val="0"/>
-              <w:snapToGrid w:val="0"/>
-              <w:spacing w:line="265" w:lineRule="auto"/>
-              <w:textAlignment w:val="baseline"/>
-            </w:pPr>
-          </w:p>
-          <w:p>
-            <w:pPr>
-              <w:pStyle w:val="25"/>
-              <w:keepNext w:val="0"/>
-              <w:keepLines w:val="0"/>
-              <w:pageBreakBefore w:val="0"/>
-              <w:widowControl w:val="0"/>
-              <w:kinsoku w:val="0"/>
-              <w:wordWrap/>
-              <w:overflowPunct/>
-              <w:topLinePunct w:val="0"/>
-              <w:autoSpaceDE w:val="0"/>
-              <w:autoSpaceDN w:val="0"/>
-              <w:bidi w:val="0"/>
-              <w:adjustRightInd w:val="0"/>
-              <w:snapToGrid w:val="0"/>
-              <w:spacing w:line="266" w:lineRule="auto"/>
-              <w:textAlignment w:val="baseline"/>
-            </w:pPr>
-          </w:p>
-          <w:p>
-            <w:pPr>
-              <w:pStyle w:val="25"/>
-              <w:keepNext w:val="0"/>
-              <w:keepLines w:val="0"/>
-              <w:pageBreakBefore w:val="0"/>
-              <w:widowControl w:val="0"/>
-              <w:kinsoku w:val="0"/>
-              <w:wordWrap/>
-              <w:overflowPunct/>
-              <w:topLinePunct w:val="0"/>
-              <w:autoSpaceDE w:val="0"/>
-              <w:autoSpaceDN w:val="0"/>
-              <w:bidi w:val="0"/>
-              <w:adjustRightInd w:val="0"/>
-              <w:snapToGrid w:val="0"/>
-              <w:spacing w:line="266" w:lineRule="auto"/>
-              <w:textAlignment w:val="baseline"/>
-            </w:pPr>
-          </w:p>
-          <w:p>
-            <w:pPr>
-              <w:pStyle w:val="25"/>
-              <w:keepNext w:val="0"/>
-              <w:keepLines w:val="0"/>
-              <w:pageBreakBefore w:val="0"/>
-              <w:widowControl w:val="0"/>
-              <w:kinsoku w:val="0"/>
-              <w:wordWrap/>
-              <w:overflowPunct/>
-              <w:topLinePunct w:val="0"/>
-              <w:autoSpaceDE w:val="0"/>
-              <w:autoSpaceDN w:val="0"/>
-              <w:bidi w:val="0"/>
-              <w:adjustRightInd w:val="0"/>
-              <w:snapToGrid w:val="0"/>
-              <w:spacing w:line="266" w:lineRule="auto"/>
-              <w:textAlignment w:val="baseline"/>
-            </w:pPr>
-          </w:p>
-          <w:p>
-            <w:pPr>
-              <w:keepNext w:val="0"/>
-              <w:keepLines w:val="0"/>
-              <w:pageBreakBefore w:val="0"/>
-              <w:widowControl w:val="0"/>
-              <w:kinsoku w:val="0"/>
-              <w:wordWrap/>
-              <w:overflowPunct/>
-              <w:topLinePunct w:val="0"/>
-              <w:autoSpaceDE w:val="0"/>
-              <w:autoSpaceDN w:val="0"/>
-              <w:bidi w:val="0"/>
-              <w:adjustRightInd w:val="0"/>
-              <w:snapToGrid w:val="0"/>
-              <w:spacing w:before="71" w:line="264" w:lineRule="auto"/>
-              <w:ind w:left="115" w:right="195"/>
-              <w:textAlignment w:val="baseline"/>
-              <w:rPr>
-                <w:rFonts w:ascii="宋体" w:hAnsi="宋体" w:eastAsia="宋体" w:cs="宋体"/>
-                <w:sz w:val="22"/>
-                <w:szCs w:val="22"/>
-              </w:rPr>
-            </w:pPr>
-            <w:r>
-              <w:rPr>
-                <w:rFonts w:ascii="宋体" w:hAnsi="宋体" w:eastAsia="宋体" w:cs="宋体"/>
-                <w:spacing w:val="-4"/>
-                <w:sz w:val="22"/>
-                <w:szCs w:val="22"/>
-              </w:rPr>
-              <w:t>二线工程</w:t>
-            </w:r>
-            <w:r>
-              <w:rPr>
-                <w:rFonts w:ascii="宋体" w:hAnsi="宋体" w:eastAsia="宋体" w:cs="宋体"/>
-                <w:sz w:val="22"/>
-                <w:szCs w:val="22"/>
-              </w:rPr>
-              <w:t>师</w:t>
-            </w:r>
-          </w:p>
-        </w:tc>
-        <w:tc>
-          <w:tcPr>
-            <w:tcW w:w="6964" w:type="dxa"/>
-          </w:tcPr>
-          <w:p>
-            <w:pPr>
-              <w:pStyle w:val="39"/>
-              <w:keepNext w:val="0"/>
-              <w:keepLines w:val="0"/>
-              <w:pageBreakBefore w:val="0"/>
-              <w:widowControl w:val="0"/>
-              <w:numPr>
-                <w:ilvl w:val="0"/>
-                <w:numId w:val="5"/>
-              </w:numPr>
-              <w:kinsoku w:val="0"/>
-              <w:wordWrap/>
-              <w:overflowPunct/>
-              <w:topLinePunct w:val="0"/>
-              <w:autoSpaceDE w:val="0"/>
-              <w:autoSpaceDN w:val="0"/>
-              <w:bidi w:val="0"/>
-              <w:adjustRightInd w:val="0"/>
-              <w:snapToGrid w:val="0"/>
-              <w:textAlignment w:val="baseline"/>
-              <w:rPr>
-                <w:sz w:val="21"/>
-                <w:szCs w:val="21"/>
-              </w:rPr>
-            </w:pPr>
-            <w:r>
-              <w:rPr>
-                <w:rFonts w:hint="eastAsia"/>
-                <w:sz w:val="21"/>
-                <w:szCs w:val="21"/>
-                <w:lang w:val="en-US" w:eastAsia="zh-CN"/>
-              </w:rPr>
-              <w:t>一般由技术岗人员担任</w:t>
-            </w:r>
-          </w:p>
-          <w:p>
-            <w:pPr>
-              <w:pStyle w:val="39"/>
-              <w:keepNext w:val="0"/>
-              <w:keepLines w:val="0"/>
-              <w:pageBreakBefore w:val="0"/>
-              <w:widowControl w:val="0"/>
-              <w:numPr>
-                <w:ilvl w:val="0"/>
-                <w:numId w:val="5"/>
-              </w:numPr>
-              <w:kinsoku w:val="0"/>
-              <w:wordWrap/>
-              <w:overflowPunct/>
-              <w:topLinePunct w:val="0"/>
-              <w:autoSpaceDE w:val="0"/>
-              <w:autoSpaceDN w:val="0"/>
-              <w:bidi w:val="0"/>
-              <w:adjustRightInd w:val="0"/>
-              <w:snapToGrid w:val="0"/>
-              <w:textAlignment w:val="baseline"/>
-              <w:rPr>
-                <w:sz w:val="21"/>
-                <w:szCs w:val="21"/>
-              </w:rPr>
-            </w:pPr>
-            <w:r>
-              <w:rPr>
-                <w:sz w:val="21"/>
-                <w:szCs w:val="21"/>
-              </w:rPr>
-              <w:t>对不能解决处理的事件进行事件升级转二线工程师。</w:t>
-            </w:r>
-          </w:p>
-          <w:p>
-            <w:pPr>
-              <w:pStyle w:val="39"/>
-              <w:keepNext w:val="0"/>
-              <w:keepLines w:val="0"/>
-              <w:pageBreakBefore w:val="0"/>
-              <w:widowControl w:val="0"/>
-              <w:numPr>
-                <w:ilvl w:val="0"/>
-                <w:numId w:val="5"/>
-              </w:numPr>
-              <w:kinsoku w:val="0"/>
-              <w:wordWrap/>
-              <w:overflowPunct/>
-              <w:topLinePunct w:val="0"/>
-              <w:autoSpaceDE w:val="0"/>
-              <w:autoSpaceDN w:val="0"/>
-              <w:bidi w:val="0"/>
-              <w:adjustRightInd w:val="0"/>
-              <w:snapToGrid w:val="0"/>
-              <w:textAlignment w:val="baseline"/>
-              <w:rPr>
-                <w:sz w:val="21"/>
-                <w:szCs w:val="21"/>
-              </w:rPr>
-            </w:pPr>
-            <w:r>
-              <w:rPr>
-                <w:sz w:val="21"/>
-                <w:szCs w:val="21"/>
-              </w:rPr>
-              <w:t>解决一线不能解决的问题，包括转接事件单、咨询以及协助一线与用户沟通等。</w:t>
-            </w:r>
-          </w:p>
-          <w:p>
-            <w:pPr>
-              <w:pStyle w:val="39"/>
-              <w:keepNext w:val="0"/>
-              <w:keepLines w:val="0"/>
-              <w:pageBreakBefore w:val="0"/>
-              <w:widowControl w:val="0"/>
-              <w:numPr>
-                <w:ilvl w:val="0"/>
-                <w:numId w:val="5"/>
-              </w:numPr>
-              <w:kinsoku w:val="0"/>
-              <w:wordWrap/>
-              <w:overflowPunct/>
-              <w:topLinePunct w:val="0"/>
-              <w:autoSpaceDE w:val="0"/>
-              <w:autoSpaceDN w:val="0"/>
-              <w:bidi w:val="0"/>
-              <w:adjustRightInd w:val="0"/>
-              <w:snapToGrid w:val="0"/>
-              <w:textAlignment w:val="baseline"/>
-              <w:rPr>
-                <w:sz w:val="21"/>
-                <w:szCs w:val="21"/>
-              </w:rPr>
-            </w:pPr>
-            <w:r>
-              <w:rPr>
-                <w:sz w:val="21"/>
-                <w:szCs w:val="21"/>
-              </w:rPr>
-              <w:t>在人员不足情况下接听电话，记录事件单，处理故障、参与值班。</w:t>
-            </w:r>
-          </w:p>
-          <w:p>
-            <w:pPr>
-              <w:pStyle w:val="39"/>
-              <w:keepNext w:val="0"/>
-              <w:keepLines w:val="0"/>
-              <w:pageBreakBefore w:val="0"/>
-              <w:widowControl w:val="0"/>
-              <w:numPr>
-                <w:ilvl w:val="0"/>
-                <w:numId w:val="5"/>
-              </w:numPr>
-              <w:kinsoku w:val="0"/>
-              <w:wordWrap/>
-              <w:overflowPunct/>
-              <w:topLinePunct w:val="0"/>
-              <w:autoSpaceDE w:val="0"/>
-              <w:autoSpaceDN w:val="0"/>
-              <w:bidi w:val="0"/>
-              <w:adjustRightInd w:val="0"/>
-              <w:snapToGrid w:val="0"/>
-              <w:textAlignment w:val="baseline"/>
-              <w:rPr>
-                <w:sz w:val="21"/>
-                <w:szCs w:val="21"/>
-              </w:rPr>
-            </w:pPr>
-            <w:r>
-              <w:rPr>
-                <w:sz w:val="21"/>
-                <w:szCs w:val="21"/>
-              </w:rPr>
-              <w:t>定期组织常见问题讨论会，对常见问题进行分析交流（每周一次）。</w:t>
-            </w:r>
-          </w:p>
-          <w:p>
-            <w:pPr>
-              <w:pStyle w:val="39"/>
-              <w:keepNext w:val="0"/>
-              <w:keepLines w:val="0"/>
-              <w:pageBreakBefore w:val="0"/>
-              <w:widowControl w:val="0"/>
-              <w:numPr>
-                <w:ilvl w:val="0"/>
-                <w:numId w:val="5"/>
-              </w:numPr>
-              <w:kinsoku w:val="0"/>
-              <w:wordWrap/>
-              <w:overflowPunct/>
-              <w:topLinePunct w:val="0"/>
-              <w:autoSpaceDE w:val="0"/>
-              <w:autoSpaceDN w:val="0"/>
-              <w:bidi w:val="0"/>
-              <w:adjustRightInd w:val="0"/>
-              <w:snapToGrid w:val="0"/>
-              <w:textAlignment w:val="baseline"/>
-              <w:rPr>
-                <w:rFonts w:ascii="宋体" w:hAnsi="宋体" w:eastAsia="宋体" w:cs="宋体"/>
-                <w:szCs w:val="22"/>
-              </w:rPr>
-            </w:pPr>
-            <w:r>
-              <w:rPr>
-                <w:sz w:val="21"/>
-                <w:szCs w:val="21"/>
-              </w:rPr>
-              <w:t>定期组织技术专家组进行知识点的审批，入库以及知识库的审核。</w:t>
-            </w:r>
-          </w:p>
-        </w:tc>
-      </w:tr>
-    </w:tbl>
     <w:p>
       <w:pPr>
         <w:pStyle w:val="26"/>
@@ -6018,7 +5774,7 @@
         <w:snapToGrid w:val="0"/>
         <w:textAlignment w:val="baseline"/>
       </w:pPr>
-      <w:bookmarkStart w:id="6" w:name="_Toc29355"/>
+      <w:bookmarkStart w:id="6" w:name="_Toc29717"/>
       <w:r>
         <w:t>程序准则</w:t>
       </w:r>
@@ -6044,7 +5800,7 @@
       </w:pPr>
       <w:bookmarkStart w:id="7" w:name="bookmark24"/>
       <w:bookmarkEnd w:id="7"/>
-      <w:bookmarkStart w:id="8" w:name="_Toc10796"/>
+      <w:bookmarkStart w:id="8" w:name="_Toc10583"/>
       <w:r>
         <w:t>关闭原则</w:t>
       </w:r>
@@ -6052,11 +5808,15 @@
     </w:p>
     <w:p>
       <w:pPr>
-        <w:pStyle w:val="27"/>
+        <w:pStyle w:val="39"/>
         <w:keepNext w:val="0"/>
         <w:keepLines w:val="0"/>
         <w:pageBreakBefore w:val="0"/>
         <w:widowControl w:val="0"/>
+        <w:numPr>
+          <w:ilvl w:val="0"/>
+          <w:numId w:val="6"/>
+        </w:numPr>
         <w:kinsoku w:val="0"/>
         <w:wordWrap/>
         <w:overflowPunct/>
@@ -6074,7 +5834,7 @@
     </w:p>
     <w:p>
       <w:pPr>
-        <w:pStyle w:val="27"/>
+        <w:pStyle w:val="39"/>
         <w:keepNext w:val="0"/>
         <w:keepLines w:val="0"/>
         <w:pageBreakBefore w:val="0"/>
@@ -6092,7 +5852,6 @@
         <w:bidi w:val="0"/>
         <w:adjustRightInd w:val="0"/>
         <w:snapToGrid w:val="0"/>
-        <w:ind w:left="425" w:leftChars="0" w:hanging="425" w:firstLineChars="0"/>
         <w:textAlignment w:val="baseline"/>
       </w:pPr>
       <w:r>
@@ -6101,7 +5860,7 @@
     </w:p>
     <w:p>
       <w:pPr>
-        <w:pStyle w:val="27"/>
+        <w:pStyle w:val="39"/>
         <w:keepNext w:val="0"/>
         <w:keepLines w:val="0"/>
         <w:pageBreakBefore w:val="0"/>
@@ -6119,7 +5878,6 @@
         <w:bidi w:val="0"/>
         <w:adjustRightInd w:val="0"/>
         <w:snapToGrid w:val="0"/>
-        <w:ind w:left="425" w:leftChars="0" w:hanging="425" w:firstLineChars="0"/>
         <w:textAlignment w:val="baseline"/>
       </w:pPr>
       <w:r>
@@ -6128,7 +5886,7 @@
     </w:p>
     <w:p>
       <w:pPr>
-        <w:pStyle w:val="27"/>
+        <w:pStyle w:val="39"/>
         <w:keepNext w:val="0"/>
         <w:keepLines w:val="0"/>
         <w:pageBreakBefore w:val="0"/>
@@ -6146,7 +5904,6 @@
         <w:bidi w:val="0"/>
         <w:adjustRightInd w:val="0"/>
         <w:snapToGrid w:val="0"/>
-        <w:ind w:left="425" w:leftChars="0" w:hanging="425" w:firstLineChars="0"/>
         <w:textAlignment w:val="baseline"/>
       </w:pPr>
       <w:r>
@@ -6171,7 +5928,7 @@
         <w:snapToGrid w:val="0"/>
         <w:textAlignment w:val="baseline"/>
       </w:pPr>
-      <w:bookmarkStart w:id="9" w:name="_Toc786"/>
+      <w:bookmarkStart w:id="9" w:name="_Toc26420"/>
       <w:r>
         <w:t>流程关联原则</w:t>
       </w:r>
@@ -6201,6 +5958,7 @@
     </w:p>
     <w:p>
       <w:pPr>
+        <w:pStyle w:val="39"/>
         <w:keepNext w:val="0"/>
         <w:keepLines w:val="0"/>
         <w:pageBreakBefore w:val="0"/>
@@ -6218,28 +5976,15 @@
         <w:bidi w:val="0"/>
         <w:adjustRightInd w:val="0"/>
         <w:snapToGrid w:val="0"/>
-        <w:spacing w:line="360" w:lineRule="auto"/>
-        <w:ind w:left="425" w:leftChars="0" w:hanging="425" w:firstLineChars="0"/>
         <w:textAlignment w:val="baseline"/>
-        <w:rPr>
-          <w:rFonts w:ascii="宋体" w:hAnsi="宋体" w:eastAsia="宋体" w:cs="宋体"/>
-          <w:spacing w:val="-3"/>
-          <w:sz w:val="24"/>
-          <w:szCs w:val="24"/>
-        </w:rPr>
       </w:pPr>
       <w:r>
-        <w:rPr>
-          <w:rFonts w:ascii="宋体" w:hAnsi="宋体" w:eastAsia="宋体" w:cs="宋体"/>
-          <w:spacing w:val="-3"/>
-          <w:sz w:val="24"/>
-          <w:szCs w:val="24"/>
-        </w:rPr>
         <w:t>事件管理的主要目标是在事件发生后尽可能地快速恢复客户业务，即使采取的是一些应急措施而不是彻底的解决方案。</w:t>
       </w:r>
     </w:p>
     <w:p>
       <w:pPr>
+        <w:pStyle w:val="39"/>
         <w:keepNext w:val="0"/>
         <w:keepLines w:val="0"/>
         <w:pageBreakBefore w:val="0"/>
@@ -6257,28 +6002,15 @@
         <w:bidi w:val="0"/>
         <w:adjustRightInd w:val="0"/>
         <w:snapToGrid w:val="0"/>
-        <w:spacing w:line="360" w:lineRule="auto"/>
-        <w:ind w:left="425" w:leftChars="0" w:hanging="425" w:firstLineChars="0"/>
         <w:textAlignment w:val="baseline"/>
-        <w:rPr>
-          <w:rFonts w:ascii="宋体" w:hAnsi="宋体" w:eastAsia="宋体" w:cs="宋体"/>
-          <w:spacing w:val="-3"/>
-          <w:sz w:val="24"/>
-          <w:szCs w:val="24"/>
-        </w:rPr>
       </w:pPr>
       <w:r>
-        <w:rPr>
-          <w:rFonts w:ascii="宋体" w:hAnsi="宋体" w:eastAsia="宋体" w:cs="宋体"/>
-          <w:spacing w:val="-3"/>
-          <w:sz w:val="24"/>
-          <w:szCs w:val="24"/>
-        </w:rPr>
         <w:t>问题管理的主要目标是查明，分析事件发生的潜在原因，并找到相对应的解决方案，防止此类事件的再次发生。</w:t>
       </w:r>
     </w:p>
     <w:p>
       <w:pPr>
+        <w:pStyle w:val="39"/>
         <w:keepNext w:val="0"/>
         <w:keepLines w:val="0"/>
         <w:pageBreakBefore w:val="0"/>
@@ -6296,28 +6028,15 @@
         <w:bidi w:val="0"/>
         <w:adjustRightInd w:val="0"/>
         <w:snapToGrid w:val="0"/>
-        <w:spacing w:line="360" w:lineRule="auto"/>
-        <w:ind w:left="425" w:leftChars="0" w:hanging="425" w:firstLineChars="0"/>
         <w:textAlignment w:val="baseline"/>
-        <w:rPr>
-          <w:rFonts w:ascii="宋体" w:hAnsi="宋体" w:eastAsia="宋体" w:cs="宋体"/>
-          <w:spacing w:val="-3"/>
-          <w:sz w:val="24"/>
-          <w:szCs w:val="24"/>
-        </w:rPr>
       </w:pPr>
       <w:r>
-        <w:rPr>
-          <w:rFonts w:ascii="宋体" w:hAnsi="宋体" w:eastAsia="宋体" w:cs="宋体"/>
-          <w:spacing w:val="-3"/>
-          <w:sz w:val="24"/>
-          <w:szCs w:val="24"/>
-        </w:rPr>
         <w:t>事件在处理过程中可能要触发变更管理流程，在实施变更活动的同时，利用临时措施保证客户业务持续运行。变更活动结束后，事件得到彻底解决。</w:t>
       </w:r>
     </w:p>
     <w:p>
       <w:pPr>
+        <w:pStyle w:val="39"/>
         <w:keepNext w:val="0"/>
         <w:keepLines w:val="0"/>
         <w:pageBreakBefore w:val="0"/>
@@ -6335,23 +6054,9 @@
         <w:bidi w:val="0"/>
         <w:adjustRightInd w:val="0"/>
         <w:snapToGrid w:val="0"/>
-        <w:spacing w:line="360" w:lineRule="auto"/>
-        <w:ind w:left="425" w:leftChars="0" w:hanging="425" w:firstLineChars="0"/>
         <w:textAlignment w:val="baseline"/>
-        <w:rPr>
-          <w:rFonts w:ascii="宋体" w:hAnsi="宋体" w:eastAsia="宋体" w:cs="宋体"/>
-          <w:spacing w:val="-3"/>
-          <w:sz w:val="24"/>
-          <w:szCs w:val="24"/>
-        </w:rPr>
       </w:pPr>
       <w:r>
-        <w:rPr>
-          <w:rFonts w:ascii="宋体" w:hAnsi="宋体" w:eastAsia="宋体" w:cs="宋体"/>
-          <w:spacing w:val="-3"/>
-          <w:sz w:val="24"/>
-          <w:szCs w:val="24"/>
-        </w:rPr>
         <w:t>配置管理为事件管理提供信息支持，事件管理过程涉及到配置项的改变触发更新。</w:t>
       </w:r>
     </w:p>
@@ -6375,7 +6080,7 @@
       </w:pPr>
       <w:bookmarkStart w:id="10" w:name="bookmark1"/>
       <w:bookmarkEnd w:id="10"/>
-      <w:bookmarkStart w:id="11" w:name="_Toc21"/>
+      <w:bookmarkStart w:id="11" w:name="_Toc27428"/>
       <w:r>
         <w:t>输入、输出及出口准则</w:t>
       </w:r>
@@ -6399,7 +6104,7 @@
         <w:snapToGrid w:val="0"/>
         <w:textAlignment w:val="baseline"/>
       </w:pPr>
-      <w:bookmarkStart w:id="12" w:name="_Toc8216"/>
+      <w:bookmarkStart w:id="12" w:name="_Toc25453"/>
       <w:r>
         <w:t>输入</w:t>
       </w:r>
@@ -6462,6 +6167,12 @@
             <w:insideH w:val="single" w:color="000000" w:sz="4" w:space="0"/>
             <w:insideV w:val="single" w:color="000000" w:sz="4" w:space="0"/>
           </w:tblBorders>
+          <w:tblCellMar>
+            <w:top w:w="0" w:type="dxa"/>
+            <w:left w:w="0" w:type="dxa"/>
+            <w:bottom w:w="0" w:type="dxa"/>
+            <w:right w:w="0" w:type="dxa"/>
+          </w:tblCellMar>
         </w:tblPrEx>
         <w:trPr>
           <w:trHeight w:val="314" w:hRule="atLeast"/>
@@ -7234,7 +6945,7 @@
         <w:snapToGrid w:val="0"/>
         <w:textAlignment w:val="baseline"/>
       </w:pPr>
-      <w:bookmarkStart w:id="13" w:name="_Toc12372"/>
+      <w:bookmarkStart w:id="13" w:name="_Toc30774"/>
       <w:r>
         <w:t>输出</w:t>
       </w:r>
@@ -8234,7 +7945,7 @@
         <w:snapToGrid w:val="0"/>
         <w:textAlignment w:val="baseline"/>
       </w:pPr>
-      <w:bookmarkStart w:id="14" w:name="_Toc20102"/>
+      <w:bookmarkStart w:id="14" w:name="_Toc25378"/>
       <w:r>
         <w:t>出口准则</w:t>
       </w:r>
@@ -8292,7 +8003,7 @@
         <w:snapToGrid w:val="0"/>
         <w:textAlignment w:val="baseline"/>
       </w:pPr>
-      <w:bookmarkStart w:id="15" w:name="_Toc26676"/>
+      <w:bookmarkStart w:id="15" w:name="_Toc32758"/>
       <w:r>
         <w:t>流程说明</w:t>
       </w:r>
@@ -8300,6 +8011,7 @@
     </w:p>
     <w:p>
       <w:pPr>
+        <w:pStyle w:val="39"/>
         <w:keepNext w:val="0"/>
         <w:keepLines w:val="0"/>
         <w:pageBreakBefore w:val="0"/>
@@ -8317,47 +8029,25 @@
         <w:bidi w:val="0"/>
         <w:adjustRightInd w:val="0"/>
         <w:snapToGrid w:val="0"/>
-        <w:spacing w:line="360" w:lineRule="auto"/>
-        <w:ind w:left="425" w:leftChars="0" w:hanging="425" w:firstLineChars="0"/>
         <w:textAlignment w:val="baseline"/>
-        <w:rPr>
-          <w:rFonts w:ascii="宋体" w:hAnsi="宋体" w:eastAsia="宋体" w:cs="宋体"/>
-          <w:spacing w:val="-3"/>
-          <w:sz w:val="24"/>
-          <w:szCs w:val="24"/>
-        </w:rPr>
       </w:pPr>
       <w:r>
-        <w:rPr>
-          <w:rFonts w:ascii="宋体" w:hAnsi="宋体" w:eastAsia="宋体" w:cs="宋体"/>
-          <w:spacing w:val="-3"/>
-          <w:sz w:val="24"/>
-          <w:szCs w:val="24"/>
-        </w:rPr>
         <w:t>服务台</w:t>
       </w:r>
       <w:r>
         <w:rPr>
-          <w:rFonts w:hint="eastAsia" w:ascii="宋体" w:hAnsi="宋体" w:cs="宋体"/>
-          <w:spacing w:val="-3"/>
-          <w:sz w:val="24"/>
-          <w:szCs w:val="24"/>
+          <w:rFonts w:hint="eastAsia"/>
           <w:lang w:val="en-US" w:eastAsia="zh-CN"/>
         </w:rPr>
         <w:t>客服作为一线工程师</w:t>
       </w:r>
       <w:r>
-        <w:rPr>
-          <w:rFonts w:ascii="宋体" w:hAnsi="宋体" w:eastAsia="宋体" w:cs="宋体"/>
-          <w:spacing w:val="-3"/>
-          <w:sz w:val="24"/>
-          <w:szCs w:val="24"/>
-        </w:rPr>
         <w:t>接听电话，记录用户提出的故障信息，形成事件单，并进行事件的分类、分级。</w:t>
       </w:r>
     </w:p>
     <w:p>
       <w:pPr>
+        <w:pStyle w:val="39"/>
         <w:keepNext w:val="0"/>
         <w:keepLines w:val="0"/>
         <w:pageBreakBefore w:val="0"/>
@@ -8375,38 +8065,22 @@
         <w:bidi w:val="0"/>
         <w:adjustRightInd w:val="0"/>
         <w:snapToGrid w:val="0"/>
-        <w:spacing w:line="360" w:lineRule="auto"/>
-        <w:ind w:left="425" w:leftChars="0" w:hanging="425" w:firstLineChars="0"/>
         <w:textAlignment w:val="baseline"/>
-        <w:rPr>
-          <w:rFonts w:ascii="宋体" w:hAnsi="宋体" w:eastAsia="宋体" w:cs="宋体"/>
-          <w:spacing w:val="-3"/>
-          <w:sz w:val="24"/>
-          <w:szCs w:val="24"/>
-        </w:rPr>
       </w:pPr>
       <w:r>
         <w:rPr>
-          <w:rFonts w:hint="eastAsia" w:ascii="宋体" w:hAnsi="宋体" w:cs="宋体"/>
-          <w:spacing w:val="-3"/>
-          <w:sz w:val="24"/>
-          <w:szCs w:val="24"/>
+          <w:rFonts w:hint="eastAsia"/>
           <w:lang w:val="en-US" w:eastAsia="zh-CN"/>
         </w:rPr>
         <w:t>一线工程师</w:t>
       </w:r>
       <w:r>
-        <w:rPr>
-          <w:rFonts w:ascii="宋体" w:hAnsi="宋体" w:eastAsia="宋体" w:cs="宋体"/>
-          <w:spacing w:val="-3"/>
-          <w:sz w:val="24"/>
-          <w:szCs w:val="24"/>
-        </w:rPr>
-        <w:t>可以直接处理的事件请求，如：咨询及操作错误。处理完成后，记录详细的处理过程以及解决方案。不能处理需要事件升级，将事件提交二线工程师（高级）进行解决分析。</w:t>
+        <w:t>可以直接处理的事件请求，如：咨询及操作错误。处理完成后，记录详细的处理过程以及解决方案。不能处理需要事件升级，将事件提交二线工程师进行解决分析。</w:t>
       </w:r>
     </w:p>
     <w:p>
       <w:pPr>
+        <w:pStyle w:val="39"/>
         <w:keepNext w:val="0"/>
         <w:keepLines w:val="0"/>
         <w:pageBreakBefore w:val="0"/>
@@ -8424,37 +8098,22 @@
         <w:bidi w:val="0"/>
         <w:adjustRightInd w:val="0"/>
         <w:snapToGrid w:val="0"/>
-        <w:spacing w:line="360" w:lineRule="auto"/>
-        <w:ind w:left="425" w:leftChars="0" w:hanging="425" w:firstLineChars="0"/>
         <w:textAlignment w:val="baseline"/>
-        <w:rPr>
-          <w:rFonts w:ascii="宋体" w:hAnsi="宋体" w:eastAsia="宋体" w:cs="宋体"/>
-          <w:sz w:val="24"/>
-          <w:szCs w:val="24"/>
-        </w:rPr>
       </w:pPr>
       <w:r>
         <w:rPr>
-          <w:rFonts w:hint="eastAsia" w:ascii="宋体" w:hAnsi="宋体" w:cs="宋体"/>
-          <w:spacing w:val="-3"/>
-          <w:sz w:val="24"/>
-          <w:szCs w:val="24"/>
+          <w:rFonts w:hint="eastAsia"/>
           <w:lang w:val="en-US" w:eastAsia="zh-CN"/>
         </w:rPr>
         <w:t>一</w:t>
       </w:r>
       <w:r>
-        <w:rPr>
-          <w:rFonts w:ascii="宋体" w:hAnsi="宋体" w:eastAsia="宋体" w:cs="宋体"/>
-          <w:spacing w:val="-3"/>
-          <w:sz w:val="24"/>
-          <w:szCs w:val="24"/>
-        </w:rPr>
         <w:t>线工程师经过分析、判断事件，可以直接处理，记录详细的处理过程以及解决方案。不能直接处理，需要二线工程师协助分析需要提交《客户问题协调单》，提醒移交二线工程师。需要进行变更或者解决周期长的事件需要提供应急处理方案。</w:t>
       </w:r>
     </w:p>
     <w:p>
       <w:pPr>
+        <w:pStyle w:val="39"/>
         <w:keepNext w:val="0"/>
         <w:keepLines w:val="0"/>
         <w:pageBreakBefore w:val="0"/>
@@ -8472,28 +8131,15 @@
         <w:bidi w:val="0"/>
         <w:adjustRightInd w:val="0"/>
         <w:snapToGrid w:val="0"/>
-        <w:spacing w:line="360" w:lineRule="auto"/>
-        <w:ind w:left="425" w:leftChars="0" w:hanging="425" w:firstLineChars="0"/>
         <w:textAlignment w:val="baseline"/>
-        <w:rPr>
-          <w:rFonts w:ascii="宋体" w:hAnsi="宋体" w:eastAsia="宋体" w:cs="宋体"/>
-          <w:spacing w:val="-3"/>
-          <w:sz w:val="24"/>
-          <w:szCs w:val="24"/>
-        </w:rPr>
       </w:pPr>
       <w:r>
-        <w:rPr>
-          <w:rFonts w:ascii="宋体" w:hAnsi="宋体" w:eastAsia="宋体" w:cs="宋体"/>
-          <w:spacing w:val="-3"/>
-          <w:sz w:val="24"/>
-          <w:szCs w:val="24"/>
-        </w:rPr>
         <w:t>.运维服务人员对《客户问题协调单》接收，分析、处理，验证解决结果。并填写解决过程及结果，修改协调单状态为已解决。</w:t>
       </w:r>
     </w:p>
     <w:p>
       <w:pPr>
+        <w:pStyle w:val="39"/>
         <w:keepNext w:val="0"/>
         <w:keepLines w:val="0"/>
         <w:pageBreakBefore w:val="0"/>
@@ -8511,23 +8157,9 @@
         <w:bidi w:val="0"/>
         <w:adjustRightInd w:val="0"/>
         <w:snapToGrid w:val="0"/>
-        <w:spacing w:line="360" w:lineRule="auto"/>
-        <w:ind w:left="425" w:leftChars="0" w:hanging="425" w:firstLineChars="0"/>
         <w:textAlignment w:val="baseline"/>
-        <w:rPr>
-          <w:rFonts w:ascii="宋体" w:hAnsi="宋体" w:eastAsia="宋体" w:cs="宋体"/>
-          <w:spacing w:val="-3"/>
-          <w:sz w:val="24"/>
-          <w:szCs w:val="24"/>
-        </w:rPr>
       </w:pPr>
       <w:r>
-        <w:rPr>
-          <w:rFonts w:ascii="宋体" w:hAnsi="宋体" w:eastAsia="宋体" w:cs="宋体"/>
-          <w:spacing w:val="-3"/>
-          <w:sz w:val="24"/>
-          <w:szCs w:val="24"/>
-        </w:rPr>
         <w:t>二线工程师将《客户问题协调单》的回复处理结果，记录运维管理平台事件单，一线工程师跟客户沟通反馈，经客户同意后关闭事件。</w:t>
       </w:r>
     </w:p>
@@ -8549,7 +8181,7 @@
         <w:snapToGrid w:val="0"/>
         <w:textAlignment w:val="baseline"/>
       </w:pPr>
-      <w:bookmarkStart w:id="16" w:name="_Toc23432"/>
+      <w:bookmarkStart w:id="16" w:name="_Toc17502"/>
       <w:r>
         <w:t>流程图</w:t>
       </w:r>
@@ -8574,3733 +8206,6 @@
         <w:textAlignment w:val="baseline"/>
       </w:pPr>
     </w:p>
-    <w:tbl>
-      <w:tblPr>
-        <w:tblStyle w:val="24"/>
-        <w:tblW w:w="8321" w:type="dxa"/>
-        <w:tblInd w:w="31" w:type="dxa"/>
-        <w:tblBorders>
-          <w:top w:val="single" w:color="000000" w:sz="2" w:space="0"/>
-          <w:left w:val="single" w:color="000000" w:sz="2" w:space="0"/>
-          <w:bottom w:val="single" w:color="000000" w:sz="2" w:space="0"/>
-          <w:right w:val="single" w:color="000000" w:sz="2" w:space="0"/>
-          <w:insideH w:val="single" w:color="000000" w:sz="2" w:space="0"/>
-          <w:insideV w:val="single" w:color="000000" w:sz="2" w:space="0"/>
-        </w:tblBorders>
-        <w:tblLayout w:type="fixed"/>
-        <w:tblCellMar>
-          <w:top w:w="0" w:type="dxa"/>
-          <w:left w:w="0" w:type="dxa"/>
-          <w:bottom w:w="0" w:type="dxa"/>
-          <w:right w:w="0" w:type="dxa"/>
-        </w:tblCellMar>
-      </w:tblPr>
-      <w:tblGrid>
-        <w:gridCol w:w="404"/>
-        <w:gridCol w:w="1178"/>
-        <w:gridCol w:w="1640"/>
-        <w:gridCol w:w="347"/>
-        <w:gridCol w:w="1053"/>
-        <w:gridCol w:w="927"/>
-        <w:gridCol w:w="210"/>
-        <w:gridCol w:w="1303"/>
-        <w:gridCol w:w="1259"/>
-      </w:tblGrid>
-      <w:tr>
-        <w:tblPrEx>
-          <w:tblBorders>
-            <w:top w:val="single" w:color="000000" w:sz="2" w:space="0"/>
-            <w:left w:val="single" w:color="000000" w:sz="2" w:space="0"/>
-            <w:bottom w:val="single" w:color="000000" w:sz="2" w:space="0"/>
-            <w:right w:val="single" w:color="000000" w:sz="2" w:space="0"/>
-            <w:insideH w:val="single" w:color="000000" w:sz="2" w:space="0"/>
-            <w:insideV w:val="single" w:color="000000" w:sz="2" w:space="0"/>
-          </w:tblBorders>
-          <w:tblCellMar>
-            <w:top w:w="0" w:type="dxa"/>
-            <w:left w:w="0" w:type="dxa"/>
-            <w:bottom w:w="0" w:type="dxa"/>
-            <w:right w:w="0" w:type="dxa"/>
-          </w:tblCellMar>
-        </w:tblPrEx>
-        <w:trPr>
-          <w:trHeight w:val="384" w:hRule="atLeast"/>
-        </w:trPr>
-        <w:tc>
-          <w:tcPr>
-            <w:tcW w:w="8321" w:type="dxa"/>
-            <w:gridSpan w:val="9"/>
-          </w:tcPr>
-          <w:p>
-            <w:pPr>
-              <w:keepNext w:val="0"/>
-              <w:keepLines w:val="0"/>
-              <w:pageBreakBefore w:val="0"/>
-              <w:widowControl w:val="0"/>
-              <w:kinsoku w:val="0"/>
-              <w:wordWrap/>
-              <w:overflowPunct/>
-              <w:topLinePunct w:val="0"/>
-              <w:autoSpaceDE w:val="0"/>
-              <w:autoSpaceDN w:val="0"/>
-              <w:bidi w:val="0"/>
-              <w:adjustRightInd w:val="0"/>
-              <w:snapToGrid w:val="0"/>
-              <w:spacing w:before="60" w:line="223" w:lineRule="auto"/>
-              <w:ind w:left="37"/>
-              <w:textAlignment w:val="baseline"/>
-              <w:rPr>
-                <w:rFonts w:ascii="宋体" w:hAnsi="宋体" w:eastAsia="宋体" w:cs="宋体"/>
-                <w:sz w:val="25"/>
-                <w:szCs w:val="25"/>
-              </w:rPr>
-            </w:pPr>
-            <w:r>
-              <w:drawing>
-                <wp:anchor distT="0" distB="0" distL="0" distR="0" simplePos="0" relativeHeight="251659264" behindDoc="1" locked="0" layoutInCell="1" allowOverlap="1">
-                  <wp:simplePos x="0" y="0"/>
-                  <wp:positionH relativeFrom="column">
-                    <wp:posOffset>0</wp:posOffset>
-                  </wp:positionH>
-                  <wp:positionV relativeFrom="paragraph">
-                    <wp:posOffset>0</wp:posOffset>
-                  </wp:positionV>
-                  <wp:extent cx="5281295" cy="5107305"/>
-                  <wp:effectExtent l="0" t="0" r="0" b="0"/>
-                  <wp:wrapNone/>
-                  <wp:docPr id="4" name="IM 4"/>
-                  <wp:cNvGraphicFramePr/>
-                  <a:graphic xmlns:a="http://schemas.openxmlformats.org/drawingml/2006/main">
-                    <a:graphicData uri="http://schemas.openxmlformats.org/drawingml/2006/picture">
-                      <pic:pic xmlns:pic="http://schemas.openxmlformats.org/drawingml/2006/picture">
-                        <pic:nvPicPr>
-                          <pic:cNvPr id="4" name="IM 4"/>
-                          <pic:cNvPicPr/>
-                        </pic:nvPicPr>
-                        <pic:blipFill>
-                          <a:blip r:embed="rId8"/>
-                          <a:stretch>
-                            <a:fillRect/>
-                          </a:stretch>
-                        </pic:blipFill>
-                        <pic:spPr>
-                          <a:xfrm>
-                            <a:off x="0" y="0"/>
-                            <a:ext cx="5281187" cy="5107391"/>
-                          </a:xfrm>
-                          <a:prstGeom prst="rect">
-                            <a:avLst/>
-                          </a:prstGeom>
-                        </pic:spPr>
-                      </pic:pic>
-                    </a:graphicData>
-                  </a:graphic>
-                </wp:anchor>
-              </w:drawing>
-            </w:r>
-            <w:r>
-              <w:rPr>
-                <w:rFonts w:ascii="宋体" w:hAnsi="宋体" w:eastAsia="宋体" w:cs="宋体"/>
-                <w:b/>
-                <w:bCs/>
-                <w:spacing w:val="1"/>
-                <w:sz w:val="25"/>
-                <w:szCs w:val="25"/>
-              </w:rPr>
-              <w:t>事件管理流程图</w:t>
-            </w:r>
-          </w:p>
-        </w:tc>
-      </w:tr>
-      <w:tr>
-        <w:tblPrEx>
-          <w:tblBorders>
-            <w:top w:val="single" w:color="000000" w:sz="2" w:space="0"/>
-            <w:left w:val="single" w:color="000000" w:sz="2" w:space="0"/>
-            <w:bottom w:val="single" w:color="000000" w:sz="2" w:space="0"/>
-            <w:right w:val="single" w:color="000000" w:sz="2" w:space="0"/>
-            <w:insideH w:val="single" w:color="000000" w:sz="2" w:space="0"/>
-            <w:insideV w:val="single" w:color="000000" w:sz="2" w:space="0"/>
-          </w:tblBorders>
-          <w:tblCellMar>
-            <w:top w:w="0" w:type="dxa"/>
-            <w:left w:w="0" w:type="dxa"/>
-            <w:bottom w:w="0" w:type="dxa"/>
-            <w:right w:w="0" w:type="dxa"/>
-          </w:tblCellMar>
-        </w:tblPrEx>
-        <w:trPr>
-          <w:trHeight w:val="562" w:hRule="atLeast"/>
-        </w:trPr>
-        <w:tc>
-          <w:tcPr>
-            <w:tcW w:w="404" w:type="dxa"/>
-            <w:vMerge w:val="restart"/>
-            <w:tcBorders>
-              <w:bottom w:val="nil"/>
-            </w:tcBorders>
-          </w:tcPr>
-          <w:p>
-            <w:pPr>
-              <w:pStyle w:val="25"/>
-              <w:keepNext w:val="0"/>
-              <w:keepLines w:val="0"/>
-              <w:pageBreakBefore w:val="0"/>
-              <w:widowControl w:val="0"/>
-              <w:kinsoku w:val="0"/>
-              <w:wordWrap/>
-              <w:overflowPunct/>
-              <w:topLinePunct w:val="0"/>
-              <w:autoSpaceDE w:val="0"/>
-              <w:autoSpaceDN w:val="0"/>
-              <w:bidi w:val="0"/>
-              <w:adjustRightInd w:val="0"/>
-              <w:snapToGrid w:val="0"/>
-              <w:textAlignment w:val="baseline"/>
-            </w:pPr>
-          </w:p>
-        </w:tc>
-        <w:tc>
-          <w:tcPr>
-            <w:tcW w:w="1178" w:type="dxa"/>
-            <w:vMerge w:val="restart"/>
-            <w:tcBorders>
-              <w:bottom w:val="nil"/>
-            </w:tcBorders>
-          </w:tcPr>
-          <w:p>
-            <w:pPr>
-              <w:keepNext w:val="0"/>
-              <w:keepLines w:val="0"/>
-              <w:pageBreakBefore w:val="0"/>
-              <w:widowControl w:val="0"/>
-              <w:kinsoku w:val="0"/>
-              <w:wordWrap/>
-              <w:overflowPunct/>
-              <w:topLinePunct w:val="0"/>
-              <w:autoSpaceDE w:val="0"/>
-              <w:autoSpaceDN w:val="0"/>
-              <w:bidi w:val="0"/>
-              <w:adjustRightInd w:val="0"/>
-              <w:snapToGrid w:val="0"/>
-              <w:spacing w:before="195" w:line="224" w:lineRule="auto"/>
-              <w:ind w:left="419"/>
-              <w:textAlignment w:val="baseline"/>
-              <w:rPr>
-                <w:rFonts w:ascii="宋体" w:hAnsi="宋体" w:eastAsia="宋体" w:cs="宋体"/>
-                <w:sz w:val="16"/>
-                <w:szCs w:val="16"/>
-              </w:rPr>
-            </w:pPr>
-            <w:r>
-              <w:drawing>
-                <wp:anchor distT="0" distB="0" distL="0" distR="0" simplePos="0" relativeHeight="251663360" behindDoc="0" locked="0" layoutInCell="1" allowOverlap="1">
-                  <wp:simplePos x="0" y="0"/>
-                  <wp:positionH relativeFrom="rightMargin">
-                    <wp:posOffset>-751205</wp:posOffset>
-                  </wp:positionH>
-                  <wp:positionV relativeFrom="topMargin">
-                    <wp:posOffset>356235</wp:posOffset>
-                  </wp:positionV>
-                  <wp:extent cx="752475" cy="6350"/>
-                  <wp:effectExtent l="0" t="0" r="0" b="0"/>
-                  <wp:wrapNone/>
-                  <wp:docPr id="6" name="IM 6"/>
-                  <wp:cNvGraphicFramePr/>
-                  <a:graphic xmlns:a="http://schemas.openxmlformats.org/drawingml/2006/main">
-                    <a:graphicData uri="http://schemas.openxmlformats.org/drawingml/2006/picture">
-                      <pic:pic xmlns:pic="http://schemas.openxmlformats.org/drawingml/2006/picture">
-                        <pic:nvPicPr>
-                          <pic:cNvPr id="6" name="IM 6"/>
-                          <pic:cNvPicPr/>
-                        </pic:nvPicPr>
-                        <pic:blipFill>
-                          <a:blip r:embed="rId9"/>
-                          <a:stretch>
-                            <a:fillRect/>
-                          </a:stretch>
-                        </pic:blipFill>
-                        <pic:spPr>
-                          <a:xfrm>
-                            <a:off x="0" y="0"/>
-                            <a:ext cx="752666" cy="6350"/>
-                          </a:xfrm>
-                          <a:prstGeom prst="rect">
-                            <a:avLst/>
-                          </a:prstGeom>
-                        </pic:spPr>
-                      </pic:pic>
-                    </a:graphicData>
-                  </a:graphic>
-                </wp:anchor>
-              </w:drawing>
-            </w:r>
-            <w:r>
-              <w:rPr>
-                <w:rFonts w:ascii="宋体" w:hAnsi="宋体" w:eastAsia="宋体" w:cs="宋体"/>
-                <w:spacing w:val="2"/>
-                <w:sz w:val="16"/>
-                <w:szCs w:val="16"/>
-              </w:rPr>
-              <w:t>输入</w:t>
-            </w:r>
-          </w:p>
-          <w:p>
-            <w:pPr>
-              <w:pStyle w:val="25"/>
-              <w:keepNext w:val="0"/>
-              <w:keepLines w:val="0"/>
-              <w:pageBreakBefore w:val="0"/>
-              <w:widowControl w:val="0"/>
-              <w:kinsoku w:val="0"/>
-              <w:wordWrap/>
-              <w:overflowPunct/>
-              <w:topLinePunct w:val="0"/>
-              <w:autoSpaceDE w:val="0"/>
-              <w:autoSpaceDN w:val="0"/>
-              <w:bidi w:val="0"/>
-              <w:adjustRightInd w:val="0"/>
-              <w:snapToGrid w:val="0"/>
-              <w:spacing w:line="317" w:lineRule="auto"/>
-              <w:textAlignment w:val="baseline"/>
-            </w:pPr>
-          </w:p>
-          <w:p>
-            <w:pPr>
-              <w:pStyle w:val="25"/>
-              <w:keepNext w:val="0"/>
-              <w:keepLines w:val="0"/>
-              <w:pageBreakBefore w:val="0"/>
-              <w:widowControl w:val="0"/>
-              <w:kinsoku w:val="0"/>
-              <w:wordWrap/>
-              <w:overflowPunct/>
-              <w:topLinePunct w:val="0"/>
-              <w:autoSpaceDE w:val="0"/>
-              <w:autoSpaceDN w:val="0"/>
-              <w:bidi w:val="0"/>
-              <w:adjustRightInd w:val="0"/>
-              <w:snapToGrid w:val="0"/>
-              <w:spacing w:line="317" w:lineRule="auto"/>
-              <w:textAlignment w:val="baseline"/>
-            </w:pPr>
-          </w:p>
-          <w:p>
-            <w:pPr>
-              <w:pStyle w:val="25"/>
-              <w:keepNext w:val="0"/>
-              <w:keepLines w:val="0"/>
-              <w:pageBreakBefore w:val="0"/>
-              <w:widowControl w:val="0"/>
-              <w:kinsoku w:val="0"/>
-              <w:wordWrap/>
-              <w:overflowPunct/>
-              <w:topLinePunct w:val="0"/>
-              <w:autoSpaceDE w:val="0"/>
-              <w:autoSpaceDN w:val="0"/>
-              <w:bidi w:val="0"/>
-              <w:adjustRightInd w:val="0"/>
-              <w:snapToGrid w:val="0"/>
-              <w:spacing w:line="317" w:lineRule="auto"/>
-              <w:textAlignment w:val="baseline"/>
-            </w:pPr>
-          </w:p>
-          <w:p>
-            <w:pPr>
-              <w:keepNext w:val="0"/>
-              <w:keepLines w:val="0"/>
-              <w:pageBreakBefore w:val="0"/>
-              <w:widowControl w:val="0"/>
-              <w:kinsoku w:val="0"/>
-              <w:wordWrap/>
-              <w:overflowPunct/>
-              <w:topLinePunct w:val="0"/>
-              <w:autoSpaceDE w:val="0"/>
-              <w:autoSpaceDN w:val="0"/>
-              <w:bidi w:val="0"/>
-              <w:adjustRightInd w:val="0"/>
-              <w:snapToGrid w:val="0"/>
-              <w:spacing w:before="42" w:line="229" w:lineRule="auto"/>
-              <w:ind w:left="326"/>
-              <w:textAlignment w:val="baseline"/>
-              <w:rPr>
-                <w:rFonts w:ascii="宋体" w:hAnsi="宋体" w:eastAsia="宋体" w:cs="宋体"/>
-                <w:sz w:val="13"/>
-                <w:szCs w:val="13"/>
-              </w:rPr>
-            </w:pPr>
-            <w:r>
-              <w:rPr>
-                <w:rFonts w:ascii="宋体" w:hAnsi="宋体" w:eastAsia="宋体" w:cs="宋体"/>
-                <w:spacing w:val="9"/>
-                <w:sz w:val="13"/>
-                <w:szCs w:val="13"/>
-              </w:rPr>
-              <w:t>服务请求</w:t>
-            </w:r>
-          </w:p>
-          <w:p>
-            <w:pPr>
-              <w:pStyle w:val="25"/>
-              <w:keepNext w:val="0"/>
-              <w:keepLines w:val="0"/>
-              <w:pageBreakBefore w:val="0"/>
-              <w:widowControl w:val="0"/>
-              <w:kinsoku w:val="0"/>
-              <w:wordWrap/>
-              <w:overflowPunct/>
-              <w:topLinePunct w:val="0"/>
-              <w:autoSpaceDE w:val="0"/>
-              <w:autoSpaceDN w:val="0"/>
-              <w:bidi w:val="0"/>
-              <w:adjustRightInd w:val="0"/>
-              <w:snapToGrid w:val="0"/>
-              <w:spacing w:line="267" w:lineRule="auto"/>
-              <w:textAlignment w:val="baseline"/>
-            </w:pPr>
-          </w:p>
-          <w:p>
-            <w:pPr>
-              <w:pStyle w:val="25"/>
-              <w:keepNext w:val="0"/>
-              <w:keepLines w:val="0"/>
-              <w:pageBreakBefore w:val="0"/>
-              <w:widowControl w:val="0"/>
-              <w:kinsoku w:val="0"/>
-              <w:wordWrap/>
-              <w:overflowPunct/>
-              <w:topLinePunct w:val="0"/>
-              <w:autoSpaceDE w:val="0"/>
-              <w:autoSpaceDN w:val="0"/>
-              <w:bidi w:val="0"/>
-              <w:adjustRightInd w:val="0"/>
-              <w:snapToGrid w:val="0"/>
-              <w:spacing w:line="267" w:lineRule="auto"/>
-              <w:textAlignment w:val="baseline"/>
-            </w:pPr>
-          </w:p>
-          <w:p>
-            <w:pPr>
-              <w:keepNext w:val="0"/>
-              <w:keepLines w:val="0"/>
-              <w:pageBreakBefore w:val="0"/>
-              <w:widowControl w:val="0"/>
-              <w:kinsoku w:val="0"/>
-              <w:wordWrap/>
-              <w:overflowPunct/>
-              <w:topLinePunct w:val="0"/>
-              <w:autoSpaceDE w:val="0"/>
-              <w:autoSpaceDN w:val="0"/>
-              <w:bidi w:val="0"/>
-              <w:adjustRightInd w:val="0"/>
-              <w:snapToGrid w:val="0"/>
-              <w:spacing w:before="42" w:line="228" w:lineRule="auto"/>
-              <w:ind w:left="328"/>
-              <w:textAlignment w:val="baseline"/>
-              <w:rPr>
-                <w:rFonts w:ascii="宋体" w:hAnsi="宋体" w:eastAsia="宋体" w:cs="宋体"/>
-                <w:sz w:val="13"/>
-                <w:szCs w:val="13"/>
-              </w:rPr>
-            </w:pPr>
-            <w:r>
-              <w:rPr>
-                <w:rFonts w:ascii="宋体" w:hAnsi="宋体" w:eastAsia="宋体" w:cs="宋体"/>
-                <w:spacing w:val="8"/>
-                <w:sz w:val="13"/>
-                <w:szCs w:val="13"/>
-              </w:rPr>
-              <w:t>故障申告</w:t>
-            </w:r>
-          </w:p>
-        </w:tc>
-        <w:tc>
-          <w:tcPr>
-            <w:tcW w:w="1987" w:type="dxa"/>
-            <w:gridSpan w:val="2"/>
-          </w:tcPr>
-          <w:p>
-            <w:pPr>
-              <w:keepNext w:val="0"/>
-              <w:keepLines w:val="0"/>
-              <w:pageBreakBefore w:val="0"/>
-              <w:widowControl w:val="0"/>
-              <w:kinsoku w:val="0"/>
-              <w:wordWrap/>
-              <w:overflowPunct/>
-              <w:topLinePunct w:val="0"/>
-              <w:autoSpaceDE w:val="0"/>
-              <w:autoSpaceDN w:val="0"/>
-              <w:bidi w:val="0"/>
-              <w:adjustRightInd w:val="0"/>
-              <w:snapToGrid w:val="0"/>
-              <w:spacing w:before="199" w:line="224" w:lineRule="auto"/>
-              <w:ind w:left="572"/>
-              <w:textAlignment w:val="baseline"/>
-              <w:rPr>
-                <w:rFonts w:ascii="宋体" w:hAnsi="宋体" w:eastAsia="宋体" w:cs="宋体"/>
-                <w:sz w:val="16"/>
-                <w:szCs w:val="16"/>
-              </w:rPr>
-            </w:pPr>
-            <w:r>
-              <w:rPr>
-                <w:rFonts w:ascii="宋体" w:hAnsi="宋体" w:eastAsia="宋体" w:cs="宋体"/>
-                <w:spacing w:val="5"/>
-                <w:sz w:val="16"/>
-                <w:szCs w:val="16"/>
-              </w:rPr>
-              <w:t>一线工程师</w:t>
-            </w:r>
-          </w:p>
-        </w:tc>
-        <w:tc>
-          <w:tcPr>
-            <w:tcW w:w="1980" w:type="dxa"/>
-            <w:gridSpan w:val="2"/>
-            <w:tcBorders>
-              <w:bottom w:val="single" w:color="000000" w:sz="4" w:space="0"/>
-            </w:tcBorders>
-          </w:tcPr>
-          <w:p>
-            <w:pPr>
-              <w:keepNext w:val="0"/>
-              <w:keepLines w:val="0"/>
-              <w:pageBreakBefore w:val="0"/>
-              <w:widowControl w:val="0"/>
-              <w:kinsoku w:val="0"/>
-              <w:wordWrap/>
-              <w:overflowPunct/>
-              <w:topLinePunct w:val="0"/>
-              <w:autoSpaceDE w:val="0"/>
-              <w:autoSpaceDN w:val="0"/>
-              <w:bidi w:val="0"/>
-              <w:adjustRightInd w:val="0"/>
-              <w:snapToGrid w:val="0"/>
-              <w:spacing w:before="170" w:line="220" w:lineRule="auto"/>
-              <w:ind w:left="274"/>
-              <w:textAlignment w:val="baseline"/>
-              <w:rPr>
-                <w:rFonts w:ascii="宋体" w:hAnsi="宋体" w:eastAsia="宋体" w:cs="宋体"/>
-                <w:sz w:val="16"/>
-                <w:szCs w:val="16"/>
-              </w:rPr>
-            </w:pPr>
-            <w:r>
-              <w:pict>
-                <v:shape id="_x0000_s1025" o:spid="_x0000_s1025" style="position:absolute;left:0pt;margin-left:0.3pt;margin-top:1.1pt;height:0.5pt;width:98.3pt;mso-position-horizontal-relative:page;mso-position-vertical-relative:page;z-index:251660288;mso-width-relative:page;mso-height-relative:page;" filled="f" stroked="t" coordsize="1966,10" path="m1965,5l0,5e">
-                  <v:fill on="f" focussize="0,0"/>
-                  <v:stroke joinstyle="miter"/>
-                  <v:imagedata o:title=""/>
-                  <o:lock v:ext="edit"/>
-                </v:shape>
-              </w:pict>
-            </w:r>
-            <w:r>
-              <w:rPr>
-                <w:rFonts w:ascii="宋体" w:hAnsi="宋体" w:eastAsia="宋体" w:cs="宋体"/>
-                <w:spacing w:val="-2"/>
-                <w:sz w:val="16"/>
-                <w:szCs w:val="16"/>
-              </w:rPr>
-              <w:t>二线工程师（高级）</w:t>
-            </w:r>
-          </w:p>
-        </w:tc>
-        <w:tc>
-          <w:tcPr>
-            <w:tcW w:w="1513" w:type="dxa"/>
-            <w:gridSpan w:val="2"/>
-          </w:tcPr>
-          <w:p>
-            <w:pPr>
-              <w:keepNext w:val="0"/>
-              <w:keepLines w:val="0"/>
-              <w:pageBreakBefore w:val="0"/>
-              <w:widowControl w:val="0"/>
-              <w:kinsoku w:val="0"/>
-              <w:wordWrap/>
-              <w:overflowPunct/>
-              <w:topLinePunct w:val="0"/>
-              <w:autoSpaceDE w:val="0"/>
-              <w:autoSpaceDN w:val="0"/>
-              <w:bidi w:val="0"/>
-              <w:adjustRightInd w:val="0"/>
-              <w:snapToGrid w:val="0"/>
-              <w:spacing w:before="199" w:line="224" w:lineRule="auto"/>
-              <w:ind w:left="347"/>
-              <w:textAlignment w:val="baseline"/>
-              <w:rPr>
-                <w:rFonts w:ascii="宋体" w:hAnsi="宋体" w:eastAsia="宋体" w:cs="宋体"/>
-                <w:sz w:val="16"/>
-                <w:szCs w:val="16"/>
-              </w:rPr>
-            </w:pPr>
-            <w:r>
-              <w:rPr>
-                <w:rFonts w:ascii="宋体" w:hAnsi="宋体" w:eastAsia="宋体" w:cs="宋体"/>
-                <w:spacing w:val="5"/>
-                <w:sz w:val="16"/>
-                <w:szCs w:val="16"/>
-              </w:rPr>
-              <w:t>二线工程师</w:t>
-            </w:r>
-          </w:p>
-        </w:tc>
-        <w:tc>
-          <w:tcPr>
-            <w:tcW w:w="1259" w:type="dxa"/>
-            <w:vMerge w:val="restart"/>
-            <w:tcBorders>
-              <w:bottom w:val="nil"/>
-            </w:tcBorders>
-          </w:tcPr>
-          <w:p>
-            <w:pPr>
-              <w:keepNext w:val="0"/>
-              <w:keepLines w:val="0"/>
-              <w:pageBreakBefore w:val="0"/>
-              <w:widowControl w:val="0"/>
-              <w:kinsoku w:val="0"/>
-              <w:wordWrap/>
-              <w:overflowPunct/>
-              <w:topLinePunct w:val="0"/>
-              <w:autoSpaceDE w:val="0"/>
-              <w:autoSpaceDN w:val="0"/>
-              <w:bidi w:val="0"/>
-              <w:adjustRightInd w:val="0"/>
-              <w:snapToGrid w:val="0"/>
-              <w:spacing w:before="195" w:line="224" w:lineRule="auto"/>
-              <w:ind w:left="466"/>
-              <w:textAlignment w:val="baseline"/>
-              <w:rPr>
-                <w:rFonts w:ascii="宋体" w:hAnsi="宋体" w:eastAsia="宋体" w:cs="宋体"/>
-                <w:sz w:val="16"/>
-                <w:szCs w:val="16"/>
-              </w:rPr>
-            </w:pPr>
-            <w:r>
-              <w:drawing>
-                <wp:anchor distT="0" distB="0" distL="0" distR="0" simplePos="0" relativeHeight="251662336" behindDoc="0" locked="0" layoutInCell="1" allowOverlap="1">
-                  <wp:simplePos x="0" y="0"/>
-                  <wp:positionH relativeFrom="rightMargin">
-                    <wp:posOffset>-796290</wp:posOffset>
-                  </wp:positionH>
-                  <wp:positionV relativeFrom="topMargin">
-                    <wp:posOffset>356235</wp:posOffset>
-                  </wp:positionV>
-                  <wp:extent cx="800100" cy="6350"/>
-                  <wp:effectExtent l="0" t="0" r="0" b="0"/>
-                  <wp:wrapNone/>
-                  <wp:docPr id="8" name="IM 8"/>
-                  <wp:cNvGraphicFramePr/>
-                  <a:graphic xmlns:a="http://schemas.openxmlformats.org/drawingml/2006/main">
-                    <a:graphicData uri="http://schemas.openxmlformats.org/drawingml/2006/picture">
-                      <pic:pic xmlns:pic="http://schemas.openxmlformats.org/drawingml/2006/picture">
-                        <pic:nvPicPr>
-                          <pic:cNvPr id="8" name="IM 8"/>
-                          <pic:cNvPicPr/>
-                        </pic:nvPicPr>
-                        <pic:blipFill>
-                          <a:blip r:embed="rId10"/>
-                          <a:stretch>
-                            <a:fillRect/>
-                          </a:stretch>
-                        </pic:blipFill>
-                        <pic:spPr>
-                          <a:xfrm>
-                            <a:off x="0" y="0"/>
-                            <a:ext cx="800004" cy="6350"/>
-                          </a:xfrm>
-                          <a:prstGeom prst="rect">
-                            <a:avLst/>
-                          </a:prstGeom>
-                        </pic:spPr>
-                      </pic:pic>
-                    </a:graphicData>
-                  </a:graphic>
-                </wp:anchor>
-              </w:drawing>
-            </w:r>
-            <w:r>
-              <w:rPr>
-                <w:rFonts w:ascii="宋体" w:hAnsi="宋体" w:eastAsia="宋体" w:cs="宋体"/>
-                <w:spacing w:val="2"/>
-                <w:sz w:val="16"/>
-                <w:szCs w:val="16"/>
-              </w:rPr>
-              <w:t>输出</w:t>
-            </w:r>
-          </w:p>
-          <w:p>
-            <w:pPr>
-              <w:pStyle w:val="25"/>
-              <w:keepNext w:val="0"/>
-              <w:keepLines w:val="0"/>
-              <w:pageBreakBefore w:val="0"/>
-              <w:widowControl w:val="0"/>
-              <w:kinsoku w:val="0"/>
-              <w:wordWrap/>
-              <w:overflowPunct/>
-              <w:topLinePunct w:val="0"/>
-              <w:autoSpaceDE w:val="0"/>
-              <w:autoSpaceDN w:val="0"/>
-              <w:bidi w:val="0"/>
-              <w:adjustRightInd w:val="0"/>
-              <w:snapToGrid w:val="0"/>
-              <w:spacing w:line="242" w:lineRule="auto"/>
-              <w:textAlignment w:val="baseline"/>
-            </w:pPr>
-          </w:p>
-          <w:p>
-            <w:pPr>
-              <w:pStyle w:val="25"/>
-              <w:keepNext w:val="0"/>
-              <w:keepLines w:val="0"/>
-              <w:pageBreakBefore w:val="0"/>
-              <w:widowControl w:val="0"/>
-              <w:kinsoku w:val="0"/>
-              <w:wordWrap/>
-              <w:overflowPunct/>
-              <w:topLinePunct w:val="0"/>
-              <w:autoSpaceDE w:val="0"/>
-              <w:autoSpaceDN w:val="0"/>
-              <w:bidi w:val="0"/>
-              <w:adjustRightInd w:val="0"/>
-              <w:snapToGrid w:val="0"/>
-              <w:spacing w:line="242" w:lineRule="auto"/>
-              <w:textAlignment w:val="baseline"/>
-            </w:pPr>
-          </w:p>
-          <w:p>
-            <w:pPr>
-              <w:pStyle w:val="25"/>
-              <w:keepNext w:val="0"/>
-              <w:keepLines w:val="0"/>
-              <w:pageBreakBefore w:val="0"/>
-              <w:widowControl w:val="0"/>
-              <w:kinsoku w:val="0"/>
-              <w:wordWrap/>
-              <w:overflowPunct/>
-              <w:topLinePunct w:val="0"/>
-              <w:autoSpaceDE w:val="0"/>
-              <w:autoSpaceDN w:val="0"/>
-              <w:bidi w:val="0"/>
-              <w:adjustRightInd w:val="0"/>
-              <w:snapToGrid w:val="0"/>
-              <w:spacing w:line="242" w:lineRule="auto"/>
-              <w:textAlignment w:val="baseline"/>
-            </w:pPr>
-          </w:p>
-          <w:p>
-            <w:pPr>
-              <w:pStyle w:val="25"/>
-              <w:keepNext w:val="0"/>
-              <w:keepLines w:val="0"/>
-              <w:pageBreakBefore w:val="0"/>
-              <w:widowControl w:val="0"/>
-              <w:kinsoku w:val="0"/>
-              <w:wordWrap/>
-              <w:overflowPunct/>
-              <w:topLinePunct w:val="0"/>
-              <w:autoSpaceDE w:val="0"/>
-              <w:autoSpaceDN w:val="0"/>
-              <w:bidi w:val="0"/>
-              <w:adjustRightInd w:val="0"/>
-              <w:snapToGrid w:val="0"/>
-              <w:spacing w:line="242" w:lineRule="auto"/>
-              <w:textAlignment w:val="baseline"/>
-            </w:pPr>
-          </w:p>
-          <w:p>
-            <w:pPr>
-              <w:pStyle w:val="25"/>
-              <w:keepNext w:val="0"/>
-              <w:keepLines w:val="0"/>
-              <w:pageBreakBefore w:val="0"/>
-              <w:widowControl w:val="0"/>
-              <w:kinsoku w:val="0"/>
-              <w:wordWrap/>
-              <w:overflowPunct/>
-              <w:topLinePunct w:val="0"/>
-              <w:autoSpaceDE w:val="0"/>
-              <w:autoSpaceDN w:val="0"/>
-              <w:bidi w:val="0"/>
-              <w:adjustRightInd w:val="0"/>
-              <w:snapToGrid w:val="0"/>
-              <w:spacing w:line="242" w:lineRule="auto"/>
-              <w:textAlignment w:val="baseline"/>
-            </w:pPr>
-          </w:p>
-          <w:p>
-            <w:pPr>
-              <w:pStyle w:val="25"/>
-              <w:keepNext w:val="0"/>
-              <w:keepLines w:val="0"/>
-              <w:pageBreakBefore w:val="0"/>
-              <w:widowControl w:val="0"/>
-              <w:kinsoku w:val="0"/>
-              <w:wordWrap/>
-              <w:overflowPunct/>
-              <w:topLinePunct w:val="0"/>
-              <w:autoSpaceDE w:val="0"/>
-              <w:autoSpaceDN w:val="0"/>
-              <w:bidi w:val="0"/>
-              <w:adjustRightInd w:val="0"/>
-              <w:snapToGrid w:val="0"/>
-              <w:spacing w:line="242" w:lineRule="auto"/>
-              <w:textAlignment w:val="baseline"/>
-            </w:pPr>
-          </w:p>
-          <w:p>
-            <w:pPr>
-              <w:pStyle w:val="25"/>
-              <w:keepNext w:val="0"/>
-              <w:keepLines w:val="0"/>
-              <w:pageBreakBefore w:val="0"/>
-              <w:widowControl w:val="0"/>
-              <w:kinsoku w:val="0"/>
-              <w:wordWrap/>
-              <w:overflowPunct/>
-              <w:topLinePunct w:val="0"/>
-              <w:autoSpaceDE w:val="0"/>
-              <w:autoSpaceDN w:val="0"/>
-              <w:bidi w:val="0"/>
-              <w:adjustRightInd w:val="0"/>
-              <w:snapToGrid w:val="0"/>
-              <w:spacing w:line="242" w:lineRule="auto"/>
-              <w:textAlignment w:val="baseline"/>
-            </w:pPr>
-          </w:p>
-          <w:p>
-            <w:pPr>
-              <w:pStyle w:val="25"/>
-              <w:keepNext w:val="0"/>
-              <w:keepLines w:val="0"/>
-              <w:pageBreakBefore w:val="0"/>
-              <w:widowControl w:val="0"/>
-              <w:kinsoku w:val="0"/>
-              <w:wordWrap/>
-              <w:overflowPunct/>
-              <w:topLinePunct w:val="0"/>
-              <w:autoSpaceDE w:val="0"/>
-              <w:autoSpaceDN w:val="0"/>
-              <w:bidi w:val="0"/>
-              <w:adjustRightInd w:val="0"/>
-              <w:snapToGrid w:val="0"/>
-              <w:spacing w:line="242" w:lineRule="auto"/>
-              <w:textAlignment w:val="baseline"/>
-            </w:pPr>
-          </w:p>
-          <w:p>
-            <w:pPr>
-              <w:pStyle w:val="25"/>
-              <w:keepNext w:val="0"/>
-              <w:keepLines w:val="0"/>
-              <w:pageBreakBefore w:val="0"/>
-              <w:widowControl w:val="0"/>
-              <w:kinsoku w:val="0"/>
-              <w:wordWrap/>
-              <w:overflowPunct/>
-              <w:topLinePunct w:val="0"/>
-              <w:autoSpaceDE w:val="0"/>
-              <w:autoSpaceDN w:val="0"/>
-              <w:bidi w:val="0"/>
-              <w:adjustRightInd w:val="0"/>
-              <w:snapToGrid w:val="0"/>
-              <w:spacing w:line="242" w:lineRule="auto"/>
-              <w:textAlignment w:val="baseline"/>
-            </w:pPr>
-          </w:p>
-          <w:p>
-            <w:pPr>
-              <w:pStyle w:val="25"/>
-              <w:keepNext w:val="0"/>
-              <w:keepLines w:val="0"/>
-              <w:pageBreakBefore w:val="0"/>
-              <w:widowControl w:val="0"/>
-              <w:kinsoku w:val="0"/>
-              <w:wordWrap/>
-              <w:overflowPunct/>
-              <w:topLinePunct w:val="0"/>
-              <w:autoSpaceDE w:val="0"/>
-              <w:autoSpaceDN w:val="0"/>
-              <w:bidi w:val="0"/>
-              <w:adjustRightInd w:val="0"/>
-              <w:snapToGrid w:val="0"/>
-              <w:spacing w:line="242" w:lineRule="auto"/>
-              <w:textAlignment w:val="baseline"/>
-            </w:pPr>
-          </w:p>
-          <w:p>
-            <w:pPr>
-              <w:pStyle w:val="25"/>
-              <w:keepNext w:val="0"/>
-              <w:keepLines w:val="0"/>
-              <w:pageBreakBefore w:val="0"/>
-              <w:widowControl w:val="0"/>
-              <w:kinsoku w:val="0"/>
-              <w:wordWrap/>
-              <w:overflowPunct/>
-              <w:topLinePunct w:val="0"/>
-              <w:autoSpaceDE w:val="0"/>
-              <w:autoSpaceDN w:val="0"/>
-              <w:bidi w:val="0"/>
-              <w:adjustRightInd w:val="0"/>
-              <w:snapToGrid w:val="0"/>
-              <w:spacing w:line="242" w:lineRule="auto"/>
-              <w:textAlignment w:val="baseline"/>
-            </w:pPr>
-          </w:p>
-          <w:p>
-            <w:pPr>
-              <w:pStyle w:val="25"/>
-              <w:keepNext w:val="0"/>
-              <w:keepLines w:val="0"/>
-              <w:pageBreakBefore w:val="0"/>
-              <w:widowControl w:val="0"/>
-              <w:kinsoku w:val="0"/>
-              <w:wordWrap/>
-              <w:overflowPunct/>
-              <w:topLinePunct w:val="0"/>
-              <w:autoSpaceDE w:val="0"/>
-              <w:autoSpaceDN w:val="0"/>
-              <w:bidi w:val="0"/>
-              <w:adjustRightInd w:val="0"/>
-              <w:snapToGrid w:val="0"/>
-              <w:spacing w:line="243" w:lineRule="auto"/>
-              <w:textAlignment w:val="baseline"/>
-            </w:pPr>
-          </w:p>
-          <w:p>
-            <w:pPr>
-              <w:pStyle w:val="25"/>
-              <w:keepNext w:val="0"/>
-              <w:keepLines w:val="0"/>
-              <w:pageBreakBefore w:val="0"/>
-              <w:widowControl w:val="0"/>
-              <w:kinsoku w:val="0"/>
-              <w:wordWrap/>
-              <w:overflowPunct/>
-              <w:topLinePunct w:val="0"/>
-              <w:autoSpaceDE w:val="0"/>
-              <w:autoSpaceDN w:val="0"/>
-              <w:bidi w:val="0"/>
-              <w:adjustRightInd w:val="0"/>
-              <w:snapToGrid w:val="0"/>
-              <w:spacing w:line="243" w:lineRule="auto"/>
-              <w:textAlignment w:val="baseline"/>
-            </w:pPr>
-          </w:p>
-          <w:p>
-            <w:pPr>
-              <w:keepNext w:val="0"/>
-              <w:keepLines w:val="0"/>
-              <w:pageBreakBefore w:val="0"/>
-              <w:widowControl w:val="0"/>
-              <w:kinsoku w:val="0"/>
-              <w:wordWrap/>
-              <w:overflowPunct/>
-              <w:topLinePunct w:val="0"/>
-              <w:autoSpaceDE w:val="0"/>
-              <w:autoSpaceDN w:val="0"/>
-              <w:bidi w:val="0"/>
-              <w:adjustRightInd w:val="0"/>
-              <w:snapToGrid w:val="0"/>
-              <w:spacing w:before="42" w:line="239" w:lineRule="auto"/>
-              <w:ind w:left="486" w:right="285" w:hanging="211"/>
-              <w:textAlignment w:val="baseline"/>
-              <w:rPr>
-                <w:rFonts w:ascii="宋体" w:hAnsi="宋体" w:eastAsia="宋体" w:cs="宋体"/>
-                <w:sz w:val="13"/>
-                <w:szCs w:val="13"/>
-              </w:rPr>
-            </w:pPr>
-            <w:r>
-              <w:rPr>
-                <w:rFonts w:ascii="宋体" w:hAnsi="宋体" w:eastAsia="宋体" w:cs="宋体"/>
-                <w:spacing w:val="8"/>
-                <w:sz w:val="13"/>
-                <w:szCs w:val="13"/>
-              </w:rPr>
-              <w:t>客户问题协</w:t>
-            </w:r>
-            <w:r>
-              <w:rPr>
-                <w:rFonts w:ascii="宋体" w:hAnsi="宋体" w:eastAsia="宋体" w:cs="宋体"/>
-                <w:spacing w:val="4"/>
-                <w:sz w:val="13"/>
-                <w:szCs w:val="13"/>
-              </w:rPr>
-              <w:t>调单</w:t>
-            </w:r>
-          </w:p>
-          <w:p>
-            <w:pPr>
-              <w:pStyle w:val="25"/>
-              <w:keepNext w:val="0"/>
-              <w:keepLines w:val="0"/>
-              <w:pageBreakBefore w:val="0"/>
-              <w:widowControl w:val="0"/>
-              <w:kinsoku w:val="0"/>
-              <w:wordWrap/>
-              <w:overflowPunct/>
-              <w:topLinePunct w:val="0"/>
-              <w:autoSpaceDE w:val="0"/>
-              <w:autoSpaceDN w:val="0"/>
-              <w:bidi w:val="0"/>
-              <w:adjustRightInd w:val="0"/>
-              <w:snapToGrid w:val="0"/>
-              <w:spacing w:line="247" w:lineRule="auto"/>
-              <w:textAlignment w:val="baseline"/>
-            </w:pPr>
-          </w:p>
-          <w:p>
-            <w:pPr>
-              <w:pStyle w:val="25"/>
-              <w:keepNext w:val="0"/>
-              <w:keepLines w:val="0"/>
-              <w:pageBreakBefore w:val="0"/>
-              <w:widowControl w:val="0"/>
-              <w:kinsoku w:val="0"/>
-              <w:wordWrap/>
-              <w:overflowPunct/>
-              <w:topLinePunct w:val="0"/>
-              <w:autoSpaceDE w:val="0"/>
-              <w:autoSpaceDN w:val="0"/>
-              <w:bidi w:val="0"/>
-              <w:adjustRightInd w:val="0"/>
-              <w:snapToGrid w:val="0"/>
-              <w:spacing w:line="247" w:lineRule="auto"/>
-              <w:textAlignment w:val="baseline"/>
-            </w:pPr>
-          </w:p>
-          <w:p>
-            <w:pPr>
-              <w:pStyle w:val="25"/>
-              <w:keepNext w:val="0"/>
-              <w:keepLines w:val="0"/>
-              <w:pageBreakBefore w:val="0"/>
-              <w:widowControl w:val="0"/>
-              <w:kinsoku w:val="0"/>
-              <w:wordWrap/>
-              <w:overflowPunct/>
-              <w:topLinePunct w:val="0"/>
-              <w:autoSpaceDE w:val="0"/>
-              <w:autoSpaceDN w:val="0"/>
-              <w:bidi w:val="0"/>
-              <w:adjustRightInd w:val="0"/>
-              <w:snapToGrid w:val="0"/>
-              <w:spacing w:line="248" w:lineRule="auto"/>
-              <w:textAlignment w:val="baseline"/>
-            </w:pPr>
-          </w:p>
-          <w:p>
-            <w:pPr>
-              <w:pStyle w:val="25"/>
-              <w:keepNext w:val="0"/>
-              <w:keepLines w:val="0"/>
-              <w:pageBreakBefore w:val="0"/>
-              <w:widowControl w:val="0"/>
-              <w:kinsoku w:val="0"/>
-              <w:wordWrap/>
-              <w:overflowPunct/>
-              <w:topLinePunct w:val="0"/>
-              <w:autoSpaceDE w:val="0"/>
-              <w:autoSpaceDN w:val="0"/>
-              <w:bidi w:val="0"/>
-              <w:adjustRightInd w:val="0"/>
-              <w:snapToGrid w:val="0"/>
-              <w:spacing w:line="248" w:lineRule="auto"/>
-              <w:textAlignment w:val="baseline"/>
-            </w:pPr>
-          </w:p>
-          <w:p>
-            <w:pPr>
-              <w:pStyle w:val="25"/>
-              <w:keepNext w:val="0"/>
-              <w:keepLines w:val="0"/>
-              <w:pageBreakBefore w:val="0"/>
-              <w:widowControl w:val="0"/>
-              <w:kinsoku w:val="0"/>
-              <w:wordWrap/>
-              <w:overflowPunct/>
-              <w:topLinePunct w:val="0"/>
-              <w:autoSpaceDE w:val="0"/>
-              <w:autoSpaceDN w:val="0"/>
-              <w:bidi w:val="0"/>
-              <w:adjustRightInd w:val="0"/>
-              <w:snapToGrid w:val="0"/>
-              <w:spacing w:line="248" w:lineRule="auto"/>
-              <w:textAlignment w:val="baseline"/>
-            </w:pPr>
-          </w:p>
-          <w:p>
-            <w:pPr>
-              <w:pStyle w:val="25"/>
-              <w:keepNext w:val="0"/>
-              <w:keepLines w:val="0"/>
-              <w:pageBreakBefore w:val="0"/>
-              <w:widowControl w:val="0"/>
-              <w:kinsoku w:val="0"/>
-              <w:wordWrap/>
-              <w:overflowPunct/>
-              <w:topLinePunct w:val="0"/>
-              <w:autoSpaceDE w:val="0"/>
-              <w:autoSpaceDN w:val="0"/>
-              <w:bidi w:val="0"/>
-              <w:adjustRightInd w:val="0"/>
-              <w:snapToGrid w:val="0"/>
-              <w:spacing w:line="248" w:lineRule="auto"/>
-              <w:textAlignment w:val="baseline"/>
-            </w:pPr>
-          </w:p>
-          <w:p>
-            <w:pPr>
-              <w:pStyle w:val="25"/>
-              <w:keepNext w:val="0"/>
-              <w:keepLines w:val="0"/>
-              <w:pageBreakBefore w:val="0"/>
-              <w:widowControl w:val="0"/>
-              <w:kinsoku w:val="0"/>
-              <w:wordWrap/>
-              <w:overflowPunct/>
-              <w:topLinePunct w:val="0"/>
-              <w:autoSpaceDE w:val="0"/>
-              <w:autoSpaceDN w:val="0"/>
-              <w:bidi w:val="0"/>
-              <w:adjustRightInd w:val="0"/>
-              <w:snapToGrid w:val="0"/>
-              <w:spacing w:line="248" w:lineRule="auto"/>
-              <w:textAlignment w:val="baseline"/>
-            </w:pPr>
-          </w:p>
-          <w:p>
-            <w:pPr>
-              <w:keepNext w:val="0"/>
-              <w:keepLines w:val="0"/>
-              <w:pageBreakBefore w:val="0"/>
-              <w:widowControl w:val="0"/>
-              <w:kinsoku w:val="0"/>
-              <w:wordWrap/>
-              <w:overflowPunct/>
-              <w:topLinePunct w:val="0"/>
-              <w:autoSpaceDE w:val="0"/>
-              <w:autoSpaceDN w:val="0"/>
-              <w:bidi w:val="0"/>
-              <w:adjustRightInd w:val="0"/>
-              <w:snapToGrid w:val="0"/>
-              <w:spacing w:before="42" w:line="229" w:lineRule="auto"/>
-              <w:ind w:left="307"/>
-              <w:textAlignment w:val="baseline"/>
-              <w:rPr>
-                <w:rFonts w:ascii="宋体" w:hAnsi="宋体" w:eastAsia="宋体" w:cs="宋体"/>
-                <w:sz w:val="13"/>
-                <w:szCs w:val="13"/>
-              </w:rPr>
-            </w:pPr>
-            <w:r>
-              <w:rPr>
-                <w:rFonts w:ascii="宋体" w:hAnsi="宋体" w:eastAsia="宋体" w:cs="宋体"/>
-                <w:spacing w:val="8"/>
-                <w:sz w:val="13"/>
-                <w:szCs w:val="13"/>
-              </w:rPr>
-              <w:t>客户满意度</w:t>
-            </w:r>
-          </w:p>
-        </w:tc>
-      </w:tr>
-      <w:tr>
-        <w:tblPrEx>
-          <w:tblBorders>
-            <w:top w:val="single" w:color="000000" w:sz="2" w:space="0"/>
-            <w:left w:val="single" w:color="000000" w:sz="2" w:space="0"/>
-            <w:bottom w:val="single" w:color="000000" w:sz="2" w:space="0"/>
-            <w:right w:val="single" w:color="000000" w:sz="2" w:space="0"/>
-            <w:insideH w:val="single" w:color="000000" w:sz="2" w:space="0"/>
-            <w:insideV w:val="single" w:color="000000" w:sz="2" w:space="0"/>
-          </w:tblBorders>
-          <w:tblCellMar>
-            <w:top w:w="0" w:type="dxa"/>
-            <w:left w:w="0" w:type="dxa"/>
-            <w:bottom w:w="0" w:type="dxa"/>
-            <w:right w:w="0" w:type="dxa"/>
-          </w:tblCellMar>
-        </w:tblPrEx>
-        <w:trPr>
-          <w:trHeight w:val="1691" w:hRule="atLeast"/>
-        </w:trPr>
-        <w:tc>
-          <w:tcPr>
-            <w:tcW w:w="404" w:type="dxa"/>
-            <w:vMerge w:val="continue"/>
-            <w:tcBorders>
-              <w:top w:val="nil"/>
-              <w:bottom w:val="nil"/>
-            </w:tcBorders>
-          </w:tcPr>
-          <w:p>
-            <w:pPr>
-              <w:pStyle w:val="25"/>
-              <w:keepNext w:val="0"/>
-              <w:keepLines w:val="0"/>
-              <w:pageBreakBefore w:val="0"/>
-              <w:widowControl w:val="0"/>
-              <w:kinsoku w:val="0"/>
-              <w:wordWrap/>
-              <w:overflowPunct/>
-              <w:topLinePunct w:val="0"/>
-              <w:autoSpaceDE w:val="0"/>
-              <w:autoSpaceDN w:val="0"/>
-              <w:bidi w:val="0"/>
-              <w:adjustRightInd w:val="0"/>
-              <w:snapToGrid w:val="0"/>
-              <w:textAlignment w:val="baseline"/>
-            </w:pPr>
-          </w:p>
-        </w:tc>
-        <w:tc>
-          <w:tcPr>
-            <w:tcW w:w="1178" w:type="dxa"/>
-            <w:vMerge w:val="continue"/>
-            <w:tcBorders>
-              <w:top w:val="nil"/>
-              <w:bottom w:val="nil"/>
-            </w:tcBorders>
-          </w:tcPr>
-          <w:p>
-            <w:pPr>
-              <w:pStyle w:val="25"/>
-              <w:keepNext w:val="0"/>
-              <w:keepLines w:val="0"/>
-              <w:pageBreakBefore w:val="0"/>
-              <w:widowControl w:val="0"/>
-              <w:kinsoku w:val="0"/>
-              <w:wordWrap/>
-              <w:overflowPunct/>
-              <w:topLinePunct w:val="0"/>
-              <w:autoSpaceDE w:val="0"/>
-              <w:autoSpaceDN w:val="0"/>
-              <w:bidi w:val="0"/>
-              <w:adjustRightInd w:val="0"/>
-              <w:snapToGrid w:val="0"/>
-              <w:textAlignment w:val="baseline"/>
-            </w:pPr>
-          </w:p>
-        </w:tc>
-        <w:tc>
-          <w:tcPr>
-            <w:tcW w:w="1987" w:type="dxa"/>
-            <w:gridSpan w:val="2"/>
-            <w:tcBorders>
-              <w:bottom w:val="nil"/>
-            </w:tcBorders>
-          </w:tcPr>
-          <w:p>
-            <w:pPr>
-              <w:pStyle w:val="25"/>
-              <w:keepNext w:val="0"/>
-              <w:keepLines w:val="0"/>
-              <w:pageBreakBefore w:val="0"/>
-              <w:widowControl w:val="0"/>
-              <w:kinsoku w:val="0"/>
-              <w:wordWrap/>
-              <w:overflowPunct/>
-              <w:topLinePunct w:val="0"/>
-              <w:autoSpaceDE w:val="0"/>
-              <w:autoSpaceDN w:val="0"/>
-              <w:bidi w:val="0"/>
-              <w:adjustRightInd w:val="0"/>
-              <w:snapToGrid w:val="0"/>
-              <w:spacing w:line="259" w:lineRule="auto"/>
-              <w:textAlignment w:val="baseline"/>
-            </w:pPr>
-          </w:p>
-          <w:p>
-            <w:pPr>
-              <w:keepNext w:val="0"/>
-              <w:keepLines w:val="0"/>
-              <w:pageBreakBefore w:val="0"/>
-              <w:widowControl w:val="0"/>
-              <w:kinsoku w:val="0"/>
-              <w:wordWrap/>
-              <w:overflowPunct/>
-              <w:topLinePunct w:val="0"/>
-              <w:autoSpaceDE w:val="0"/>
-              <w:autoSpaceDN w:val="0"/>
-              <w:bidi w:val="0"/>
-              <w:adjustRightInd w:val="0"/>
-              <w:snapToGrid w:val="0"/>
-              <w:spacing w:before="43" w:line="231" w:lineRule="auto"/>
-              <w:ind w:left="727"/>
-              <w:textAlignment w:val="baseline"/>
-              <w:rPr>
-                <w:rFonts w:ascii="宋体" w:hAnsi="宋体" w:eastAsia="宋体" w:cs="宋体"/>
-                <w:sz w:val="13"/>
-                <w:szCs w:val="13"/>
-              </w:rPr>
-            </w:pPr>
-            <w:r>
-              <w:rPr>
-                <w:rFonts w:ascii="宋体" w:hAnsi="宋体" w:eastAsia="宋体" w:cs="宋体"/>
-                <w:spacing w:val="5"/>
-                <w:sz w:val="13"/>
-                <w:szCs w:val="13"/>
-              </w:rPr>
-              <w:t>开始</w:t>
-            </w:r>
-          </w:p>
-          <w:p>
-            <w:pPr>
-              <w:pStyle w:val="25"/>
-              <w:keepNext w:val="0"/>
-              <w:keepLines w:val="0"/>
-              <w:pageBreakBefore w:val="0"/>
-              <w:widowControl w:val="0"/>
-              <w:kinsoku w:val="0"/>
-              <w:wordWrap/>
-              <w:overflowPunct/>
-              <w:topLinePunct w:val="0"/>
-              <w:autoSpaceDE w:val="0"/>
-              <w:autoSpaceDN w:val="0"/>
-              <w:bidi w:val="0"/>
-              <w:adjustRightInd w:val="0"/>
-              <w:snapToGrid w:val="0"/>
-              <w:spacing w:line="371" w:lineRule="auto"/>
-              <w:textAlignment w:val="baseline"/>
-            </w:pPr>
-          </w:p>
-          <w:p>
-            <w:pPr>
-              <w:keepNext w:val="0"/>
-              <w:keepLines w:val="0"/>
-              <w:pageBreakBefore w:val="0"/>
-              <w:widowControl w:val="0"/>
-              <w:kinsoku w:val="0"/>
-              <w:wordWrap/>
-              <w:overflowPunct/>
-              <w:topLinePunct w:val="0"/>
-              <w:autoSpaceDE w:val="0"/>
-              <w:autoSpaceDN w:val="0"/>
-              <w:bidi w:val="0"/>
-              <w:adjustRightInd w:val="0"/>
-              <w:snapToGrid w:val="0"/>
-              <w:spacing w:before="42" w:line="229" w:lineRule="auto"/>
-              <w:ind w:left="513"/>
-              <w:textAlignment w:val="baseline"/>
-              <w:rPr>
-                <w:rFonts w:ascii="宋体" w:hAnsi="宋体" w:eastAsia="宋体" w:cs="宋体"/>
-                <w:sz w:val="13"/>
-                <w:szCs w:val="13"/>
-              </w:rPr>
-            </w:pPr>
-            <w:r>
-              <w:rPr>
-                <w:rFonts w:ascii="宋体" w:hAnsi="宋体" w:eastAsia="宋体" w:cs="宋体"/>
-                <w:spacing w:val="9"/>
-                <w:sz w:val="13"/>
-                <w:szCs w:val="13"/>
-              </w:rPr>
-              <w:t>记录与分类</w:t>
-            </w:r>
-          </w:p>
-        </w:tc>
-        <w:tc>
-          <w:tcPr>
-            <w:tcW w:w="1980" w:type="dxa"/>
-            <w:gridSpan w:val="2"/>
-            <w:vMerge w:val="restart"/>
-            <w:tcBorders>
-              <w:bottom w:val="nil"/>
-            </w:tcBorders>
-          </w:tcPr>
-          <w:p>
-            <w:pPr>
-              <w:pStyle w:val="25"/>
-              <w:keepNext w:val="0"/>
-              <w:keepLines w:val="0"/>
-              <w:pageBreakBefore w:val="0"/>
-              <w:widowControl w:val="0"/>
-              <w:kinsoku w:val="0"/>
-              <w:wordWrap/>
-              <w:overflowPunct/>
-              <w:topLinePunct w:val="0"/>
-              <w:autoSpaceDE w:val="0"/>
-              <w:autoSpaceDN w:val="0"/>
-              <w:bidi w:val="0"/>
-              <w:adjustRightInd w:val="0"/>
-              <w:snapToGrid w:val="0"/>
-              <w:spacing w:line="243" w:lineRule="auto"/>
-              <w:textAlignment w:val="baseline"/>
-            </w:pPr>
-          </w:p>
-          <w:p>
-            <w:pPr>
-              <w:pStyle w:val="25"/>
-              <w:keepNext w:val="0"/>
-              <w:keepLines w:val="0"/>
-              <w:pageBreakBefore w:val="0"/>
-              <w:widowControl w:val="0"/>
-              <w:kinsoku w:val="0"/>
-              <w:wordWrap/>
-              <w:overflowPunct/>
-              <w:topLinePunct w:val="0"/>
-              <w:autoSpaceDE w:val="0"/>
-              <w:autoSpaceDN w:val="0"/>
-              <w:bidi w:val="0"/>
-              <w:adjustRightInd w:val="0"/>
-              <w:snapToGrid w:val="0"/>
-              <w:spacing w:line="243" w:lineRule="auto"/>
-              <w:textAlignment w:val="baseline"/>
-            </w:pPr>
-          </w:p>
-          <w:p>
-            <w:pPr>
-              <w:pStyle w:val="25"/>
-              <w:keepNext w:val="0"/>
-              <w:keepLines w:val="0"/>
-              <w:pageBreakBefore w:val="0"/>
-              <w:widowControl w:val="0"/>
-              <w:kinsoku w:val="0"/>
-              <w:wordWrap/>
-              <w:overflowPunct/>
-              <w:topLinePunct w:val="0"/>
-              <w:autoSpaceDE w:val="0"/>
-              <w:autoSpaceDN w:val="0"/>
-              <w:bidi w:val="0"/>
-              <w:adjustRightInd w:val="0"/>
-              <w:snapToGrid w:val="0"/>
-              <w:spacing w:line="243" w:lineRule="auto"/>
-              <w:textAlignment w:val="baseline"/>
-            </w:pPr>
-          </w:p>
-          <w:p>
-            <w:pPr>
-              <w:pStyle w:val="25"/>
-              <w:keepNext w:val="0"/>
-              <w:keepLines w:val="0"/>
-              <w:pageBreakBefore w:val="0"/>
-              <w:widowControl w:val="0"/>
-              <w:kinsoku w:val="0"/>
-              <w:wordWrap/>
-              <w:overflowPunct/>
-              <w:topLinePunct w:val="0"/>
-              <w:autoSpaceDE w:val="0"/>
-              <w:autoSpaceDN w:val="0"/>
-              <w:bidi w:val="0"/>
-              <w:adjustRightInd w:val="0"/>
-              <w:snapToGrid w:val="0"/>
-              <w:spacing w:line="244" w:lineRule="auto"/>
-              <w:textAlignment w:val="baseline"/>
-            </w:pPr>
-          </w:p>
-          <w:p>
-            <w:pPr>
-              <w:pStyle w:val="25"/>
-              <w:keepNext w:val="0"/>
-              <w:keepLines w:val="0"/>
-              <w:pageBreakBefore w:val="0"/>
-              <w:widowControl w:val="0"/>
-              <w:kinsoku w:val="0"/>
-              <w:wordWrap/>
-              <w:overflowPunct/>
-              <w:topLinePunct w:val="0"/>
-              <w:autoSpaceDE w:val="0"/>
-              <w:autoSpaceDN w:val="0"/>
-              <w:bidi w:val="0"/>
-              <w:adjustRightInd w:val="0"/>
-              <w:snapToGrid w:val="0"/>
-              <w:spacing w:line="244" w:lineRule="auto"/>
-              <w:textAlignment w:val="baseline"/>
-            </w:pPr>
-          </w:p>
-          <w:p>
-            <w:pPr>
-              <w:pStyle w:val="25"/>
-              <w:keepNext w:val="0"/>
-              <w:keepLines w:val="0"/>
-              <w:pageBreakBefore w:val="0"/>
-              <w:widowControl w:val="0"/>
-              <w:kinsoku w:val="0"/>
-              <w:wordWrap/>
-              <w:overflowPunct/>
-              <w:topLinePunct w:val="0"/>
-              <w:autoSpaceDE w:val="0"/>
-              <w:autoSpaceDN w:val="0"/>
-              <w:bidi w:val="0"/>
-              <w:adjustRightInd w:val="0"/>
-              <w:snapToGrid w:val="0"/>
-              <w:spacing w:line="244" w:lineRule="auto"/>
-              <w:textAlignment w:val="baseline"/>
-            </w:pPr>
-          </w:p>
-          <w:p>
-            <w:pPr>
-              <w:keepNext w:val="0"/>
-              <w:keepLines w:val="0"/>
-              <w:pageBreakBefore w:val="0"/>
-              <w:widowControl w:val="0"/>
-              <w:kinsoku w:val="0"/>
-              <w:wordWrap/>
-              <w:overflowPunct/>
-              <w:topLinePunct w:val="0"/>
-              <w:autoSpaceDE w:val="0"/>
-              <w:autoSpaceDN w:val="0"/>
-              <w:bidi w:val="0"/>
-              <w:adjustRightInd w:val="0"/>
-              <w:snapToGrid w:val="0"/>
-              <w:spacing w:before="48" w:line="220" w:lineRule="auto"/>
-              <w:ind w:firstLine="438" w:firstLineChars="300"/>
-              <w:textAlignment w:val="baseline"/>
-              <w:rPr>
-                <w:rFonts w:ascii="宋体" w:hAnsi="宋体" w:eastAsia="宋体" w:cs="宋体"/>
-                <w:sz w:val="15"/>
-                <w:szCs w:val="15"/>
-              </w:rPr>
-            </w:pPr>
-            <w:r>
-              <w:rPr>
-                <w:rFonts w:ascii="宋体" w:hAnsi="宋体" w:eastAsia="宋体" w:cs="宋体"/>
-                <w:spacing w:val="-2"/>
-                <w:sz w:val="15"/>
-                <w:szCs w:val="15"/>
-              </w:rPr>
-              <w:t>一线转二线</w:t>
-            </w:r>
-          </w:p>
-          <w:p>
-            <w:pPr>
-              <w:pStyle w:val="25"/>
-              <w:keepNext w:val="0"/>
-              <w:keepLines w:val="0"/>
-              <w:pageBreakBefore w:val="0"/>
-              <w:widowControl w:val="0"/>
-              <w:kinsoku w:val="0"/>
-              <w:wordWrap/>
-              <w:overflowPunct/>
-              <w:topLinePunct w:val="0"/>
-              <w:autoSpaceDE w:val="0"/>
-              <w:autoSpaceDN w:val="0"/>
-              <w:bidi w:val="0"/>
-              <w:adjustRightInd w:val="0"/>
-              <w:snapToGrid w:val="0"/>
-              <w:spacing w:line="257" w:lineRule="auto"/>
-              <w:textAlignment w:val="baseline"/>
-            </w:pPr>
-          </w:p>
-          <w:p>
-            <w:pPr>
-              <w:pStyle w:val="25"/>
-              <w:keepNext w:val="0"/>
-              <w:keepLines w:val="0"/>
-              <w:pageBreakBefore w:val="0"/>
-              <w:widowControl w:val="0"/>
-              <w:kinsoku w:val="0"/>
-              <w:wordWrap/>
-              <w:overflowPunct/>
-              <w:topLinePunct w:val="0"/>
-              <w:autoSpaceDE w:val="0"/>
-              <w:autoSpaceDN w:val="0"/>
-              <w:bidi w:val="0"/>
-              <w:adjustRightInd w:val="0"/>
-              <w:snapToGrid w:val="0"/>
-              <w:spacing w:line="257" w:lineRule="auto"/>
-              <w:textAlignment w:val="baseline"/>
-            </w:pPr>
-          </w:p>
-          <w:p>
-            <w:pPr>
-              <w:keepNext w:val="0"/>
-              <w:keepLines w:val="0"/>
-              <w:pageBreakBefore w:val="0"/>
-              <w:widowControl w:val="0"/>
-              <w:kinsoku w:val="0"/>
-              <w:wordWrap/>
-              <w:overflowPunct/>
-              <w:topLinePunct w:val="0"/>
-              <w:autoSpaceDE w:val="0"/>
-              <w:autoSpaceDN w:val="0"/>
-              <w:bidi w:val="0"/>
-              <w:adjustRightInd w:val="0"/>
-              <w:snapToGrid w:val="0"/>
-              <w:spacing w:before="42" w:line="198" w:lineRule="auto"/>
-              <w:ind w:left="225"/>
-              <w:textAlignment w:val="baseline"/>
-              <w:rPr>
-                <w:rFonts w:ascii="宋体" w:hAnsi="宋体" w:eastAsia="宋体" w:cs="宋体"/>
-                <w:sz w:val="13"/>
-                <w:szCs w:val="13"/>
-              </w:rPr>
-            </w:pPr>
-            <w:r>
-              <w:rPr>
-                <w:rFonts w:ascii="宋体" w:hAnsi="宋体" w:eastAsia="宋体" w:cs="宋体"/>
-                <w:spacing w:val="9"/>
-                <w:sz w:val="13"/>
-                <w:szCs w:val="13"/>
-              </w:rPr>
-              <w:t>判别是否能直接处</w:t>
-            </w:r>
-          </w:p>
-        </w:tc>
-        <w:tc>
-          <w:tcPr>
-            <w:tcW w:w="210" w:type="dxa"/>
-            <w:vMerge w:val="restart"/>
-            <w:tcBorders>
-              <w:bottom w:val="nil"/>
-              <w:right w:val="nil"/>
-            </w:tcBorders>
-          </w:tcPr>
-          <w:p>
-            <w:pPr>
-              <w:pStyle w:val="25"/>
-              <w:keepNext w:val="0"/>
-              <w:keepLines w:val="0"/>
-              <w:pageBreakBefore w:val="0"/>
-              <w:widowControl w:val="0"/>
-              <w:kinsoku w:val="0"/>
-              <w:wordWrap/>
-              <w:overflowPunct/>
-              <w:topLinePunct w:val="0"/>
-              <w:autoSpaceDE w:val="0"/>
-              <w:autoSpaceDN w:val="0"/>
-              <w:bidi w:val="0"/>
-              <w:adjustRightInd w:val="0"/>
-              <w:snapToGrid w:val="0"/>
-              <w:textAlignment w:val="baseline"/>
-            </w:pPr>
-            <w:r>
-              <w:pict>
-                <v:shape id="_x0000_s1026" o:spid="_x0000_s1026" o:spt="202" type="#_x0000_t202" style="position:absolute;left:0pt;margin-left:-3.3pt;margin-top:170.4pt;height:10.1pt;width:8.6pt;mso-position-horizontal-relative:page;mso-position-vertical-relative:page;z-index:251661312;mso-width-relative:page;mso-height-relative:page;" filled="f" stroked="f" coordsize="21600,21600">
-                  <v:path/>
-                  <v:fill on="f" focussize="0,0"/>
-                  <v:stroke on="f" joinstyle="miter"/>
-                  <v:imagedata o:title=""/>
-                  <o:lock v:ext="edit" aspectratio="f"/>
-                  <v:textbox inset="0mm,0mm,0mm,0mm">
-                    <w:txbxContent>
-                      <w:p>
-                        <w:pPr>
-                          <w:spacing w:before="19" w:line="230" w:lineRule="auto"/>
-                          <w:ind w:left="20"/>
-                          <w:rPr>
-                            <w:rFonts w:ascii="宋体" w:hAnsi="宋体" w:eastAsia="宋体" w:cs="宋体"/>
-                            <w:sz w:val="13"/>
-                            <w:szCs w:val="13"/>
-                          </w:rPr>
-                        </w:pPr>
-                        <w:r>
-                          <w:rPr>
-                            <w:rFonts w:ascii="宋体" w:hAnsi="宋体" w:eastAsia="宋体" w:cs="宋体"/>
-                            <w:spacing w:val="1"/>
-                            <w:sz w:val="13"/>
-                            <w:szCs w:val="13"/>
-                          </w:rPr>
-                          <w:t>案</w:t>
-                        </w:r>
-                      </w:p>
-                    </w:txbxContent>
-                  </v:textbox>
-                </v:shape>
-              </w:pict>
-            </w:r>
-          </w:p>
-        </w:tc>
-        <w:tc>
-          <w:tcPr>
-            <w:tcW w:w="1303" w:type="dxa"/>
-            <w:vMerge w:val="restart"/>
-            <w:tcBorders>
-              <w:left w:val="nil"/>
-              <w:bottom w:val="nil"/>
-            </w:tcBorders>
-          </w:tcPr>
-          <w:p>
-            <w:pPr>
-              <w:pStyle w:val="25"/>
-              <w:keepNext w:val="0"/>
-              <w:keepLines w:val="0"/>
-              <w:pageBreakBefore w:val="0"/>
-              <w:widowControl w:val="0"/>
-              <w:kinsoku w:val="0"/>
-              <w:wordWrap/>
-              <w:overflowPunct/>
-              <w:topLinePunct w:val="0"/>
-              <w:autoSpaceDE w:val="0"/>
-              <w:autoSpaceDN w:val="0"/>
-              <w:bidi w:val="0"/>
-              <w:adjustRightInd w:val="0"/>
-              <w:snapToGrid w:val="0"/>
-              <w:spacing w:line="251" w:lineRule="auto"/>
-              <w:textAlignment w:val="baseline"/>
-            </w:pPr>
-          </w:p>
-          <w:p>
-            <w:pPr>
-              <w:pStyle w:val="25"/>
-              <w:keepNext w:val="0"/>
-              <w:keepLines w:val="0"/>
-              <w:pageBreakBefore w:val="0"/>
-              <w:widowControl w:val="0"/>
-              <w:kinsoku w:val="0"/>
-              <w:wordWrap/>
-              <w:overflowPunct/>
-              <w:topLinePunct w:val="0"/>
-              <w:autoSpaceDE w:val="0"/>
-              <w:autoSpaceDN w:val="0"/>
-              <w:bidi w:val="0"/>
-              <w:adjustRightInd w:val="0"/>
-              <w:snapToGrid w:val="0"/>
-              <w:spacing w:line="251" w:lineRule="auto"/>
-              <w:textAlignment w:val="baseline"/>
-            </w:pPr>
-          </w:p>
-          <w:p>
-            <w:pPr>
-              <w:pStyle w:val="25"/>
-              <w:keepNext w:val="0"/>
-              <w:keepLines w:val="0"/>
-              <w:pageBreakBefore w:val="0"/>
-              <w:widowControl w:val="0"/>
-              <w:kinsoku w:val="0"/>
-              <w:wordWrap/>
-              <w:overflowPunct/>
-              <w:topLinePunct w:val="0"/>
-              <w:autoSpaceDE w:val="0"/>
-              <w:autoSpaceDN w:val="0"/>
-              <w:bidi w:val="0"/>
-              <w:adjustRightInd w:val="0"/>
-              <w:snapToGrid w:val="0"/>
-              <w:spacing w:line="251" w:lineRule="auto"/>
-              <w:textAlignment w:val="baseline"/>
-            </w:pPr>
-          </w:p>
-          <w:p>
-            <w:pPr>
-              <w:pStyle w:val="25"/>
-              <w:keepNext w:val="0"/>
-              <w:keepLines w:val="0"/>
-              <w:pageBreakBefore w:val="0"/>
-              <w:widowControl w:val="0"/>
-              <w:kinsoku w:val="0"/>
-              <w:wordWrap/>
-              <w:overflowPunct/>
-              <w:topLinePunct w:val="0"/>
-              <w:autoSpaceDE w:val="0"/>
-              <w:autoSpaceDN w:val="0"/>
-              <w:bidi w:val="0"/>
-              <w:adjustRightInd w:val="0"/>
-              <w:snapToGrid w:val="0"/>
-              <w:spacing w:line="251" w:lineRule="auto"/>
-              <w:textAlignment w:val="baseline"/>
-            </w:pPr>
-          </w:p>
-          <w:p>
-            <w:pPr>
-              <w:pStyle w:val="25"/>
-              <w:keepNext w:val="0"/>
-              <w:keepLines w:val="0"/>
-              <w:pageBreakBefore w:val="0"/>
-              <w:widowControl w:val="0"/>
-              <w:kinsoku w:val="0"/>
-              <w:wordWrap/>
-              <w:overflowPunct/>
-              <w:topLinePunct w:val="0"/>
-              <w:autoSpaceDE w:val="0"/>
-              <w:autoSpaceDN w:val="0"/>
-              <w:bidi w:val="0"/>
-              <w:adjustRightInd w:val="0"/>
-              <w:snapToGrid w:val="0"/>
-              <w:spacing w:line="252" w:lineRule="auto"/>
-              <w:textAlignment w:val="baseline"/>
-            </w:pPr>
-          </w:p>
-          <w:p>
-            <w:pPr>
-              <w:pStyle w:val="25"/>
-              <w:keepNext w:val="0"/>
-              <w:keepLines w:val="0"/>
-              <w:pageBreakBefore w:val="0"/>
-              <w:widowControl w:val="0"/>
-              <w:kinsoku w:val="0"/>
-              <w:wordWrap/>
-              <w:overflowPunct/>
-              <w:topLinePunct w:val="0"/>
-              <w:autoSpaceDE w:val="0"/>
-              <w:autoSpaceDN w:val="0"/>
-              <w:bidi w:val="0"/>
-              <w:adjustRightInd w:val="0"/>
-              <w:snapToGrid w:val="0"/>
-              <w:spacing w:line="252" w:lineRule="auto"/>
-              <w:textAlignment w:val="baseline"/>
-            </w:pPr>
-          </w:p>
-          <w:p>
-            <w:pPr>
-              <w:pStyle w:val="25"/>
-              <w:keepNext w:val="0"/>
-              <w:keepLines w:val="0"/>
-              <w:pageBreakBefore w:val="0"/>
-              <w:widowControl w:val="0"/>
-              <w:kinsoku w:val="0"/>
-              <w:wordWrap/>
-              <w:overflowPunct/>
-              <w:topLinePunct w:val="0"/>
-              <w:autoSpaceDE w:val="0"/>
-              <w:autoSpaceDN w:val="0"/>
-              <w:bidi w:val="0"/>
-              <w:adjustRightInd w:val="0"/>
-              <w:snapToGrid w:val="0"/>
-              <w:spacing w:line="252" w:lineRule="auto"/>
-              <w:textAlignment w:val="baseline"/>
-            </w:pPr>
-          </w:p>
-          <w:p>
-            <w:pPr>
-              <w:pStyle w:val="25"/>
-              <w:keepNext w:val="0"/>
-              <w:keepLines w:val="0"/>
-              <w:pageBreakBefore w:val="0"/>
-              <w:widowControl w:val="0"/>
-              <w:kinsoku w:val="0"/>
-              <w:wordWrap/>
-              <w:overflowPunct/>
-              <w:topLinePunct w:val="0"/>
-              <w:autoSpaceDE w:val="0"/>
-              <w:autoSpaceDN w:val="0"/>
-              <w:bidi w:val="0"/>
-              <w:adjustRightInd w:val="0"/>
-              <w:snapToGrid w:val="0"/>
-              <w:spacing w:line="252" w:lineRule="auto"/>
-              <w:textAlignment w:val="baseline"/>
-            </w:pPr>
-          </w:p>
-          <w:p>
-            <w:pPr>
-              <w:pStyle w:val="25"/>
-              <w:keepNext w:val="0"/>
-              <w:keepLines w:val="0"/>
-              <w:pageBreakBefore w:val="0"/>
-              <w:widowControl w:val="0"/>
-              <w:kinsoku w:val="0"/>
-              <w:wordWrap/>
-              <w:overflowPunct/>
-              <w:topLinePunct w:val="0"/>
-              <w:autoSpaceDE w:val="0"/>
-              <w:autoSpaceDN w:val="0"/>
-              <w:bidi w:val="0"/>
-              <w:adjustRightInd w:val="0"/>
-              <w:snapToGrid w:val="0"/>
-              <w:spacing w:line="252" w:lineRule="auto"/>
-              <w:textAlignment w:val="baseline"/>
-            </w:pPr>
-          </w:p>
-          <w:p>
-            <w:pPr>
-              <w:pStyle w:val="25"/>
-              <w:keepNext w:val="0"/>
-              <w:keepLines w:val="0"/>
-              <w:pageBreakBefore w:val="0"/>
-              <w:widowControl w:val="0"/>
-              <w:kinsoku w:val="0"/>
-              <w:wordWrap/>
-              <w:overflowPunct/>
-              <w:topLinePunct w:val="0"/>
-              <w:autoSpaceDE w:val="0"/>
-              <w:autoSpaceDN w:val="0"/>
-              <w:bidi w:val="0"/>
-              <w:adjustRightInd w:val="0"/>
-              <w:snapToGrid w:val="0"/>
-              <w:spacing w:line="252" w:lineRule="auto"/>
-              <w:textAlignment w:val="baseline"/>
-            </w:pPr>
-          </w:p>
-          <w:p>
-            <w:pPr>
-              <w:pStyle w:val="25"/>
-              <w:keepNext w:val="0"/>
-              <w:keepLines w:val="0"/>
-              <w:pageBreakBefore w:val="0"/>
-              <w:widowControl w:val="0"/>
-              <w:kinsoku w:val="0"/>
-              <w:wordWrap/>
-              <w:overflowPunct/>
-              <w:topLinePunct w:val="0"/>
-              <w:autoSpaceDE w:val="0"/>
-              <w:autoSpaceDN w:val="0"/>
-              <w:bidi w:val="0"/>
-              <w:adjustRightInd w:val="0"/>
-              <w:snapToGrid w:val="0"/>
-              <w:spacing w:line="252" w:lineRule="auto"/>
-              <w:textAlignment w:val="baseline"/>
-            </w:pPr>
-          </w:p>
-          <w:p>
-            <w:pPr>
-              <w:keepNext w:val="0"/>
-              <w:keepLines w:val="0"/>
-              <w:pageBreakBefore w:val="0"/>
-              <w:widowControl w:val="0"/>
-              <w:kinsoku w:val="0"/>
-              <w:wordWrap/>
-              <w:overflowPunct/>
-              <w:topLinePunct w:val="0"/>
-              <w:autoSpaceDE w:val="0"/>
-              <w:autoSpaceDN w:val="0"/>
-              <w:bidi w:val="0"/>
-              <w:adjustRightInd w:val="0"/>
-              <w:snapToGrid w:val="0"/>
-              <w:spacing w:before="42" w:line="239" w:lineRule="auto"/>
-              <w:ind w:left="512" w:leftChars="244" w:right="112" w:firstLine="0" w:firstLineChars="0"/>
-              <w:textAlignment w:val="baseline"/>
-              <w:rPr>
-                <w:rFonts w:ascii="宋体" w:hAnsi="宋体" w:eastAsia="宋体" w:cs="宋体"/>
-                <w:sz w:val="13"/>
-                <w:szCs w:val="13"/>
-              </w:rPr>
-            </w:pPr>
-            <w:r>
-              <w:rPr>
-                <w:rFonts w:ascii="宋体" w:hAnsi="宋体" w:eastAsia="宋体" w:cs="宋体"/>
-                <w:spacing w:val="9"/>
-                <w:sz w:val="13"/>
-                <w:szCs w:val="13"/>
-              </w:rPr>
-              <w:t>升级为问题管理</w:t>
-            </w:r>
-            <w:r>
-              <w:rPr>
-                <w:rFonts w:ascii="宋体" w:hAnsi="宋体" w:eastAsia="宋体" w:cs="宋体"/>
-                <w:spacing w:val="5"/>
-                <w:sz w:val="13"/>
-                <w:szCs w:val="13"/>
-              </w:rPr>
-              <w:t>流程</w:t>
-            </w:r>
-          </w:p>
-          <w:p>
-            <w:pPr>
-              <w:pStyle w:val="25"/>
-              <w:keepNext w:val="0"/>
-              <w:keepLines w:val="0"/>
-              <w:pageBreakBefore w:val="0"/>
-              <w:widowControl w:val="0"/>
-              <w:kinsoku w:val="0"/>
-              <w:wordWrap/>
-              <w:overflowPunct/>
-              <w:topLinePunct w:val="0"/>
-              <w:autoSpaceDE w:val="0"/>
-              <w:autoSpaceDN w:val="0"/>
-              <w:bidi w:val="0"/>
-              <w:adjustRightInd w:val="0"/>
-              <w:snapToGrid w:val="0"/>
-              <w:spacing w:line="276" w:lineRule="auto"/>
-              <w:textAlignment w:val="baseline"/>
-            </w:pPr>
-          </w:p>
-          <w:p>
-            <w:pPr>
-              <w:pStyle w:val="25"/>
-              <w:keepNext w:val="0"/>
-              <w:keepLines w:val="0"/>
-              <w:pageBreakBefore w:val="0"/>
-              <w:widowControl w:val="0"/>
-              <w:kinsoku w:val="0"/>
-              <w:wordWrap/>
-              <w:overflowPunct/>
-              <w:topLinePunct w:val="0"/>
-              <w:autoSpaceDE w:val="0"/>
-              <w:autoSpaceDN w:val="0"/>
-              <w:bidi w:val="0"/>
-              <w:adjustRightInd w:val="0"/>
-              <w:snapToGrid w:val="0"/>
-              <w:spacing w:line="276" w:lineRule="auto"/>
-              <w:textAlignment w:val="baseline"/>
-            </w:pPr>
-          </w:p>
-          <w:p>
-            <w:pPr>
-              <w:pStyle w:val="25"/>
-              <w:keepNext w:val="0"/>
-              <w:keepLines w:val="0"/>
-              <w:pageBreakBefore w:val="0"/>
-              <w:widowControl w:val="0"/>
-              <w:kinsoku w:val="0"/>
-              <w:wordWrap/>
-              <w:overflowPunct/>
-              <w:topLinePunct w:val="0"/>
-              <w:autoSpaceDE w:val="0"/>
-              <w:autoSpaceDN w:val="0"/>
-              <w:bidi w:val="0"/>
-              <w:adjustRightInd w:val="0"/>
-              <w:snapToGrid w:val="0"/>
-              <w:spacing w:line="277" w:lineRule="auto"/>
-              <w:textAlignment w:val="baseline"/>
-            </w:pPr>
-          </w:p>
-          <w:p>
-            <w:pPr>
-              <w:pStyle w:val="25"/>
-              <w:keepNext w:val="0"/>
-              <w:keepLines w:val="0"/>
-              <w:pageBreakBefore w:val="0"/>
-              <w:widowControl w:val="0"/>
-              <w:kinsoku w:val="0"/>
-              <w:wordWrap/>
-              <w:overflowPunct/>
-              <w:topLinePunct w:val="0"/>
-              <w:autoSpaceDE w:val="0"/>
-              <w:autoSpaceDN w:val="0"/>
-              <w:bidi w:val="0"/>
-              <w:adjustRightInd w:val="0"/>
-              <w:snapToGrid w:val="0"/>
-              <w:spacing w:line="277" w:lineRule="auto"/>
-              <w:textAlignment w:val="baseline"/>
-            </w:pPr>
-          </w:p>
-          <w:p>
-            <w:pPr>
-              <w:keepNext w:val="0"/>
-              <w:keepLines w:val="0"/>
-              <w:pageBreakBefore w:val="0"/>
-              <w:widowControl w:val="0"/>
-              <w:kinsoku w:val="0"/>
-              <w:wordWrap/>
-              <w:overflowPunct/>
-              <w:topLinePunct w:val="0"/>
-              <w:autoSpaceDE w:val="0"/>
-              <w:autoSpaceDN w:val="0"/>
-              <w:bidi w:val="0"/>
-              <w:adjustRightInd w:val="0"/>
-              <w:snapToGrid w:val="0"/>
-              <w:spacing w:before="43" w:line="230" w:lineRule="auto"/>
-              <w:ind w:left="277"/>
-              <w:textAlignment w:val="baseline"/>
-              <w:rPr>
-                <w:rFonts w:ascii="宋体" w:hAnsi="宋体" w:eastAsia="宋体" w:cs="宋体"/>
-                <w:sz w:val="13"/>
-                <w:szCs w:val="13"/>
-              </w:rPr>
-            </w:pPr>
-            <w:r>
-              <w:rPr>
-                <w:rFonts w:ascii="宋体" w:hAnsi="宋体" w:eastAsia="宋体" w:cs="宋体"/>
-                <w:spacing w:val="8"/>
-                <w:sz w:val="13"/>
-                <w:szCs w:val="13"/>
-              </w:rPr>
-              <w:t>反馈处理结果</w:t>
-            </w:r>
-          </w:p>
-        </w:tc>
-        <w:tc>
-          <w:tcPr>
-            <w:tcW w:w="1259" w:type="dxa"/>
-            <w:vMerge w:val="continue"/>
-            <w:tcBorders>
-              <w:top w:val="nil"/>
-              <w:bottom w:val="nil"/>
-            </w:tcBorders>
-          </w:tcPr>
-          <w:p>
-            <w:pPr>
-              <w:pStyle w:val="25"/>
-              <w:keepNext w:val="0"/>
-              <w:keepLines w:val="0"/>
-              <w:pageBreakBefore w:val="0"/>
-              <w:widowControl w:val="0"/>
-              <w:kinsoku w:val="0"/>
-              <w:wordWrap/>
-              <w:overflowPunct/>
-              <w:topLinePunct w:val="0"/>
-              <w:autoSpaceDE w:val="0"/>
-              <w:autoSpaceDN w:val="0"/>
-              <w:bidi w:val="0"/>
-              <w:adjustRightInd w:val="0"/>
-              <w:snapToGrid w:val="0"/>
-              <w:textAlignment w:val="baseline"/>
-            </w:pPr>
-          </w:p>
-        </w:tc>
-      </w:tr>
-      <w:tr>
-        <w:tblPrEx>
-          <w:tblBorders>
-            <w:top w:val="single" w:color="000000" w:sz="2" w:space="0"/>
-            <w:left w:val="single" w:color="000000" w:sz="2" w:space="0"/>
-            <w:bottom w:val="single" w:color="000000" w:sz="2" w:space="0"/>
-            <w:right w:val="single" w:color="000000" w:sz="2" w:space="0"/>
-            <w:insideH w:val="single" w:color="000000" w:sz="2" w:space="0"/>
-            <w:insideV w:val="single" w:color="000000" w:sz="2" w:space="0"/>
-          </w:tblBorders>
-          <w:tblCellMar>
-            <w:top w:w="0" w:type="dxa"/>
-            <w:left w:w="0" w:type="dxa"/>
-            <w:bottom w:w="0" w:type="dxa"/>
-            <w:right w:w="0" w:type="dxa"/>
-          </w:tblCellMar>
-        </w:tblPrEx>
-        <w:trPr>
-          <w:trHeight w:val="546" w:hRule="atLeast"/>
-        </w:trPr>
-        <w:tc>
-          <w:tcPr>
-            <w:tcW w:w="404" w:type="dxa"/>
-            <w:vMerge w:val="continue"/>
-            <w:tcBorders>
-              <w:top w:val="nil"/>
-              <w:bottom w:val="nil"/>
-            </w:tcBorders>
-          </w:tcPr>
-          <w:p>
-            <w:pPr>
-              <w:pStyle w:val="25"/>
-              <w:keepNext w:val="0"/>
-              <w:keepLines w:val="0"/>
-              <w:pageBreakBefore w:val="0"/>
-              <w:widowControl w:val="0"/>
-              <w:kinsoku w:val="0"/>
-              <w:wordWrap/>
-              <w:overflowPunct/>
-              <w:topLinePunct w:val="0"/>
-              <w:autoSpaceDE w:val="0"/>
-              <w:autoSpaceDN w:val="0"/>
-              <w:bidi w:val="0"/>
-              <w:adjustRightInd w:val="0"/>
-              <w:snapToGrid w:val="0"/>
-              <w:textAlignment w:val="baseline"/>
-            </w:pPr>
-          </w:p>
-        </w:tc>
-        <w:tc>
-          <w:tcPr>
-            <w:tcW w:w="1178" w:type="dxa"/>
-            <w:vMerge w:val="continue"/>
-            <w:tcBorders>
-              <w:top w:val="nil"/>
-              <w:bottom w:val="nil"/>
-            </w:tcBorders>
-          </w:tcPr>
-          <w:p>
-            <w:pPr>
-              <w:pStyle w:val="25"/>
-              <w:keepNext w:val="0"/>
-              <w:keepLines w:val="0"/>
-              <w:pageBreakBefore w:val="0"/>
-              <w:widowControl w:val="0"/>
-              <w:kinsoku w:val="0"/>
-              <w:wordWrap/>
-              <w:overflowPunct/>
-              <w:topLinePunct w:val="0"/>
-              <w:autoSpaceDE w:val="0"/>
-              <w:autoSpaceDN w:val="0"/>
-              <w:bidi w:val="0"/>
-              <w:adjustRightInd w:val="0"/>
-              <w:snapToGrid w:val="0"/>
-              <w:textAlignment w:val="baseline"/>
-            </w:pPr>
-          </w:p>
-        </w:tc>
-        <w:tc>
-          <w:tcPr>
-            <w:tcW w:w="1640" w:type="dxa"/>
-            <w:tcBorders>
-              <w:top w:val="nil"/>
-              <w:bottom w:val="nil"/>
-              <w:right w:val="nil"/>
-            </w:tcBorders>
-          </w:tcPr>
-          <w:p>
-            <w:pPr>
-              <w:keepNext w:val="0"/>
-              <w:keepLines w:val="0"/>
-              <w:pageBreakBefore w:val="0"/>
-              <w:widowControl w:val="0"/>
-              <w:kinsoku w:val="0"/>
-              <w:wordWrap/>
-              <w:overflowPunct/>
-              <w:topLinePunct w:val="0"/>
-              <w:autoSpaceDE w:val="0"/>
-              <w:autoSpaceDN w:val="0"/>
-              <w:bidi w:val="0"/>
-              <w:adjustRightInd w:val="0"/>
-              <w:snapToGrid w:val="0"/>
-              <w:spacing w:before="13" w:line="230" w:lineRule="auto"/>
-              <w:ind w:left="303"/>
-              <w:textAlignment w:val="baseline"/>
-              <w:rPr>
-                <w:rFonts w:ascii="宋体" w:hAnsi="宋体" w:eastAsia="宋体" w:cs="宋体"/>
-                <w:sz w:val="13"/>
-                <w:szCs w:val="13"/>
-              </w:rPr>
-            </w:pPr>
-            <w:r>
-              <w:rPr>
-                <w:rFonts w:ascii="宋体" w:hAnsi="宋体" w:eastAsia="宋体" w:cs="宋体"/>
-                <w:spacing w:val="9"/>
-                <w:sz w:val="13"/>
-                <w:szCs w:val="13"/>
-              </w:rPr>
-              <w:t>判别是否能直接处</w:t>
-            </w:r>
-          </w:p>
-          <w:p>
-            <w:pPr>
-              <w:keepNext w:val="0"/>
-              <w:keepLines w:val="0"/>
-              <w:pageBreakBefore w:val="0"/>
-              <w:widowControl w:val="0"/>
-              <w:kinsoku w:val="0"/>
-              <w:wordWrap/>
-              <w:overflowPunct/>
-              <w:topLinePunct w:val="0"/>
-              <w:autoSpaceDE w:val="0"/>
-              <w:autoSpaceDN w:val="0"/>
-              <w:bidi w:val="0"/>
-              <w:adjustRightInd w:val="0"/>
-              <w:snapToGrid w:val="0"/>
-              <w:spacing w:before="17" w:line="239" w:lineRule="auto"/>
-              <w:ind w:left="797"/>
-              <w:textAlignment w:val="baseline"/>
-              <w:rPr>
-                <w:rFonts w:ascii="宋体" w:hAnsi="宋体" w:eastAsia="宋体" w:cs="宋体"/>
-                <w:sz w:val="13"/>
-                <w:szCs w:val="13"/>
-              </w:rPr>
-            </w:pPr>
-            <w:r>
-              <w:rPr>
-                <w:rFonts w:ascii="宋体" w:hAnsi="宋体" w:eastAsia="宋体" w:cs="宋体"/>
-                <w:spacing w:val="1"/>
-                <w:sz w:val="13"/>
-                <w:szCs w:val="13"/>
-              </w:rPr>
-              <w:t>理</w:t>
-            </w:r>
-          </w:p>
-        </w:tc>
-        <w:tc>
-          <w:tcPr>
-            <w:tcW w:w="347" w:type="dxa"/>
-            <w:tcBorders>
-              <w:top w:val="nil"/>
-              <w:left w:val="nil"/>
-              <w:bottom w:val="nil"/>
-            </w:tcBorders>
-          </w:tcPr>
-          <w:p>
-            <w:pPr>
-              <w:keepNext w:val="0"/>
-              <w:keepLines w:val="0"/>
-              <w:pageBreakBefore w:val="0"/>
-              <w:widowControl w:val="0"/>
-              <w:kinsoku w:val="0"/>
-              <w:wordWrap/>
-              <w:overflowPunct/>
-              <w:topLinePunct w:val="0"/>
-              <w:autoSpaceDE w:val="0"/>
-              <w:autoSpaceDN w:val="0"/>
-              <w:bidi w:val="0"/>
-              <w:adjustRightInd w:val="0"/>
-              <w:snapToGrid w:val="0"/>
-              <w:spacing w:before="29" w:line="230" w:lineRule="auto"/>
-              <w:ind w:right="11"/>
-              <w:jc w:val="right"/>
-              <w:textAlignment w:val="baseline"/>
-              <w:rPr>
-                <w:rFonts w:ascii="宋体" w:hAnsi="宋体" w:eastAsia="宋体" w:cs="宋体"/>
-                <w:sz w:val="13"/>
-                <w:szCs w:val="13"/>
-              </w:rPr>
-            </w:pPr>
-            <w:r>
-              <w:rPr>
-                <w:rFonts w:ascii="宋体" w:hAnsi="宋体" w:eastAsia="宋体" w:cs="宋体"/>
-                <w:sz w:val="13"/>
-                <w:szCs w:val="13"/>
-              </w:rPr>
-              <w:t>否</w:t>
-            </w:r>
-          </w:p>
-        </w:tc>
-        <w:tc>
-          <w:tcPr>
-            <w:tcW w:w="1980" w:type="dxa"/>
-            <w:gridSpan w:val="2"/>
-            <w:vMerge w:val="continue"/>
-            <w:tcBorders>
-              <w:top w:val="nil"/>
-              <w:bottom w:val="nil"/>
-            </w:tcBorders>
-          </w:tcPr>
-          <w:p>
-            <w:pPr>
-              <w:pStyle w:val="25"/>
-              <w:keepNext w:val="0"/>
-              <w:keepLines w:val="0"/>
-              <w:pageBreakBefore w:val="0"/>
-              <w:widowControl w:val="0"/>
-              <w:kinsoku w:val="0"/>
-              <w:wordWrap/>
-              <w:overflowPunct/>
-              <w:topLinePunct w:val="0"/>
-              <w:autoSpaceDE w:val="0"/>
-              <w:autoSpaceDN w:val="0"/>
-              <w:bidi w:val="0"/>
-              <w:adjustRightInd w:val="0"/>
-              <w:snapToGrid w:val="0"/>
-              <w:textAlignment w:val="baseline"/>
-            </w:pPr>
-          </w:p>
-        </w:tc>
-        <w:tc>
-          <w:tcPr>
-            <w:tcW w:w="210" w:type="dxa"/>
-            <w:vMerge w:val="continue"/>
-            <w:tcBorders>
-              <w:top w:val="nil"/>
-              <w:bottom w:val="nil"/>
-              <w:right w:val="nil"/>
-            </w:tcBorders>
-          </w:tcPr>
-          <w:p>
-            <w:pPr>
-              <w:pStyle w:val="25"/>
-              <w:keepNext w:val="0"/>
-              <w:keepLines w:val="0"/>
-              <w:pageBreakBefore w:val="0"/>
-              <w:widowControl w:val="0"/>
-              <w:kinsoku w:val="0"/>
-              <w:wordWrap/>
-              <w:overflowPunct/>
-              <w:topLinePunct w:val="0"/>
-              <w:autoSpaceDE w:val="0"/>
-              <w:autoSpaceDN w:val="0"/>
-              <w:bidi w:val="0"/>
-              <w:adjustRightInd w:val="0"/>
-              <w:snapToGrid w:val="0"/>
-              <w:textAlignment w:val="baseline"/>
-            </w:pPr>
-          </w:p>
-        </w:tc>
-        <w:tc>
-          <w:tcPr>
-            <w:tcW w:w="1303" w:type="dxa"/>
-            <w:vMerge w:val="continue"/>
-            <w:tcBorders>
-              <w:top w:val="nil"/>
-              <w:left w:val="nil"/>
-              <w:bottom w:val="nil"/>
-            </w:tcBorders>
-          </w:tcPr>
-          <w:p>
-            <w:pPr>
-              <w:pStyle w:val="25"/>
-              <w:keepNext w:val="0"/>
-              <w:keepLines w:val="0"/>
-              <w:pageBreakBefore w:val="0"/>
-              <w:widowControl w:val="0"/>
-              <w:kinsoku w:val="0"/>
-              <w:wordWrap/>
-              <w:overflowPunct/>
-              <w:topLinePunct w:val="0"/>
-              <w:autoSpaceDE w:val="0"/>
-              <w:autoSpaceDN w:val="0"/>
-              <w:bidi w:val="0"/>
-              <w:adjustRightInd w:val="0"/>
-              <w:snapToGrid w:val="0"/>
-              <w:textAlignment w:val="baseline"/>
-            </w:pPr>
-          </w:p>
-        </w:tc>
-        <w:tc>
-          <w:tcPr>
-            <w:tcW w:w="1259" w:type="dxa"/>
-            <w:vMerge w:val="continue"/>
-            <w:tcBorders>
-              <w:top w:val="nil"/>
-              <w:bottom w:val="nil"/>
-            </w:tcBorders>
-          </w:tcPr>
-          <w:p>
-            <w:pPr>
-              <w:pStyle w:val="25"/>
-              <w:keepNext w:val="0"/>
-              <w:keepLines w:val="0"/>
-              <w:pageBreakBefore w:val="0"/>
-              <w:widowControl w:val="0"/>
-              <w:kinsoku w:val="0"/>
-              <w:wordWrap/>
-              <w:overflowPunct/>
-              <w:topLinePunct w:val="0"/>
-              <w:autoSpaceDE w:val="0"/>
-              <w:autoSpaceDN w:val="0"/>
-              <w:bidi w:val="0"/>
-              <w:adjustRightInd w:val="0"/>
-              <w:snapToGrid w:val="0"/>
-              <w:textAlignment w:val="baseline"/>
-            </w:pPr>
-          </w:p>
-        </w:tc>
-      </w:tr>
-      <w:tr>
-        <w:tblPrEx>
-          <w:tblBorders>
-            <w:top w:val="single" w:color="000000" w:sz="2" w:space="0"/>
-            <w:left w:val="single" w:color="000000" w:sz="2" w:space="0"/>
-            <w:bottom w:val="single" w:color="000000" w:sz="2" w:space="0"/>
-            <w:right w:val="single" w:color="000000" w:sz="2" w:space="0"/>
-            <w:insideH w:val="single" w:color="000000" w:sz="2" w:space="0"/>
-            <w:insideV w:val="single" w:color="000000" w:sz="2" w:space="0"/>
-          </w:tblBorders>
-          <w:tblCellMar>
-            <w:top w:w="0" w:type="dxa"/>
-            <w:left w:w="0" w:type="dxa"/>
-            <w:bottom w:w="0" w:type="dxa"/>
-            <w:right w:w="0" w:type="dxa"/>
-          </w:tblCellMar>
-        </w:tblPrEx>
-        <w:trPr>
-          <w:trHeight w:val="415" w:hRule="atLeast"/>
-        </w:trPr>
-        <w:tc>
-          <w:tcPr>
-            <w:tcW w:w="404" w:type="dxa"/>
-            <w:vMerge w:val="continue"/>
-            <w:tcBorders>
-              <w:top w:val="nil"/>
-              <w:bottom w:val="nil"/>
-            </w:tcBorders>
-          </w:tcPr>
-          <w:p>
-            <w:pPr>
-              <w:pStyle w:val="25"/>
-              <w:keepNext w:val="0"/>
-              <w:keepLines w:val="0"/>
-              <w:pageBreakBefore w:val="0"/>
-              <w:widowControl w:val="0"/>
-              <w:kinsoku w:val="0"/>
-              <w:wordWrap/>
-              <w:overflowPunct/>
-              <w:topLinePunct w:val="0"/>
-              <w:autoSpaceDE w:val="0"/>
-              <w:autoSpaceDN w:val="0"/>
-              <w:bidi w:val="0"/>
-              <w:adjustRightInd w:val="0"/>
-              <w:snapToGrid w:val="0"/>
-              <w:textAlignment w:val="baseline"/>
-            </w:pPr>
-          </w:p>
-        </w:tc>
-        <w:tc>
-          <w:tcPr>
-            <w:tcW w:w="1178" w:type="dxa"/>
-            <w:vMerge w:val="continue"/>
-            <w:tcBorders>
-              <w:top w:val="nil"/>
-              <w:bottom w:val="nil"/>
-            </w:tcBorders>
-          </w:tcPr>
-          <w:p>
-            <w:pPr>
-              <w:pStyle w:val="25"/>
-              <w:keepNext w:val="0"/>
-              <w:keepLines w:val="0"/>
-              <w:pageBreakBefore w:val="0"/>
-              <w:widowControl w:val="0"/>
-              <w:kinsoku w:val="0"/>
-              <w:wordWrap/>
-              <w:overflowPunct/>
-              <w:topLinePunct w:val="0"/>
-              <w:autoSpaceDE w:val="0"/>
-              <w:autoSpaceDN w:val="0"/>
-              <w:bidi w:val="0"/>
-              <w:adjustRightInd w:val="0"/>
-              <w:snapToGrid w:val="0"/>
-              <w:textAlignment w:val="baseline"/>
-            </w:pPr>
-          </w:p>
-        </w:tc>
-        <w:tc>
-          <w:tcPr>
-            <w:tcW w:w="1987" w:type="dxa"/>
-            <w:gridSpan w:val="2"/>
-            <w:vMerge w:val="restart"/>
-            <w:tcBorders>
-              <w:top w:val="nil"/>
-              <w:bottom w:val="nil"/>
-            </w:tcBorders>
-          </w:tcPr>
-          <w:p>
-            <w:pPr>
-              <w:keepNext w:val="0"/>
-              <w:keepLines w:val="0"/>
-              <w:pageBreakBefore w:val="0"/>
-              <w:widowControl w:val="0"/>
-              <w:kinsoku w:val="0"/>
-              <w:wordWrap/>
-              <w:overflowPunct/>
-              <w:topLinePunct w:val="0"/>
-              <w:autoSpaceDE w:val="0"/>
-              <w:autoSpaceDN w:val="0"/>
-              <w:bidi w:val="0"/>
-              <w:adjustRightInd w:val="0"/>
-              <w:snapToGrid w:val="0"/>
-              <w:spacing w:before="233" w:line="233" w:lineRule="auto"/>
-              <w:ind w:left="817"/>
-              <w:textAlignment w:val="baseline"/>
-              <w:rPr>
-                <w:rFonts w:ascii="宋体" w:hAnsi="宋体" w:eastAsia="宋体" w:cs="宋体"/>
-                <w:sz w:val="13"/>
-                <w:szCs w:val="13"/>
-              </w:rPr>
-            </w:pPr>
-            <w:r>
-              <w:rPr>
-                <w:rFonts w:ascii="宋体" w:hAnsi="宋体" w:eastAsia="宋体" w:cs="宋体"/>
-                <w:sz w:val="13"/>
-                <w:szCs w:val="13"/>
-              </w:rPr>
-              <w:t>是</w:t>
-            </w:r>
-          </w:p>
-          <w:p>
-            <w:pPr>
-              <w:pStyle w:val="25"/>
-              <w:keepNext w:val="0"/>
-              <w:keepLines w:val="0"/>
-              <w:pageBreakBefore w:val="0"/>
-              <w:widowControl w:val="0"/>
-              <w:kinsoku w:val="0"/>
-              <w:wordWrap/>
-              <w:overflowPunct/>
-              <w:topLinePunct w:val="0"/>
-              <w:autoSpaceDE w:val="0"/>
-              <w:autoSpaceDN w:val="0"/>
-              <w:bidi w:val="0"/>
-              <w:adjustRightInd w:val="0"/>
-              <w:snapToGrid w:val="0"/>
-              <w:spacing w:line="348" w:lineRule="auto"/>
-              <w:textAlignment w:val="baseline"/>
-            </w:pPr>
-          </w:p>
-          <w:p>
-            <w:pPr>
-              <w:keepNext w:val="0"/>
-              <w:keepLines w:val="0"/>
-              <w:pageBreakBefore w:val="0"/>
-              <w:widowControl w:val="0"/>
-              <w:kinsoku w:val="0"/>
-              <w:wordWrap/>
-              <w:overflowPunct/>
-              <w:topLinePunct w:val="0"/>
-              <w:autoSpaceDE w:val="0"/>
-              <w:autoSpaceDN w:val="0"/>
-              <w:bidi w:val="0"/>
-              <w:adjustRightInd w:val="0"/>
-              <w:snapToGrid w:val="0"/>
-              <w:spacing w:before="43" w:line="229" w:lineRule="auto"/>
-              <w:ind w:left="305"/>
-              <w:textAlignment w:val="baseline"/>
-              <w:rPr>
-                <w:rFonts w:ascii="宋体" w:hAnsi="宋体" w:eastAsia="宋体" w:cs="宋体"/>
-                <w:sz w:val="13"/>
-                <w:szCs w:val="13"/>
-              </w:rPr>
-            </w:pPr>
-            <w:r>
-              <w:rPr>
-                <w:rFonts w:ascii="宋体" w:hAnsi="宋体" w:eastAsia="宋体" w:cs="宋体"/>
-                <w:spacing w:val="9"/>
-                <w:sz w:val="13"/>
-                <w:szCs w:val="13"/>
-              </w:rPr>
-              <w:t>一线处理解决事件</w:t>
-            </w:r>
-          </w:p>
-          <w:p>
-            <w:pPr>
-              <w:pStyle w:val="25"/>
-              <w:keepNext w:val="0"/>
-              <w:keepLines w:val="0"/>
-              <w:pageBreakBefore w:val="0"/>
-              <w:widowControl w:val="0"/>
-              <w:kinsoku w:val="0"/>
-              <w:wordWrap/>
-              <w:overflowPunct/>
-              <w:topLinePunct w:val="0"/>
-              <w:autoSpaceDE w:val="0"/>
-              <w:autoSpaceDN w:val="0"/>
-              <w:bidi w:val="0"/>
-              <w:adjustRightInd w:val="0"/>
-              <w:snapToGrid w:val="0"/>
-              <w:spacing w:line="434" w:lineRule="auto"/>
-              <w:textAlignment w:val="baseline"/>
-            </w:pPr>
-          </w:p>
-          <w:p>
-            <w:pPr>
-              <w:keepNext w:val="0"/>
-              <w:keepLines w:val="0"/>
-              <w:pageBreakBefore w:val="0"/>
-              <w:widowControl w:val="0"/>
-              <w:kinsoku w:val="0"/>
-              <w:wordWrap/>
-              <w:overflowPunct/>
-              <w:topLinePunct w:val="0"/>
-              <w:autoSpaceDE w:val="0"/>
-              <w:autoSpaceDN w:val="0"/>
-              <w:bidi w:val="0"/>
-              <w:adjustRightInd w:val="0"/>
-              <w:snapToGrid w:val="0"/>
-              <w:spacing w:before="42" w:line="229" w:lineRule="auto"/>
-              <w:ind w:left="304"/>
-              <w:textAlignment w:val="baseline"/>
-              <w:rPr>
-                <w:rFonts w:ascii="宋体" w:hAnsi="宋体" w:eastAsia="宋体" w:cs="宋体"/>
-                <w:sz w:val="13"/>
-                <w:szCs w:val="13"/>
-              </w:rPr>
-            </w:pPr>
-            <w:r>
-              <w:rPr>
-                <w:rFonts w:ascii="宋体" w:hAnsi="宋体" w:eastAsia="宋体" w:cs="宋体"/>
-                <w:spacing w:val="9"/>
-                <w:sz w:val="13"/>
-                <w:szCs w:val="13"/>
-              </w:rPr>
-              <w:t>分析，判断处理结</w:t>
-            </w:r>
-          </w:p>
-          <w:p>
-            <w:pPr>
-              <w:keepNext w:val="0"/>
-              <w:keepLines w:val="0"/>
-              <w:pageBreakBefore w:val="0"/>
-              <w:widowControl w:val="0"/>
-              <w:kinsoku w:val="0"/>
-              <w:wordWrap/>
-              <w:overflowPunct/>
-              <w:topLinePunct w:val="0"/>
-              <w:autoSpaceDE w:val="0"/>
-              <w:autoSpaceDN w:val="0"/>
-              <w:bidi w:val="0"/>
-              <w:adjustRightInd w:val="0"/>
-              <w:snapToGrid w:val="0"/>
-              <w:spacing w:before="17" w:line="230" w:lineRule="auto"/>
-              <w:ind w:left="798"/>
-              <w:textAlignment w:val="baseline"/>
-            </w:pPr>
-            <w:r>
-              <w:rPr>
-                <w:rFonts w:ascii="宋体" w:hAnsi="宋体" w:eastAsia="宋体" w:cs="宋体"/>
-                <w:sz w:val="13"/>
-                <w:szCs w:val="13"/>
-              </w:rPr>
-              <w:t>果</w:t>
-            </w:r>
-          </w:p>
-          <w:p>
-            <w:pPr>
-              <w:keepNext w:val="0"/>
-              <w:keepLines w:val="0"/>
-              <w:pageBreakBefore w:val="0"/>
-              <w:widowControl w:val="0"/>
-              <w:kinsoku w:val="0"/>
-              <w:wordWrap/>
-              <w:overflowPunct/>
-              <w:topLinePunct w:val="0"/>
-              <w:autoSpaceDE w:val="0"/>
-              <w:autoSpaceDN w:val="0"/>
-              <w:bidi w:val="0"/>
-              <w:adjustRightInd w:val="0"/>
-              <w:snapToGrid w:val="0"/>
-              <w:spacing w:before="43" w:line="229" w:lineRule="auto"/>
-              <w:textAlignment w:val="baseline"/>
-              <w:rPr>
-                <w:rFonts w:ascii="宋体" w:hAnsi="宋体" w:eastAsia="宋体" w:cs="宋体"/>
-                <w:spacing w:val="9"/>
-                <w:sz w:val="13"/>
-                <w:szCs w:val="13"/>
-              </w:rPr>
-            </w:pPr>
-          </w:p>
-          <w:p>
-            <w:pPr>
-              <w:keepNext w:val="0"/>
-              <w:keepLines w:val="0"/>
-              <w:pageBreakBefore w:val="0"/>
-              <w:widowControl w:val="0"/>
-              <w:kinsoku w:val="0"/>
-              <w:wordWrap/>
-              <w:overflowPunct/>
-              <w:topLinePunct w:val="0"/>
-              <w:autoSpaceDE w:val="0"/>
-              <w:autoSpaceDN w:val="0"/>
-              <w:bidi w:val="0"/>
-              <w:adjustRightInd w:val="0"/>
-              <w:snapToGrid w:val="0"/>
-              <w:spacing w:before="43" w:line="229" w:lineRule="auto"/>
-              <w:ind w:firstLine="296" w:firstLineChars="200"/>
-              <w:textAlignment w:val="baseline"/>
-              <w:rPr>
-                <w:rFonts w:ascii="宋体" w:hAnsi="宋体" w:eastAsia="宋体" w:cs="宋体"/>
-                <w:sz w:val="13"/>
-                <w:szCs w:val="13"/>
-              </w:rPr>
-            </w:pPr>
-            <w:r>
-              <w:rPr>
-                <w:rFonts w:ascii="宋体" w:hAnsi="宋体" w:eastAsia="宋体" w:cs="宋体"/>
-                <w:spacing w:val="9"/>
-                <w:sz w:val="13"/>
-                <w:szCs w:val="13"/>
-              </w:rPr>
-              <w:t>记录详细解决方法</w:t>
-            </w:r>
-          </w:p>
-          <w:p>
-            <w:pPr>
-              <w:pStyle w:val="25"/>
-              <w:keepNext w:val="0"/>
-              <w:keepLines w:val="0"/>
-              <w:pageBreakBefore w:val="0"/>
-              <w:widowControl w:val="0"/>
-              <w:kinsoku w:val="0"/>
-              <w:wordWrap/>
-              <w:overflowPunct/>
-              <w:topLinePunct w:val="0"/>
-              <w:autoSpaceDE w:val="0"/>
-              <w:autoSpaceDN w:val="0"/>
-              <w:bidi w:val="0"/>
-              <w:adjustRightInd w:val="0"/>
-              <w:snapToGrid w:val="0"/>
-              <w:spacing w:line="415" w:lineRule="auto"/>
-              <w:textAlignment w:val="baseline"/>
-            </w:pPr>
-          </w:p>
-          <w:p>
-            <w:pPr>
-              <w:keepNext w:val="0"/>
-              <w:keepLines w:val="0"/>
-              <w:pageBreakBefore w:val="0"/>
-              <w:widowControl w:val="0"/>
-              <w:kinsoku w:val="0"/>
-              <w:wordWrap/>
-              <w:overflowPunct/>
-              <w:topLinePunct w:val="0"/>
-              <w:autoSpaceDE w:val="0"/>
-              <w:autoSpaceDN w:val="0"/>
-              <w:bidi w:val="0"/>
-              <w:adjustRightInd w:val="0"/>
-              <w:snapToGrid w:val="0"/>
-              <w:spacing w:before="43" w:line="230" w:lineRule="auto"/>
-              <w:ind w:left="583"/>
-              <w:textAlignment w:val="baseline"/>
-              <w:rPr>
-                <w:rFonts w:ascii="宋体" w:hAnsi="宋体" w:eastAsia="宋体" w:cs="宋体"/>
-                <w:sz w:val="13"/>
-                <w:szCs w:val="13"/>
-              </w:rPr>
-            </w:pPr>
-            <w:r>
-              <w:rPr>
-                <w:rFonts w:ascii="宋体" w:hAnsi="宋体" w:eastAsia="宋体" w:cs="宋体"/>
-                <w:spacing w:val="9"/>
-                <w:sz w:val="13"/>
-                <w:szCs w:val="13"/>
-              </w:rPr>
-              <w:t>跟踪反馈</w:t>
-            </w:r>
-          </w:p>
-          <w:p>
-            <w:pPr>
-              <w:pStyle w:val="25"/>
-              <w:keepNext w:val="0"/>
-              <w:keepLines w:val="0"/>
-              <w:pageBreakBefore w:val="0"/>
-              <w:widowControl w:val="0"/>
-              <w:kinsoku w:val="0"/>
-              <w:wordWrap/>
-              <w:overflowPunct/>
-              <w:topLinePunct w:val="0"/>
-              <w:autoSpaceDE w:val="0"/>
-              <w:autoSpaceDN w:val="0"/>
-              <w:bidi w:val="0"/>
-              <w:adjustRightInd w:val="0"/>
-              <w:snapToGrid w:val="0"/>
-              <w:spacing w:line="385" w:lineRule="auto"/>
-              <w:textAlignment w:val="baseline"/>
-            </w:pPr>
-          </w:p>
-          <w:p>
-            <w:pPr>
-              <w:keepNext w:val="0"/>
-              <w:keepLines w:val="0"/>
-              <w:pageBreakBefore w:val="0"/>
-              <w:widowControl w:val="0"/>
-              <w:kinsoku w:val="0"/>
-              <w:wordWrap/>
-              <w:overflowPunct/>
-              <w:topLinePunct w:val="0"/>
-              <w:autoSpaceDE w:val="0"/>
-              <w:autoSpaceDN w:val="0"/>
-              <w:bidi w:val="0"/>
-              <w:adjustRightInd w:val="0"/>
-              <w:snapToGrid w:val="0"/>
-              <w:spacing w:before="43" w:line="230" w:lineRule="auto"/>
-              <w:ind w:left="585"/>
-              <w:textAlignment w:val="baseline"/>
-              <w:rPr>
-                <w:rFonts w:ascii="宋体" w:hAnsi="宋体" w:eastAsia="宋体" w:cs="宋体"/>
-                <w:sz w:val="13"/>
-                <w:szCs w:val="13"/>
-              </w:rPr>
-            </w:pPr>
-            <w:r>
-              <w:rPr>
-                <w:rFonts w:ascii="宋体" w:hAnsi="宋体" w:eastAsia="宋体" w:cs="宋体"/>
-                <w:spacing w:val="8"/>
-                <w:sz w:val="13"/>
-                <w:szCs w:val="13"/>
-              </w:rPr>
-              <w:t>客户回访</w:t>
-            </w:r>
-          </w:p>
-          <w:p>
-            <w:pPr>
-              <w:pStyle w:val="25"/>
-              <w:keepNext w:val="0"/>
-              <w:keepLines w:val="0"/>
-              <w:pageBreakBefore w:val="0"/>
-              <w:widowControl w:val="0"/>
-              <w:kinsoku w:val="0"/>
-              <w:wordWrap/>
-              <w:overflowPunct/>
-              <w:topLinePunct w:val="0"/>
-              <w:autoSpaceDE w:val="0"/>
-              <w:autoSpaceDN w:val="0"/>
-              <w:bidi w:val="0"/>
-              <w:adjustRightInd w:val="0"/>
-              <w:snapToGrid w:val="0"/>
-              <w:spacing w:line="375" w:lineRule="auto"/>
-              <w:textAlignment w:val="baseline"/>
-            </w:pPr>
-          </w:p>
-          <w:p>
-            <w:pPr>
-              <w:keepNext w:val="0"/>
-              <w:keepLines w:val="0"/>
-              <w:pageBreakBefore w:val="0"/>
-              <w:widowControl w:val="0"/>
-              <w:kinsoku w:val="0"/>
-              <w:wordWrap/>
-              <w:overflowPunct/>
-              <w:topLinePunct w:val="0"/>
-              <w:autoSpaceDE w:val="0"/>
-              <w:autoSpaceDN w:val="0"/>
-              <w:bidi w:val="0"/>
-              <w:adjustRightInd w:val="0"/>
-              <w:snapToGrid w:val="0"/>
-              <w:spacing w:before="39" w:line="231" w:lineRule="auto"/>
-              <w:ind w:left="612"/>
-              <w:textAlignment w:val="baseline"/>
-              <w:rPr>
-                <w:rFonts w:ascii="宋体" w:hAnsi="宋体" w:eastAsia="宋体" w:cs="宋体"/>
-                <w:sz w:val="12"/>
-                <w:szCs w:val="12"/>
-              </w:rPr>
-            </w:pPr>
-            <w:r>
-              <w:rPr>
-                <w:rFonts w:ascii="宋体" w:hAnsi="宋体" w:eastAsia="宋体" w:cs="宋体"/>
-                <w:spacing w:val="5"/>
-                <w:sz w:val="12"/>
-                <w:szCs w:val="12"/>
-              </w:rPr>
-              <w:t>事件关闭</w:t>
-            </w:r>
-          </w:p>
-          <w:p>
-            <w:pPr>
-              <w:pStyle w:val="25"/>
-              <w:keepNext w:val="0"/>
-              <w:keepLines w:val="0"/>
-              <w:pageBreakBefore w:val="0"/>
-              <w:widowControl w:val="0"/>
-              <w:kinsoku w:val="0"/>
-              <w:wordWrap/>
-              <w:overflowPunct/>
-              <w:topLinePunct w:val="0"/>
-              <w:autoSpaceDE w:val="0"/>
-              <w:autoSpaceDN w:val="0"/>
-              <w:bidi w:val="0"/>
-              <w:adjustRightInd w:val="0"/>
-              <w:snapToGrid w:val="0"/>
-              <w:spacing w:line="302" w:lineRule="auto"/>
-              <w:textAlignment w:val="baseline"/>
-            </w:pPr>
-          </w:p>
-          <w:p>
-            <w:pPr>
-              <w:keepNext w:val="0"/>
-              <w:keepLines w:val="0"/>
-              <w:pageBreakBefore w:val="0"/>
-              <w:widowControl w:val="0"/>
-              <w:kinsoku w:val="0"/>
-              <w:wordWrap/>
-              <w:overflowPunct/>
-              <w:topLinePunct w:val="0"/>
-              <w:autoSpaceDE w:val="0"/>
-              <w:autoSpaceDN w:val="0"/>
-              <w:bidi w:val="0"/>
-              <w:adjustRightInd w:val="0"/>
-              <w:snapToGrid w:val="0"/>
-              <w:spacing w:before="43" w:line="229" w:lineRule="auto"/>
-              <w:ind w:left="728"/>
-              <w:textAlignment w:val="baseline"/>
-              <w:rPr>
-                <w:rFonts w:ascii="宋体" w:hAnsi="宋体" w:eastAsia="宋体" w:cs="宋体"/>
-                <w:sz w:val="13"/>
-                <w:szCs w:val="13"/>
-              </w:rPr>
-            </w:pPr>
-            <w:r>
-              <w:rPr>
-                <w:rFonts w:ascii="宋体" w:hAnsi="宋体" w:eastAsia="宋体" w:cs="宋体"/>
-                <w:spacing w:val="3"/>
-                <w:sz w:val="13"/>
-                <w:szCs w:val="13"/>
-              </w:rPr>
-              <w:t>结束</w:t>
-            </w:r>
-          </w:p>
-        </w:tc>
-        <w:tc>
-          <w:tcPr>
-            <w:tcW w:w="1980" w:type="dxa"/>
-            <w:gridSpan w:val="2"/>
-            <w:vMerge w:val="continue"/>
-            <w:tcBorders>
-              <w:top w:val="nil"/>
-              <w:bottom w:val="nil"/>
-            </w:tcBorders>
-          </w:tcPr>
-          <w:p>
-            <w:pPr>
-              <w:pStyle w:val="25"/>
-              <w:keepNext w:val="0"/>
-              <w:keepLines w:val="0"/>
-              <w:pageBreakBefore w:val="0"/>
-              <w:widowControl w:val="0"/>
-              <w:kinsoku w:val="0"/>
-              <w:wordWrap/>
-              <w:overflowPunct/>
-              <w:topLinePunct w:val="0"/>
-              <w:autoSpaceDE w:val="0"/>
-              <w:autoSpaceDN w:val="0"/>
-              <w:bidi w:val="0"/>
-              <w:adjustRightInd w:val="0"/>
-              <w:snapToGrid w:val="0"/>
-              <w:textAlignment w:val="baseline"/>
-            </w:pPr>
-          </w:p>
-        </w:tc>
-        <w:tc>
-          <w:tcPr>
-            <w:tcW w:w="210" w:type="dxa"/>
-            <w:vMerge w:val="continue"/>
-            <w:tcBorders>
-              <w:top w:val="nil"/>
-              <w:bottom w:val="nil"/>
-              <w:right w:val="nil"/>
-            </w:tcBorders>
-          </w:tcPr>
-          <w:p>
-            <w:pPr>
-              <w:pStyle w:val="25"/>
-              <w:keepNext w:val="0"/>
-              <w:keepLines w:val="0"/>
-              <w:pageBreakBefore w:val="0"/>
-              <w:widowControl w:val="0"/>
-              <w:kinsoku w:val="0"/>
-              <w:wordWrap/>
-              <w:overflowPunct/>
-              <w:topLinePunct w:val="0"/>
-              <w:autoSpaceDE w:val="0"/>
-              <w:autoSpaceDN w:val="0"/>
-              <w:bidi w:val="0"/>
-              <w:adjustRightInd w:val="0"/>
-              <w:snapToGrid w:val="0"/>
-              <w:textAlignment w:val="baseline"/>
-            </w:pPr>
-          </w:p>
-        </w:tc>
-        <w:tc>
-          <w:tcPr>
-            <w:tcW w:w="1303" w:type="dxa"/>
-            <w:vMerge w:val="continue"/>
-            <w:tcBorders>
-              <w:top w:val="nil"/>
-              <w:left w:val="nil"/>
-              <w:bottom w:val="nil"/>
-            </w:tcBorders>
-          </w:tcPr>
-          <w:p>
-            <w:pPr>
-              <w:pStyle w:val="25"/>
-              <w:keepNext w:val="0"/>
-              <w:keepLines w:val="0"/>
-              <w:pageBreakBefore w:val="0"/>
-              <w:widowControl w:val="0"/>
-              <w:kinsoku w:val="0"/>
-              <w:wordWrap/>
-              <w:overflowPunct/>
-              <w:topLinePunct w:val="0"/>
-              <w:autoSpaceDE w:val="0"/>
-              <w:autoSpaceDN w:val="0"/>
-              <w:bidi w:val="0"/>
-              <w:adjustRightInd w:val="0"/>
-              <w:snapToGrid w:val="0"/>
-              <w:textAlignment w:val="baseline"/>
-            </w:pPr>
-          </w:p>
-        </w:tc>
-        <w:tc>
-          <w:tcPr>
-            <w:tcW w:w="1259" w:type="dxa"/>
-            <w:vMerge w:val="continue"/>
-            <w:tcBorders>
-              <w:top w:val="nil"/>
-              <w:bottom w:val="nil"/>
-            </w:tcBorders>
-          </w:tcPr>
-          <w:p>
-            <w:pPr>
-              <w:pStyle w:val="25"/>
-              <w:keepNext w:val="0"/>
-              <w:keepLines w:val="0"/>
-              <w:pageBreakBefore w:val="0"/>
-              <w:widowControl w:val="0"/>
-              <w:kinsoku w:val="0"/>
-              <w:wordWrap/>
-              <w:overflowPunct/>
-              <w:topLinePunct w:val="0"/>
-              <w:autoSpaceDE w:val="0"/>
-              <w:autoSpaceDN w:val="0"/>
-              <w:bidi w:val="0"/>
-              <w:adjustRightInd w:val="0"/>
-              <w:snapToGrid w:val="0"/>
-              <w:textAlignment w:val="baseline"/>
-            </w:pPr>
-          </w:p>
-        </w:tc>
-      </w:tr>
-      <w:tr>
-        <w:tblPrEx>
-          <w:tblBorders>
-            <w:top w:val="single" w:color="000000" w:sz="2" w:space="0"/>
-            <w:left w:val="single" w:color="000000" w:sz="2" w:space="0"/>
-            <w:bottom w:val="single" w:color="000000" w:sz="2" w:space="0"/>
-            <w:right w:val="single" w:color="000000" w:sz="2" w:space="0"/>
-            <w:insideH w:val="single" w:color="000000" w:sz="2" w:space="0"/>
-            <w:insideV w:val="single" w:color="000000" w:sz="2" w:space="0"/>
-          </w:tblBorders>
-          <w:tblCellMar>
-            <w:top w:w="0" w:type="dxa"/>
-            <w:left w:w="0" w:type="dxa"/>
-            <w:bottom w:w="0" w:type="dxa"/>
-            <w:right w:w="0" w:type="dxa"/>
-          </w:tblCellMar>
-        </w:tblPrEx>
-        <w:trPr>
-          <w:trHeight w:val="1197" w:hRule="atLeast"/>
-        </w:trPr>
-        <w:tc>
-          <w:tcPr>
-            <w:tcW w:w="404" w:type="dxa"/>
-            <w:vMerge w:val="continue"/>
-            <w:tcBorders>
-              <w:top w:val="nil"/>
-              <w:bottom w:val="nil"/>
-            </w:tcBorders>
-          </w:tcPr>
-          <w:p>
-            <w:pPr>
-              <w:pStyle w:val="25"/>
-              <w:keepNext w:val="0"/>
-              <w:keepLines w:val="0"/>
-              <w:pageBreakBefore w:val="0"/>
-              <w:widowControl w:val="0"/>
-              <w:kinsoku w:val="0"/>
-              <w:wordWrap/>
-              <w:overflowPunct/>
-              <w:topLinePunct w:val="0"/>
-              <w:autoSpaceDE w:val="0"/>
-              <w:autoSpaceDN w:val="0"/>
-              <w:bidi w:val="0"/>
-              <w:adjustRightInd w:val="0"/>
-              <w:snapToGrid w:val="0"/>
-              <w:textAlignment w:val="baseline"/>
-            </w:pPr>
-          </w:p>
-        </w:tc>
-        <w:tc>
-          <w:tcPr>
-            <w:tcW w:w="1178" w:type="dxa"/>
-            <w:vMerge w:val="continue"/>
-            <w:tcBorders>
-              <w:top w:val="nil"/>
-              <w:bottom w:val="nil"/>
-            </w:tcBorders>
-          </w:tcPr>
-          <w:p>
-            <w:pPr>
-              <w:pStyle w:val="25"/>
-              <w:keepNext w:val="0"/>
-              <w:keepLines w:val="0"/>
-              <w:pageBreakBefore w:val="0"/>
-              <w:widowControl w:val="0"/>
-              <w:kinsoku w:val="0"/>
-              <w:wordWrap/>
-              <w:overflowPunct/>
-              <w:topLinePunct w:val="0"/>
-              <w:autoSpaceDE w:val="0"/>
-              <w:autoSpaceDN w:val="0"/>
-              <w:bidi w:val="0"/>
-              <w:adjustRightInd w:val="0"/>
-              <w:snapToGrid w:val="0"/>
-              <w:textAlignment w:val="baseline"/>
-            </w:pPr>
-          </w:p>
-        </w:tc>
-        <w:tc>
-          <w:tcPr>
-            <w:tcW w:w="1987" w:type="dxa"/>
-            <w:gridSpan w:val="2"/>
-            <w:vMerge w:val="continue"/>
-            <w:tcBorders>
-              <w:top w:val="nil"/>
-              <w:bottom w:val="nil"/>
-            </w:tcBorders>
-          </w:tcPr>
-          <w:p>
-            <w:pPr>
-              <w:pStyle w:val="25"/>
-              <w:keepNext w:val="0"/>
-              <w:keepLines w:val="0"/>
-              <w:pageBreakBefore w:val="0"/>
-              <w:widowControl w:val="0"/>
-              <w:kinsoku w:val="0"/>
-              <w:wordWrap/>
-              <w:overflowPunct/>
-              <w:topLinePunct w:val="0"/>
-              <w:autoSpaceDE w:val="0"/>
-              <w:autoSpaceDN w:val="0"/>
-              <w:bidi w:val="0"/>
-              <w:adjustRightInd w:val="0"/>
-              <w:snapToGrid w:val="0"/>
-              <w:textAlignment w:val="baseline"/>
-            </w:pPr>
-          </w:p>
-        </w:tc>
-        <w:tc>
-          <w:tcPr>
-            <w:tcW w:w="1053" w:type="dxa"/>
-            <w:tcBorders>
-              <w:top w:val="nil"/>
-              <w:bottom w:val="nil"/>
-              <w:right w:val="nil"/>
-            </w:tcBorders>
-            <w:textDirection w:val="tbRlV"/>
-          </w:tcPr>
-          <w:p>
-            <w:pPr>
-              <w:keepNext w:val="0"/>
-              <w:keepLines w:val="0"/>
-              <w:pageBreakBefore w:val="0"/>
-              <w:widowControl w:val="0"/>
-              <w:kinsoku w:val="0"/>
-              <w:wordWrap/>
-              <w:overflowPunct/>
-              <w:topLinePunct w:val="0"/>
-              <w:autoSpaceDE w:val="0"/>
-              <w:autoSpaceDN w:val="0"/>
-              <w:bidi w:val="0"/>
-              <w:adjustRightInd w:val="0"/>
-              <w:snapToGrid w:val="0"/>
-              <w:spacing w:before="199" w:line="220" w:lineRule="auto"/>
-              <w:ind w:left="29"/>
-              <w:textAlignment w:val="baseline"/>
-              <w:rPr>
-                <w:rFonts w:ascii="宋体" w:hAnsi="宋体" w:eastAsia="宋体" w:cs="宋体"/>
-                <w:sz w:val="13"/>
-                <w:szCs w:val="13"/>
-              </w:rPr>
-            </w:pPr>
-            <w:r>
-              <w:rPr>
-                <w:rFonts w:ascii="宋体" w:hAnsi="宋体" w:eastAsia="宋体" w:cs="宋体"/>
-                <w:spacing w:val="3"/>
-                <w:sz w:val="13"/>
-                <w:szCs w:val="13"/>
-              </w:rPr>
-              <w:t>理         是</w:t>
-            </w:r>
-          </w:p>
-        </w:tc>
-        <w:tc>
-          <w:tcPr>
-            <w:tcW w:w="927" w:type="dxa"/>
-            <w:tcBorders>
-              <w:top w:val="nil"/>
-              <w:left w:val="nil"/>
-              <w:bottom w:val="nil"/>
-            </w:tcBorders>
-          </w:tcPr>
-          <w:p>
-            <w:pPr>
-              <w:keepNext w:val="0"/>
-              <w:keepLines w:val="0"/>
-              <w:pageBreakBefore w:val="0"/>
-              <w:widowControl w:val="0"/>
-              <w:kinsoku w:val="0"/>
-              <w:wordWrap/>
-              <w:overflowPunct/>
-              <w:topLinePunct w:val="0"/>
-              <w:autoSpaceDE w:val="0"/>
-              <w:autoSpaceDN w:val="0"/>
-              <w:bidi w:val="0"/>
-              <w:adjustRightInd w:val="0"/>
-              <w:snapToGrid w:val="0"/>
-              <w:spacing w:before="178" w:line="230" w:lineRule="auto"/>
-              <w:ind w:left="534"/>
-              <w:textAlignment w:val="baseline"/>
-              <w:rPr>
-                <w:rFonts w:ascii="宋体" w:hAnsi="宋体" w:eastAsia="宋体" w:cs="宋体"/>
-                <w:sz w:val="13"/>
-                <w:szCs w:val="13"/>
-              </w:rPr>
-            </w:pPr>
-            <w:r>
-              <w:rPr>
-                <w:rFonts w:ascii="宋体" w:hAnsi="宋体" w:eastAsia="宋体" w:cs="宋体"/>
-                <w:sz w:val="13"/>
-                <w:szCs w:val="13"/>
-              </w:rPr>
-              <w:t>否</w:t>
-            </w:r>
-          </w:p>
-          <w:p>
-            <w:pPr>
-              <w:pStyle w:val="25"/>
-              <w:keepNext w:val="0"/>
-              <w:keepLines w:val="0"/>
-              <w:pageBreakBefore w:val="0"/>
-              <w:widowControl w:val="0"/>
-              <w:kinsoku w:val="0"/>
-              <w:wordWrap/>
-              <w:overflowPunct/>
-              <w:topLinePunct w:val="0"/>
-              <w:autoSpaceDE w:val="0"/>
-              <w:autoSpaceDN w:val="0"/>
-              <w:bidi w:val="0"/>
-              <w:adjustRightInd w:val="0"/>
-              <w:snapToGrid w:val="0"/>
-              <w:spacing w:line="381" w:lineRule="auto"/>
-              <w:textAlignment w:val="baseline"/>
-            </w:pPr>
-          </w:p>
-          <w:p>
-            <w:pPr>
-              <w:keepNext w:val="0"/>
-              <w:keepLines w:val="0"/>
-              <w:pageBreakBefore w:val="0"/>
-              <w:widowControl w:val="0"/>
-              <w:kinsoku w:val="0"/>
-              <w:wordWrap/>
-              <w:overflowPunct/>
-              <w:topLinePunct w:val="0"/>
-              <w:autoSpaceDE w:val="0"/>
-              <w:autoSpaceDN w:val="0"/>
-              <w:bidi w:val="0"/>
-              <w:adjustRightInd w:val="0"/>
-              <w:snapToGrid w:val="0"/>
-              <w:spacing w:before="42" w:line="229" w:lineRule="auto"/>
-              <w:ind w:left="182"/>
-              <w:textAlignment w:val="baseline"/>
-              <w:rPr>
-                <w:rFonts w:ascii="宋体" w:hAnsi="宋体" w:eastAsia="宋体" w:cs="宋体"/>
-                <w:sz w:val="13"/>
-                <w:szCs w:val="13"/>
-              </w:rPr>
-            </w:pPr>
-            <w:r>
-              <w:rPr>
-                <w:rFonts w:ascii="宋体" w:hAnsi="宋体" w:eastAsia="宋体" w:cs="宋体"/>
-                <w:spacing w:val="8"/>
-                <w:sz w:val="13"/>
-                <w:szCs w:val="13"/>
-              </w:rPr>
-              <w:t>紧急处理方</w:t>
-            </w:r>
-          </w:p>
-        </w:tc>
-        <w:tc>
-          <w:tcPr>
-            <w:tcW w:w="210" w:type="dxa"/>
-            <w:vMerge w:val="continue"/>
-            <w:tcBorders>
-              <w:top w:val="nil"/>
-              <w:bottom w:val="nil"/>
-              <w:right w:val="nil"/>
-            </w:tcBorders>
-          </w:tcPr>
-          <w:p>
-            <w:pPr>
-              <w:pStyle w:val="25"/>
-              <w:keepNext w:val="0"/>
-              <w:keepLines w:val="0"/>
-              <w:pageBreakBefore w:val="0"/>
-              <w:widowControl w:val="0"/>
-              <w:kinsoku w:val="0"/>
-              <w:wordWrap/>
-              <w:overflowPunct/>
-              <w:topLinePunct w:val="0"/>
-              <w:autoSpaceDE w:val="0"/>
-              <w:autoSpaceDN w:val="0"/>
-              <w:bidi w:val="0"/>
-              <w:adjustRightInd w:val="0"/>
-              <w:snapToGrid w:val="0"/>
-              <w:textAlignment w:val="baseline"/>
-            </w:pPr>
-          </w:p>
-        </w:tc>
-        <w:tc>
-          <w:tcPr>
-            <w:tcW w:w="1303" w:type="dxa"/>
-            <w:vMerge w:val="continue"/>
-            <w:tcBorders>
-              <w:top w:val="nil"/>
-              <w:left w:val="nil"/>
-              <w:bottom w:val="nil"/>
-            </w:tcBorders>
-          </w:tcPr>
-          <w:p>
-            <w:pPr>
-              <w:pStyle w:val="25"/>
-              <w:keepNext w:val="0"/>
-              <w:keepLines w:val="0"/>
-              <w:pageBreakBefore w:val="0"/>
-              <w:widowControl w:val="0"/>
-              <w:kinsoku w:val="0"/>
-              <w:wordWrap/>
-              <w:overflowPunct/>
-              <w:topLinePunct w:val="0"/>
-              <w:autoSpaceDE w:val="0"/>
-              <w:autoSpaceDN w:val="0"/>
-              <w:bidi w:val="0"/>
-              <w:adjustRightInd w:val="0"/>
-              <w:snapToGrid w:val="0"/>
-              <w:textAlignment w:val="baseline"/>
-            </w:pPr>
-          </w:p>
-        </w:tc>
-        <w:tc>
-          <w:tcPr>
-            <w:tcW w:w="1259" w:type="dxa"/>
-            <w:vMerge w:val="continue"/>
-            <w:tcBorders>
-              <w:top w:val="nil"/>
-              <w:bottom w:val="nil"/>
-            </w:tcBorders>
-          </w:tcPr>
-          <w:p>
-            <w:pPr>
-              <w:pStyle w:val="25"/>
-              <w:keepNext w:val="0"/>
-              <w:keepLines w:val="0"/>
-              <w:pageBreakBefore w:val="0"/>
-              <w:widowControl w:val="0"/>
-              <w:kinsoku w:val="0"/>
-              <w:wordWrap/>
-              <w:overflowPunct/>
-              <w:topLinePunct w:val="0"/>
-              <w:autoSpaceDE w:val="0"/>
-              <w:autoSpaceDN w:val="0"/>
-              <w:bidi w:val="0"/>
-              <w:adjustRightInd w:val="0"/>
-              <w:snapToGrid w:val="0"/>
-              <w:textAlignment w:val="baseline"/>
-            </w:pPr>
-          </w:p>
-        </w:tc>
-      </w:tr>
-      <w:tr>
-        <w:tblPrEx>
-          <w:tblBorders>
-            <w:top w:val="single" w:color="000000" w:sz="2" w:space="0"/>
-            <w:left w:val="single" w:color="000000" w:sz="2" w:space="0"/>
-            <w:bottom w:val="single" w:color="000000" w:sz="2" w:space="0"/>
-            <w:right w:val="single" w:color="000000" w:sz="2" w:space="0"/>
-            <w:insideH w:val="single" w:color="000000" w:sz="2" w:space="0"/>
-            <w:insideV w:val="single" w:color="000000" w:sz="2" w:space="0"/>
-          </w:tblBorders>
-          <w:tblCellMar>
-            <w:top w:w="0" w:type="dxa"/>
-            <w:left w:w="0" w:type="dxa"/>
-            <w:bottom w:w="0" w:type="dxa"/>
-            <w:right w:w="0" w:type="dxa"/>
-          </w:tblCellMar>
-        </w:tblPrEx>
-        <w:trPr>
-          <w:trHeight w:val="3237" w:hRule="atLeast"/>
-        </w:trPr>
-        <w:tc>
-          <w:tcPr>
-            <w:tcW w:w="404" w:type="dxa"/>
-            <w:vMerge w:val="continue"/>
-            <w:tcBorders>
-              <w:top w:val="nil"/>
-            </w:tcBorders>
-          </w:tcPr>
-          <w:p>
-            <w:pPr>
-              <w:pStyle w:val="25"/>
-              <w:keepNext w:val="0"/>
-              <w:keepLines w:val="0"/>
-              <w:pageBreakBefore w:val="0"/>
-              <w:widowControl w:val="0"/>
-              <w:kinsoku w:val="0"/>
-              <w:wordWrap/>
-              <w:overflowPunct/>
-              <w:topLinePunct w:val="0"/>
-              <w:autoSpaceDE w:val="0"/>
-              <w:autoSpaceDN w:val="0"/>
-              <w:bidi w:val="0"/>
-              <w:adjustRightInd w:val="0"/>
-              <w:snapToGrid w:val="0"/>
-              <w:textAlignment w:val="baseline"/>
-            </w:pPr>
-          </w:p>
-        </w:tc>
-        <w:tc>
-          <w:tcPr>
-            <w:tcW w:w="1178" w:type="dxa"/>
-            <w:vMerge w:val="continue"/>
-            <w:tcBorders>
-              <w:top w:val="nil"/>
-            </w:tcBorders>
-          </w:tcPr>
-          <w:p>
-            <w:pPr>
-              <w:pStyle w:val="25"/>
-              <w:keepNext w:val="0"/>
-              <w:keepLines w:val="0"/>
-              <w:pageBreakBefore w:val="0"/>
-              <w:widowControl w:val="0"/>
-              <w:kinsoku w:val="0"/>
-              <w:wordWrap/>
-              <w:overflowPunct/>
-              <w:topLinePunct w:val="0"/>
-              <w:autoSpaceDE w:val="0"/>
-              <w:autoSpaceDN w:val="0"/>
-              <w:bidi w:val="0"/>
-              <w:adjustRightInd w:val="0"/>
-              <w:snapToGrid w:val="0"/>
-              <w:textAlignment w:val="baseline"/>
-            </w:pPr>
-          </w:p>
-        </w:tc>
-        <w:tc>
-          <w:tcPr>
-            <w:tcW w:w="1987" w:type="dxa"/>
-            <w:gridSpan w:val="2"/>
-            <w:vMerge w:val="continue"/>
-            <w:tcBorders>
-              <w:top w:val="nil"/>
-            </w:tcBorders>
-          </w:tcPr>
-          <w:p>
-            <w:pPr>
-              <w:pStyle w:val="25"/>
-              <w:keepNext w:val="0"/>
-              <w:keepLines w:val="0"/>
-              <w:pageBreakBefore w:val="0"/>
-              <w:widowControl w:val="0"/>
-              <w:kinsoku w:val="0"/>
-              <w:wordWrap/>
-              <w:overflowPunct/>
-              <w:topLinePunct w:val="0"/>
-              <w:autoSpaceDE w:val="0"/>
-              <w:autoSpaceDN w:val="0"/>
-              <w:bidi w:val="0"/>
-              <w:adjustRightInd w:val="0"/>
-              <w:snapToGrid w:val="0"/>
-              <w:textAlignment w:val="baseline"/>
-            </w:pPr>
-          </w:p>
-        </w:tc>
-        <w:tc>
-          <w:tcPr>
-            <w:tcW w:w="1980" w:type="dxa"/>
-            <w:gridSpan w:val="2"/>
-            <w:tcBorders>
-              <w:top w:val="nil"/>
-            </w:tcBorders>
-          </w:tcPr>
-          <w:p>
-            <w:pPr>
-              <w:pStyle w:val="25"/>
-              <w:keepNext w:val="0"/>
-              <w:keepLines w:val="0"/>
-              <w:pageBreakBefore w:val="0"/>
-              <w:widowControl w:val="0"/>
-              <w:kinsoku w:val="0"/>
-              <w:wordWrap/>
-              <w:overflowPunct/>
-              <w:topLinePunct w:val="0"/>
-              <w:autoSpaceDE w:val="0"/>
-              <w:autoSpaceDN w:val="0"/>
-              <w:bidi w:val="0"/>
-              <w:adjustRightInd w:val="0"/>
-              <w:snapToGrid w:val="0"/>
-              <w:spacing w:line="249" w:lineRule="auto"/>
-              <w:textAlignment w:val="baseline"/>
-            </w:pPr>
-          </w:p>
-          <w:p>
-            <w:pPr>
-              <w:keepNext w:val="0"/>
-              <w:keepLines w:val="0"/>
-              <w:pageBreakBefore w:val="0"/>
-              <w:widowControl w:val="0"/>
-              <w:kinsoku w:val="0"/>
-              <w:wordWrap/>
-              <w:overflowPunct/>
-              <w:topLinePunct w:val="0"/>
-              <w:autoSpaceDE w:val="0"/>
-              <w:autoSpaceDN w:val="0"/>
-              <w:bidi w:val="0"/>
-              <w:adjustRightInd w:val="0"/>
-              <w:snapToGrid w:val="0"/>
-              <w:spacing w:before="42" w:line="229" w:lineRule="auto"/>
-              <w:ind w:left="227"/>
-              <w:textAlignment w:val="baseline"/>
-              <w:rPr>
-                <w:rFonts w:ascii="宋体" w:hAnsi="宋体" w:eastAsia="宋体" w:cs="宋体"/>
-                <w:sz w:val="13"/>
-                <w:szCs w:val="13"/>
-              </w:rPr>
-            </w:pPr>
-            <w:r>
-              <w:rPr>
-                <w:rFonts w:ascii="宋体" w:hAnsi="宋体" w:eastAsia="宋体" w:cs="宋体"/>
-                <w:spacing w:val="9"/>
-                <w:sz w:val="13"/>
-                <w:szCs w:val="13"/>
-              </w:rPr>
-              <w:t>分析，判断处理结</w:t>
-            </w:r>
-          </w:p>
-          <w:p>
-            <w:pPr>
-              <w:keepNext w:val="0"/>
-              <w:keepLines w:val="0"/>
-              <w:pageBreakBefore w:val="0"/>
-              <w:widowControl w:val="0"/>
-              <w:kinsoku w:val="0"/>
-              <w:wordWrap/>
-              <w:overflowPunct/>
-              <w:topLinePunct w:val="0"/>
-              <w:autoSpaceDE w:val="0"/>
-              <w:autoSpaceDN w:val="0"/>
-              <w:bidi w:val="0"/>
-              <w:adjustRightInd w:val="0"/>
-              <w:snapToGrid w:val="0"/>
-              <w:spacing w:before="17" w:line="230" w:lineRule="auto"/>
-              <w:ind w:left="720"/>
-              <w:textAlignment w:val="baseline"/>
-              <w:rPr>
-                <w:rFonts w:ascii="宋体" w:hAnsi="宋体" w:eastAsia="宋体" w:cs="宋体"/>
-                <w:sz w:val="13"/>
-                <w:szCs w:val="13"/>
-              </w:rPr>
-            </w:pPr>
-            <w:r>
-              <w:rPr>
-                <w:rFonts w:ascii="宋体" w:hAnsi="宋体" w:eastAsia="宋体" w:cs="宋体"/>
-                <w:sz w:val="13"/>
-                <w:szCs w:val="13"/>
-              </w:rPr>
-              <w:t>果</w:t>
-            </w:r>
-          </w:p>
-          <w:p>
-            <w:pPr>
-              <w:pStyle w:val="25"/>
-              <w:keepNext w:val="0"/>
-              <w:keepLines w:val="0"/>
-              <w:pageBreakBefore w:val="0"/>
-              <w:widowControl w:val="0"/>
-              <w:kinsoku w:val="0"/>
-              <w:wordWrap/>
-              <w:overflowPunct/>
-              <w:topLinePunct w:val="0"/>
-              <w:autoSpaceDE w:val="0"/>
-              <w:autoSpaceDN w:val="0"/>
-              <w:bidi w:val="0"/>
-              <w:adjustRightInd w:val="0"/>
-              <w:snapToGrid w:val="0"/>
-              <w:spacing w:line="288" w:lineRule="auto"/>
-              <w:textAlignment w:val="baseline"/>
-            </w:pPr>
-          </w:p>
-          <w:p>
-            <w:pPr>
-              <w:pStyle w:val="25"/>
-              <w:keepNext w:val="0"/>
-              <w:keepLines w:val="0"/>
-              <w:pageBreakBefore w:val="0"/>
-              <w:widowControl w:val="0"/>
-              <w:kinsoku w:val="0"/>
-              <w:wordWrap/>
-              <w:overflowPunct/>
-              <w:topLinePunct w:val="0"/>
-              <w:autoSpaceDE w:val="0"/>
-              <w:autoSpaceDN w:val="0"/>
-              <w:bidi w:val="0"/>
-              <w:adjustRightInd w:val="0"/>
-              <w:snapToGrid w:val="0"/>
-              <w:spacing w:line="289" w:lineRule="auto"/>
-              <w:textAlignment w:val="baseline"/>
-            </w:pPr>
-          </w:p>
-          <w:p>
-            <w:pPr>
-              <w:keepNext w:val="0"/>
-              <w:keepLines w:val="0"/>
-              <w:pageBreakBefore w:val="0"/>
-              <w:widowControl w:val="0"/>
-              <w:kinsoku w:val="0"/>
-              <w:wordWrap/>
-              <w:overflowPunct/>
-              <w:topLinePunct w:val="0"/>
-              <w:autoSpaceDE w:val="0"/>
-              <w:autoSpaceDN w:val="0"/>
-              <w:bidi w:val="0"/>
-              <w:adjustRightInd w:val="0"/>
-              <w:snapToGrid w:val="0"/>
-              <w:spacing w:before="42" w:line="229" w:lineRule="auto"/>
-              <w:ind w:left="225"/>
-              <w:textAlignment w:val="baseline"/>
-              <w:rPr>
-                <w:rFonts w:ascii="宋体" w:hAnsi="宋体" w:eastAsia="宋体" w:cs="宋体"/>
-                <w:sz w:val="13"/>
-                <w:szCs w:val="13"/>
-              </w:rPr>
-            </w:pPr>
-            <w:r>
-              <w:rPr>
-                <w:rFonts w:ascii="宋体" w:hAnsi="宋体" w:eastAsia="宋体" w:cs="宋体"/>
-                <w:spacing w:val="9"/>
-                <w:sz w:val="13"/>
-                <w:szCs w:val="13"/>
-              </w:rPr>
-              <w:t>记录详细解决方法</w:t>
-            </w:r>
-          </w:p>
-        </w:tc>
-        <w:tc>
-          <w:tcPr>
-            <w:tcW w:w="210" w:type="dxa"/>
-            <w:vMerge w:val="continue"/>
-            <w:tcBorders>
-              <w:top w:val="nil"/>
-              <w:right w:val="nil"/>
-            </w:tcBorders>
-          </w:tcPr>
-          <w:p>
-            <w:pPr>
-              <w:pStyle w:val="25"/>
-              <w:keepNext w:val="0"/>
-              <w:keepLines w:val="0"/>
-              <w:pageBreakBefore w:val="0"/>
-              <w:widowControl w:val="0"/>
-              <w:kinsoku w:val="0"/>
-              <w:wordWrap/>
-              <w:overflowPunct/>
-              <w:topLinePunct w:val="0"/>
-              <w:autoSpaceDE w:val="0"/>
-              <w:autoSpaceDN w:val="0"/>
-              <w:bidi w:val="0"/>
-              <w:adjustRightInd w:val="0"/>
-              <w:snapToGrid w:val="0"/>
-              <w:textAlignment w:val="baseline"/>
-            </w:pPr>
-          </w:p>
-        </w:tc>
-        <w:tc>
-          <w:tcPr>
-            <w:tcW w:w="1303" w:type="dxa"/>
-            <w:vMerge w:val="continue"/>
-            <w:tcBorders>
-              <w:top w:val="nil"/>
-              <w:left w:val="nil"/>
-            </w:tcBorders>
-          </w:tcPr>
-          <w:p>
-            <w:pPr>
-              <w:pStyle w:val="25"/>
-              <w:keepNext w:val="0"/>
-              <w:keepLines w:val="0"/>
-              <w:pageBreakBefore w:val="0"/>
-              <w:widowControl w:val="0"/>
-              <w:kinsoku w:val="0"/>
-              <w:wordWrap/>
-              <w:overflowPunct/>
-              <w:topLinePunct w:val="0"/>
-              <w:autoSpaceDE w:val="0"/>
-              <w:autoSpaceDN w:val="0"/>
-              <w:bidi w:val="0"/>
-              <w:adjustRightInd w:val="0"/>
-              <w:snapToGrid w:val="0"/>
-              <w:textAlignment w:val="baseline"/>
-            </w:pPr>
-          </w:p>
-        </w:tc>
-        <w:tc>
-          <w:tcPr>
-            <w:tcW w:w="1259" w:type="dxa"/>
-            <w:vMerge w:val="continue"/>
-            <w:tcBorders>
-              <w:top w:val="nil"/>
-            </w:tcBorders>
-          </w:tcPr>
-          <w:p>
-            <w:pPr>
-              <w:pStyle w:val="25"/>
-              <w:keepNext w:val="0"/>
-              <w:keepLines w:val="0"/>
-              <w:pageBreakBefore w:val="0"/>
-              <w:widowControl w:val="0"/>
-              <w:kinsoku w:val="0"/>
-              <w:wordWrap/>
-              <w:overflowPunct/>
-              <w:topLinePunct w:val="0"/>
-              <w:autoSpaceDE w:val="0"/>
-              <w:autoSpaceDN w:val="0"/>
-              <w:bidi w:val="0"/>
-              <w:adjustRightInd w:val="0"/>
-              <w:snapToGrid w:val="0"/>
-              <w:textAlignment w:val="baseline"/>
-            </w:pPr>
-          </w:p>
-        </w:tc>
-      </w:tr>
-    </w:tbl>
     <w:p>
       <w:pPr>
         <w:pStyle w:val="12"/>
@@ -12319,6 +8224,49 @@
         <w:snapToGrid w:val="0"/>
         <w:textAlignment w:val="baseline"/>
       </w:pPr>
+      <w:r>
+        <w:drawing>
+          <wp:inline distT="0" distB="0" distL="114300" distR="114300">
+            <wp:extent cx="5053965" cy="4859655"/>
+            <wp:effectExtent l="0" t="0" r="5715" b="1905"/>
+            <wp:docPr id="3" name="图片 3"/>
+            <wp:cNvGraphicFramePr>
+              <a:graphicFrameLocks xmlns:a="http://schemas.openxmlformats.org/drawingml/2006/main" noChangeAspect="1"/>
+            </wp:cNvGraphicFramePr>
+            <a:graphic xmlns:a="http://schemas.openxmlformats.org/drawingml/2006/main">
+              <a:graphicData uri="http://schemas.openxmlformats.org/drawingml/2006/picture">
+                <pic:pic xmlns:pic="http://schemas.openxmlformats.org/drawingml/2006/picture">
+                  <pic:nvPicPr>
+                    <pic:cNvPr id="3" name="图片 3"/>
+                    <pic:cNvPicPr>
+                      <a:picLocks noChangeAspect="1"/>
+                    </pic:cNvPicPr>
+                  </pic:nvPicPr>
+                  <pic:blipFill>
+                    <a:blip r:embed="rId8"/>
+                    <a:stretch>
+                      <a:fillRect/>
+                    </a:stretch>
+                  </pic:blipFill>
+                  <pic:spPr>
+                    <a:xfrm>
+                      <a:off x="0" y="0"/>
+                      <a:ext cx="5053965" cy="4859655"/>
+                    </a:xfrm>
+                    <a:prstGeom prst="rect">
+                      <a:avLst/>
+                    </a:prstGeom>
+                    <a:noFill/>
+                    <a:ln>
+                      <a:noFill/>
+                    </a:ln>
+                  </pic:spPr>
+                </pic:pic>
+              </a:graphicData>
+            </a:graphic>
+          </wp:inline>
+        </w:drawing>
+      </w:r>
     </w:p>
     <w:p>
       <w:pPr>
@@ -12362,7 +8310,7 @@
         <w:snapToGrid w:val="0"/>
         <w:textAlignment w:val="baseline"/>
       </w:pPr>
-      <w:bookmarkStart w:id="17" w:name="_Toc10462"/>
+      <w:bookmarkStart w:id="17" w:name="_Toc19304"/>
       <w:r>
         <w:t>子流程</w:t>
       </w:r>
@@ -12388,7 +8336,7 @@
       </w:pPr>
       <w:bookmarkStart w:id="18" w:name="bookmark25"/>
       <w:bookmarkEnd w:id="18"/>
-      <w:bookmarkStart w:id="19" w:name="_Toc20886"/>
+      <w:bookmarkStart w:id="19" w:name="_Toc2739"/>
       <w:r>
         <w:t>一线处理解决流程</w:t>
       </w:r>
@@ -12496,7 +8444,7 @@
             </w:pPr>
             <w:r>
               <w:drawing>
-                <wp:anchor distT="0" distB="0" distL="0" distR="0" simplePos="0" relativeHeight="251664384" behindDoc="1" locked="0" layoutInCell="1" allowOverlap="1">
+                <wp:anchor distT="0" distB="0" distL="0" distR="0" simplePos="0" relativeHeight="251659264" behindDoc="1" locked="0" layoutInCell="1" allowOverlap="1">
                   <wp:simplePos x="0" y="0"/>
                   <wp:positionH relativeFrom="column">
                     <wp:posOffset>-1905</wp:posOffset>
@@ -12517,7 +8465,7 @@
                           <pic:cNvPicPr/>
                         </pic:nvPicPr>
                         <pic:blipFill>
-                          <a:blip r:embed="rId11"/>
+                          <a:blip r:embed="rId9"/>
                           <a:stretch>
                             <a:fillRect/>
                           </a:stretch>
@@ -13271,7 +9219,7 @@
             </w:pPr>
             <w:r>
               <w:pict>
-                <v:shape id="TextBox 12" o:spid="_x0000_s1027" o:spt="202" type="#_x0000_t202" style="position:absolute;left:0pt;margin-left:43.25pt;margin-top:88.95pt;height:13.15pt;width:9.5pt;mso-position-horizontal-relative:page;mso-position-vertical-relative:page;z-index:251666432;mso-width-relative:page;mso-height-relative:page;" filled="f" stroked="f" coordsize="21600,21600">
+                <v:shape id="TextBox 12" o:spid="_x0000_s1027" o:spt="202" type="#_x0000_t202" style="position:absolute;left:0pt;margin-left:43.25pt;margin-top:88.95pt;height:13.15pt;width:9.5pt;mso-position-horizontal-relative:page;mso-position-vertical-relative:page;z-index:251661312;mso-width-relative:page;mso-height-relative:page;" filled="f" stroked="f" coordsize="21600,21600">
                   <v:path/>
                   <v:fill on="f" focussize="0,0"/>
                   <v:stroke on="f" joinstyle="miter"/>
@@ -13659,10 +9607,10 @@
             </w:pPr>
             <w:r>
               <w:pict>
-                <v:shape id="TextBox 14" o:spid="_x0000_s1028" o:spt="202" type="#_x0000_t202" style="position:absolute;left:0pt;margin-left:17.7pt;margin-top:187.95pt;height:13.1pt;width:25.65pt;mso-position-horizontal-relative:page;mso-position-vertical-relative:page;z-index:251665408;mso-width-relative:page;mso-height-relative:page;" filled="f" stroked="f" coordsize="21600,21600">
+                <v:shape id="TextBox 14" o:spid="_x0000_s1028" o:spt="202" type="#_x0000_t202" style="position:absolute;left:0pt;margin-left:17.7pt;margin-top:187.95pt;height:24.45pt;width:25.65pt;mso-position-horizontal-relative:page;mso-position-vertical-relative:page;z-index:251660288;mso-width-relative:page;mso-height-relative:page;" filled="f" stroked="f" coordsize="21600,21600">
                   <v:path/>
                   <v:fill on="f" focussize="0,0"/>
-                  <v:stroke on="f" joinstyle="miter"/>
+                  <v:stroke on="f"/>
                   <v:imagedata o:title=""/>
                   <o:lock v:ext="edit" aspectratio="f"/>
                   <v:textbox inset="0mm,0mm,0mm,0mm">
@@ -13679,12 +9627,22 @@
                         </w:pPr>
                         <w:r>
                           <w:rPr>
+                            <w:rFonts w:hint="eastAsia" w:ascii="宋体" w:hAnsi="宋体" w:cs="宋体"/>
+                            <w:spacing w:val="-3"/>
+                            <w:sz w:val="16"/>
+                            <w:szCs w:val="16"/>
+                            <w:lang w:val="en-US" w:eastAsia="zh-CN"/>
+                          </w:rPr>
+                          <w:t>服务</w:t>
+                        </w:r>
+                        <w:r>
+                          <w:rPr>
                             <w:rFonts w:ascii="宋体" w:hAnsi="宋体" w:eastAsia="宋体" w:cs="宋体"/>
                             <w:spacing w:val="-3"/>
                             <w:sz w:val="16"/>
                             <w:szCs w:val="16"/>
                           </w:rPr>
-                          <w:t>知识库</w:t>
+                          <w:t>知识</w:t>
                         </w:r>
                       </w:p>
                     </w:txbxContent>
@@ -13975,6 +9933,7 @@
               <w:bidi w:val="0"/>
               <w:adjustRightInd w:val="0"/>
               <w:snapToGrid w:val="0"/>
+              <w:spacing w:line="240" w:lineRule="auto"/>
               <w:textAlignment w:val="baseline"/>
               <w:rPr>
                 <w:rFonts w:hint="eastAsia"/>
@@ -14005,6 +9964,7 @@
               <w:bidi w:val="0"/>
               <w:adjustRightInd w:val="0"/>
               <w:snapToGrid w:val="0"/>
+              <w:ind w:firstLine="160" w:firstLineChars="100"/>
               <w:textAlignment w:val="baseline"/>
               <w:rPr>
                 <w:rFonts w:hint="default" w:eastAsia="宋体"/>
@@ -14796,6 +10756,7 @@
     </w:p>
     <w:p>
       <w:pPr>
+        <w:pStyle w:val="39"/>
         <w:keepNext w:val="0"/>
         <w:keepLines w:val="0"/>
         <w:pageBreakBefore w:val="0"/>
@@ -14813,47 +10774,25 @@
         <w:bidi w:val="0"/>
         <w:adjustRightInd w:val="0"/>
         <w:snapToGrid w:val="0"/>
-        <w:spacing w:line="360" w:lineRule="auto"/>
-        <w:ind w:left="425" w:leftChars="0" w:hanging="425" w:firstLineChars="0"/>
         <w:textAlignment w:val="baseline"/>
-        <w:rPr>
-          <w:rFonts w:ascii="宋体" w:hAnsi="宋体" w:eastAsia="宋体" w:cs="宋体"/>
-          <w:spacing w:val="-3"/>
-          <w:sz w:val="24"/>
-          <w:szCs w:val="24"/>
-        </w:rPr>
       </w:pPr>
       <w:r>
-        <w:rPr>
-          <w:rFonts w:ascii="宋体" w:hAnsi="宋体" w:eastAsia="宋体" w:cs="宋体"/>
-          <w:spacing w:val="-3"/>
-          <w:sz w:val="24"/>
-          <w:szCs w:val="24"/>
-        </w:rPr>
         <w:t>服务台</w:t>
       </w:r>
       <w:r>
         <w:rPr>
-          <w:rFonts w:hint="eastAsia" w:ascii="宋体" w:hAnsi="宋体" w:cs="宋体"/>
-          <w:spacing w:val="-3"/>
-          <w:sz w:val="24"/>
-          <w:szCs w:val="24"/>
+          <w:rFonts w:hint="eastAsia"/>
           <w:lang w:val="en-US" w:eastAsia="zh-CN"/>
         </w:rPr>
         <w:t>客服作为</w:t>
       </w:r>
       <w:r>
-        <w:rPr>
-          <w:rFonts w:ascii="宋体" w:hAnsi="宋体" w:eastAsia="宋体" w:cs="宋体"/>
-          <w:spacing w:val="-3"/>
-          <w:sz w:val="24"/>
-          <w:szCs w:val="24"/>
-        </w:rPr>
         <w:t>一线工程师接听电话，记录客户信息,服务请求或故障申报信息。</w:t>
       </w:r>
     </w:p>
     <w:p>
       <w:pPr>
+        <w:pStyle w:val="39"/>
         <w:keepNext w:val="0"/>
         <w:keepLines w:val="0"/>
         <w:pageBreakBefore w:val="0"/>
@@ -14871,28 +10810,15 @@
         <w:bidi w:val="0"/>
         <w:adjustRightInd w:val="0"/>
         <w:snapToGrid w:val="0"/>
-        <w:spacing w:line="360" w:lineRule="auto"/>
-        <w:ind w:left="425" w:leftChars="0" w:hanging="425" w:firstLineChars="0"/>
         <w:textAlignment w:val="baseline"/>
-        <w:rPr>
-          <w:rFonts w:ascii="宋体" w:hAnsi="宋体" w:eastAsia="宋体" w:cs="宋体"/>
-          <w:spacing w:val="-3"/>
-          <w:sz w:val="24"/>
-          <w:szCs w:val="24"/>
-        </w:rPr>
       </w:pPr>
       <w:r>
-        <w:rPr>
-          <w:rFonts w:ascii="宋体" w:hAnsi="宋体" w:eastAsia="宋体" w:cs="宋体"/>
-          <w:spacing w:val="-3"/>
-          <w:sz w:val="24"/>
-          <w:szCs w:val="24"/>
-        </w:rPr>
         <w:t>一线工程师直接处理、回复，记录解决方案。不能直接处理的事件需要查看历史事件、问题的解决记录以及知识库内容，匹配存在同类的事件或问题的处理方案，直接处理，记录解决方案。</w:t>
       </w:r>
     </w:p>
     <w:p>
       <w:pPr>
+        <w:pStyle w:val="39"/>
         <w:keepNext w:val="0"/>
         <w:keepLines w:val="0"/>
         <w:pageBreakBefore w:val="0"/>
@@ -14910,23 +10836,9 @@
         <w:bidi w:val="0"/>
         <w:adjustRightInd w:val="0"/>
         <w:snapToGrid w:val="0"/>
-        <w:spacing w:line="360" w:lineRule="auto"/>
-        <w:ind w:left="425" w:leftChars="0" w:hanging="425" w:firstLineChars="0"/>
         <w:textAlignment w:val="baseline"/>
-        <w:rPr>
-          <w:rFonts w:ascii="宋体" w:hAnsi="宋体" w:eastAsia="宋体" w:cs="宋体"/>
-          <w:spacing w:val="-3"/>
-          <w:sz w:val="24"/>
-          <w:szCs w:val="24"/>
-        </w:rPr>
       </w:pPr>
       <w:r>
-        <w:rPr>
-          <w:rFonts w:ascii="宋体" w:hAnsi="宋体" w:eastAsia="宋体" w:cs="宋体"/>
-          <w:spacing w:val="-3"/>
-          <w:sz w:val="24"/>
-          <w:szCs w:val="24"/>
-        </w:rPr>
         <w:t>一线工程师无法处理完成，事件单转二线工程师，运维管理平台解决方法里记录初步解决判断的步骤，负责人员选择二线工程师，进行移交处理。</w:t>
       </w:r>
     </w:p>
@@ -14948,7 +10860,7 @@
         <w:snapToGrid w:val="0"/>
         <w:textAlignment w:val="baseline"/>
       </w:pPr>
-      <w:bookmarkStart w:id="20" w:name="_Toc20784"/>
+      <w:bookmarkStart w:id="20" w:name="_Toc7178"/>
       <w:r>
         <w:t>二线处理解决流程</w:t>
       </w:r>
@@ -14957,7 +10869,20 @@
     <w:p>
       <w:pPr>
         <w:pStyle w:val="40"/>
+        <w:keepNext w:val="0"/>
+        <w:keepLines w:val="0"/>
+        <w:pageBreakBefore w:val="0"/>
+        <w:widowControl w:val="0"/>
+        <w:kinsoku w:val="0"/>
+        <w:wordWrap/>
+        <w:overflowPunct/>
+        <w:topLinePunct w:val="0"/>
+        <w:autoSpaceDE w:val="0"/>
+        <w:autoSpaceDN w:val="0"/>
         <w:bidi w:val="0"/>
+        <w:adjustRightInd w:val="0"/>
+        <w:snapToGrid w:val="0"/>
+        <w:textAlignment w:val="baseline"/>
       </w:pPr>
       <w:r>
         <w:t>流程图</w:t>
@@ -15043,7 +10968,7 @@
             </w:pPr>
             <w:r>
               <w:drawing>
-                <wp:anchor distT="0" distB="0" distL="0" distR="0" simplePos="0" relativeHeight="251667456" behindDoc="1" locked="0" layoutInCell="1" allowOverlap="1">
+                <wp:anchor distT="0" distB="0" distL="0" distR="0" simplePos="0" relativeHeight="251662336" behindDoc="1" locked="0" layoutInCell="1" allowOverlap="1">
                   <wp:simplePos x="0" y="0"/>
                   <wp:positionH relativeFrom="column">
                     <wp:posOffset>-2540</wp:posOffset>
@@ -15064,7 +10989,7 @@
                           <pic:cNvPicPr/>
                         </pic:nvPicPr>
                         <pic:blipFill>
-                          <a:blip r:embed="rId12"/>
+                          <a:blip r:embed="rId10"/>
                           <a:stretch>
                             <a:fillRect/>
                           </a:stretch>
@@ -15812,55 +11737,20 @@
               <w:ind w:left="3990"/>
               <w:textAlignment w:val="baseline"/>
               <w:rPr>
-                <w:rFonts w:ascii="宋体" w:hAnsi="宋体" w:eastAsia="宋体" w:cs="宋体"/>
+                <w:rFonts w:hint="eastAsia" w:ascii="宋体" w:hAnsi="宋体" w:eastAsia="宋体" w:cs="宋体"/>
                 <w:sz w:val="12"/>
                 <w:szCs w:val="12"/>
-              </w:rPr>
-            </w:pPr>
-            <w:r>
-              <w:rPr>
-                <w:rFonts w:ascii="宋体" w:hAnsi="宋体" w:eastAsia="宋体" w:cs="宋体"/>
-                <w:spacing w:val="-1"/>
-                <w:sz w:val="12"/>
-                <w:szCs w:val="12"/>
-              </w:rPr>
-              <w:t>知</w:t>
-            </w:r>
-            <w:r>
-              <w:rPr>
-                <w:rFonts w:ascii="宋体" w:hAnsi="宋体" w:eastAsia="宋体" w:cs="宋体"/>
-                <w:spacing w:val="-22"/>
-                <w:sz w:val="12"/>
-                <w:szCs w:val="12"/>
-              </w:rPr>
-              <w:t xml:space="preserve"> </w:t>
-            </w:r>
-            <w:r>
-              <w:rPr>
-                <w:rFonts w:ascii="宋体" w:hAnsi="宋体" w:eastAsia="宋体" w:cs="宋体"/>
-                <w:spacing w:val="-1"/>
-                <w:sz w:val="12"/>
-                <w:szCs w:val="12"/>
-              </w:rPr>
-              <w:t>识</w:t>
-            </w:r>
-            <w:r>
-              <w:rPr>
-                <w:rFonts w:ascii="宋体" w:hAnsi="宋体" w:eastAsia="宋体" w:cs="宋体"/>
-                <w:spacing w:val="-13"/>
-                <w:sz w:val="12"/>
-                <w:szCs w:val="12"/>
-              </w:rPr>
-              <w:t xml:space="preserve"> </w:t>
-            </w:r>
-            <w:r>
-              <w:rPr>
-                <w:rFonts w:ascii="宋体" w:hAnsi="宋体" w:eastAsia="宋体" w:cs="宋体"/>
-                <w:spacing w:val="-1"/>
-                <w:sz w:val="12"/>
-                <w:szCs w:val="12"/>
-              </w:rPr>
-              <w:t>库</w:t>
+                <w:lang w:val="en-US" w:eastAsia="zh-CN"/>
+              </w:rPr>
+            </w:pPr>
+            <w:r>
+              <w:rPr>
+                <w:rFonts w:hint="eastAsia" w:ascii="宋体" w:hAnsi="宋体" w:cs="宋体"/>
+                <w:sz w:val="16"/>
+                <w:szCs w:val="16"/>
+                <w:lang w:val="en-US" w:eastAsia="zh-CN"/>
+              </w:rPr>
+              <w:t>服务知识</w:t>
             </w:r>
           </w:p>
         </w:tc>
@@ -15978,7 +11868,7 @@
             </w:pPr>
             <w:r>
               <w:pict>
-                <v:shape id="_x0000_s1029" o:spid="_x0000_s1029" o:spt="202" type="#_x0000_t202" style="position:absolute;left:0pt;margin-left:96.15pt;margin-top:21.8pt;height:30.7pt;width:11pt;mso-position-horizontal-relative:page;mso-position-vertical-relative:page;z-index:251668480;mso-width-relative:page;mso-height-relative:page;" filled="f" stroked="f" coordsize="21600,21600">
+                <v:shape id="_x0000_s1029" o:spid="_x0000_s1029" o:spt="202" type="#_x0000_t202" style="position:absolute;left:0pt;margin-left:96.15pt;margin-top:21.8pt;height:30.7pt;width:11pt;mso-position-horizontal-relative:page;mso-position-vertical-relative:page;z-index:251663360;mso-width-relative:page;mso-height-relative:page;" filled="f" stroked="f" coordsize="21600,21600">
                   <v:path/>
                   <v:fill on="f" focussize="0,0"/>
                   <v:stroke on="f" joinstyle="miter"/>
@@ -16334,9 +12224,8 @@
               <w:ind w:left="161"/>
               <w:textAlignment w:val="baseline"/>
               <w:rPr>
-                <w:rFonts w:ascii="宋体" w:hAnsi="宋体" w:eastAsia="宋体" w:cs="宋体"/>
-                <w:sz w:val="15"/>
-                <w:szCs w:val="15"/>
+                <w:rFonts w:hint="eastAsia" w:eastAsia="宋体"/>
+                <w:lang w:eastAsia="zh-CN"/>
               </w:rPr>
             </w:pPr>
             <w:r>
@@ -16365,7 +12254,7 @@
               <w:bidi w:val="0"/>
               <w:adjustRightInd w:val="0"/>
               <w:snapToGrid w:val="0"/>
-              <w:spacing w:line="258" w:lineRule="auto"/>
+              <w:spacing w:line="360" w:lineRule="auto"/>
               <w:textAlignment w:val="baseline"/>
             </w:pPr>
           </w:p>
@@ -16550,7 +12439,7 @@
               <w:bidi w:val="0"/>
               <w:adjustRightInd w:val="0"/>
               <w:snapToGrid w:val="0"/>
-              <w:spacing w:line="268" w:lineRule="auto"/>
+              <w:spacing w:line="120" w:lineRule="auto"/>
               <w:textAlignment w:val="baseline"/>
             </w:pPr>
           </w:p>
@@ -16811,7 +12700,20 @@
     <w:p>
       <w:pPr>
         <w:pStyle w:val="40"/>
+        <w:keepNext w:val="0"/>
+        <w:keepLines w:val="0"/>
+        <w:pageBreakBefore w:val="0"/>
+        <w:widowControl w:val="0"/>
+        <w:kinsoku w:val="0"/>
+        <w:wordWrap/>
+        <w:overflowPunct/>
+        <w:topLinePunct w:val="0"/>
+        <w:autoSpaceDE w:val="0"/>
+        <w:autoSpaceDN w:val="0"/>
         <w:bidi w:val="0"/>
+        <w:adjustRightInd w:val="0"/>
+        <w:snapToGrid w:val="0"/>
+        <w:textAlignment w:val="baseline"/>
       </w:pPr>
       <w:r>
         <w:t>流程说明</w:t>
@@ -16820,11 +12722,24 @@
     <w:p>
       <w:pPr>
         <w:pStyle w:val="39"/>
+        <w:keepNext w:val="0"/>
+        <w:keepLines w:val="0"/>
+        <w:pageBreakBefore w:val="0"/>
+        <w:widowControl w:val="0"/>
         <w:numPr>
           <w:ilvl w:val="0"/>
           <w:numId w:val="10"/>
         </w:numPr>
+        <w:kinsoku w:val="0"/>
+        <w:wordWrap/>
+        <w:overflowPunct/>
+        <w:topLinePunct w:val="0"/>
+        <w:autoSpaceDE w:val="0"/>
+        <w:autoSpaceDN w:val="0"/>
         <w:bidi w:val="0"/>
+        <w:adjustRightInd w:val="0"/>
+        <w:snapToGrid w:val="0"/>
+        <w:textAlignment w:val="baseline"/>
       </w:pPr>
       <w:r>
         <w:t>二线工程师登陆运维管理平台，对一线工程师转移的事件单进行查看、分析。</w:t>
@@ -16833,11 +12748,24 @@
     <w:p>
       <w:pPr>
         <w:pStyle w:val="39"/>
+        <w:keepNext w:val="0"/>
+        <w:keepLines w:val="0"/>
+        <w:pageBreakBefore w:val="0"/>
+        <w:widowControl w:val="0"/>
         <w:numPr>
           <w:ilvl w:val="0"/>
           <w:numId w:val="10"/>
         </w:numPr>
+        <w:kinsoku w:val="0"/>
+        <w:wordWrap/>
+        <w:overflowPunct/>
+        <w:topLinePunct w:val="0"/>
+        <w:autoSpaceDE w:val="0"/>
+        <w:autoSpaceDN w:val="0"/>
         <w:bidi w:val="0"/>
+        <w:adjustRightInd w:val="0"/>
+        <w:snapToGrid w:val="0"/>
+        <w:textAlignment w:val="baseline"/>
       </w:pPr>
       <w:r>
         <w:t>二线工程师可以直接处理，详细记录解决方案并反馈一线工程师，不能直接</w:t>
@@ -16846,11 +12774,24 @@
     <w:p>
       <w:pPr>
         <w:pStyle w:val="39"/>
+        <w:keepNext w:val="0"/>
+        <w:keepLines w:val="0"/>
+        <w:pageBreakBefore w:val="0"/>
+        <w:widowControl w:val="0"/>
         <w:numPr>
           <w:ilvl w:val="0"/>
           <w:numId w:val="10"/>
         </w:numPr>
+        <w:kinsoku w:val="0"/>
+        <w:wordWrap/>
+        <w:overflowPunct/>
+        <w:topLinePunct w:val="0"/>
+        <w:autoSpaceDE w:val="0"/>
+        <w:autoSpaceDN w:val="0"/>
         <w:bidi w:val="0"/>
+        <w:adjustRightInd w:val="0"/>
+        <w:snapToGrid w:val="0"/>
+        <w:textAlignment w:val="baseline"/>
       </w:pPr>
       <w:r>
         <w:t>处理需要沟通二线工程师，沟通后确定解决方案。</w:t>
@@ -16859,11 +12800,24 @@
     <w:p>
       <w:pPr>
         <w:pStyle w:val="39"/>
+        <w:keepNext w:val="0"/>
+        <w:keepLines w:val="0"/>
+        <w:pageBreakBefore w:val="0"/>
+        <w:widowControl w:val="0"/>
         <w:numPr>
           <w:ilvl w:val="0"/>
           <w:numId w:val="10"/>
         </w:numPr>
+        <w:kinsoku w:val="0"/>
+        <w:wordWrap/>
+        <w:overflowPunct/>
+        <w:topLinePunct w:val="0"/>
+        <w:autoSpaceDE w:val="0"/>
+        <w:autoSpaceDN w:val="0"/>
         <w:bidi w:val="0"/>
+        <w:adjustRightInd w:val="0"/>
+        <w:snapToGrid w:val="0"/>
+        <w:textAlignment w:val="baseline"/>
       </w:pPr>
       <w:r>
         <w:t>确定解决方案过程中涉及到信息变更，需要进入问题管理流程。通过《问题协调单》进行移交。</w:t>
@@ -16887,7 +12841,7 @@
         <w:snapToGrid w:val="0"/>
         <w:textAlignment w:val="baseline"/>
       </w:pPr>
-      <w:bookmarkStart w:id="21" w:name="_Toc8528"/>
+      <w:bookmarkStart w:id="21" w:name="_Toc21776"/>
       <w:r>
         <w:t>事件等级及升级机制</w:t>
       </w:r>
@@ -16911,7 +12865,7 @@
         <w:snapToGrid w:val="0"/>
         <w:textAlignment w:val="baseline"/>
       </w:pPr>
-      <w:bookmarkStart w:id="22" w:name="_Toc20378"/>
+      <w:bookmarkStart w:id="22" w:name="_Toc4811"/>
       <w:r>
         <w:t>事件等级划分</w:t>
       </w:r>
@@ -17616,7 +13570,7 @@
         <w:snapToGrid w:val="0"/>
         <w:textAlignment w:val="baseline"/>
       </w:pPr>
-      <w:bookmarkStart w:id="23" w:name="_Toc1641"/>
+      <w:bookmarkStart w:id="23" w:name="_Toc20319"/>
       <w:r>
         <w:t>事件升级机制</w:t>
       </w:r>
@@ -17624,111 +13578,28 @@
     </w:p>
     <w:p>
       <w:pPr>
-        <w:keepNext w:val="0"/>
-        <w:keepLines w:val="0"/>
-        <w:pageBreakBefore w:val="0"/>
-        <w:widowControl w:val="0"/>
+        <w:pStyle w:val="39"/>
         <w:numPr>
           <w:ilvl w:val="0"/>
           <w:numId w:val="11"/>
         </w:numPr>
-        <w:kinsoku w:val="0"/>
-        <w:wordWrap/>
-        <w:overflowPunct/>
-        <w:topLinePunct w:val="0"/>
-        <w:autoSpaceDE w:val="0"/>
-        <w:autoSpaceDN w:val="0"/>
         <w:bidi w:val="0"/>
-        <w:adjustRightInd w:val="0"/>
-        <w:snapToGrid w:val="0"/>
-        <w:spacing w:line="360" w:lineRule="auto"/>
-        <w:ind w:left="425" w:leftChars="0" w:hanging="425" w:firstLineChars="0"/>
-        <w:textAlignment w:val="baseline"/>
-        <w:rPr>
-          <w:rFonts w:ascii="宋体" w:hAnsi="宋体" w:eastAsia="宋体" w:cs="宋体"/>
-          <w:spacing w:val="-3"/>
-          <w:sz w:val="24"/>
-          <w:szCs w:val="24"/>
-        </w:rPr>
       </w:pPr>
       <w:r>
-        <w:rPr>
-          <w:rFonts w:ascii="宋体" w:hAnsi="宋体" w:eastAsia="宋体" w:cs="宋体"/>
-          <w:spacing w:val="-3"/>
-          <w:sz w:val="24"/>
-          <w:szCs w:val="24"/>
-        </w:rPr>
         <w:t>用户提出的服务请求是低等级的事件，如果影响现场工作需要进行紧急处理，将事件由低级升级为中级事件，一线工程师不能初步解决，需要事件升级到二线工程师，保证不影响现场的生产工作。</w:t>
       </w:r>
     </w:p>
     <w:p>
       <w:pPr>
-        <w:keepNext w:val="0"/>
-        <w:keepLines w:val="0"/>
-        <w:pageBreakBefore w:val="0"/>
-        <w:widowControl w:val="0"/>
+        <w:pStyle w:val="39"/>
         <w:numPr>
           <w:ilvl w:val="0"/>
           <w:numId w:val="11"/>
         </w:numPr>
-        <w:kinsoku w:val="0"/>
-        <w:wordWrap/>
-        <w:overflowPunct/>
-        <w:topLinePunct w:val="0"/>
-        <w:autoSpaceDE w:val="0"/>
-        <w:autoSpaceDN w:val="0"/>
         <w:bidi w:val="0"/>
-        <w:adjustRightInd w:val="0"/>
-        <w:snapToGrid w:val="0"/>
-        <w:spacing w:line="360" w:lineRule="auto"/>
-        <w:ind w:left="425" w:leftChars="0" w:hanging="425" w:firstLineChars="0"/>
-        <w:textAlignment w:val="baseline"/>
-        <w:rPr>
-          <w:rFonts w:ascii="宋体" w:hAnsi="宋体" w:eastAsia="宋体" w:cs="宋体"/>
-          <w:sz w:val="24"/>
-          <w:szCs w:val="24"/>
-        </w:rPr>
       </w:pPr>
       <w:r>
-        <w:rPr>
-          <w:rFonts w:ascii="宋体" w:hAnsi="宋体" w:eastAsia="宋体" w:cs="宋体"/>
-          <w:spacing w:val="-3"/>
-          <w:sz w:val="24"/>
-          <w:szCs w:val="24"/>
-        </w:rPr>
         <w:t>事件处理分析过程中，涉及到上传数据方面的情况，需要立即上升为高级事件，不能影响当天的数据上传到管理者代表。</w:t>
-      </w:r>
-    </w:p>
-    <w:p>
-      <w:pPr>
-        <w:keepNext w:val="0"/>
-        <w:keepLines w:val="0"/>
-        <w:pageBreakBefore w:val="0"/>
-        <w:widowControl w:val="0"/>
-        <w:kinsoku w:val="0"/>
-        <w:wordWrap/>
-        <w:overflowPunct/>
-        <w:topLinePunct w:val="0"/>
-        <w:autoSpaceDE w:val="0"/>
-        <w:autoSpaceDN w:val="0"/>
-        <w:bidi w:val="0"/>
-        <w:adjustRightInd w:val="0"/>
-        <w:snapToGrid w:val="0"/>
-        <w:textAlignment w:val="baseline"/>
-        <w:rPr>
-          <w:rFonts w:ascii="宋体" w:hAnsi="宋体" w:eastAsia="宋体" w:cs="宋体"/>
-          <w:sz w:val="24"/>
-          <w:szCs w:val="24"/>
-        </w:rPr>
-      </w:pPr>
-      <w:r>
-        <w:rPr>
-          <w:rFonts w:ascii="宋体" w:hAnsi="宋体" w:eastAsia="宋体" w:cs="宋体"/>
-          <w:spacing w:val="-3"/>
-          <w:sz w:val="24"/>
-          <w:szCs w:val="24"/>
-        </w:rPr>
-        <w:br w:type="page"/>
       </w:r>
     </w:p>
     <w:p>
@@ -17749,7 +13620,7 @@
         <w:snapToGrid w:val="0"/>
         <w:textAlignment w:val="baseline"/>
       </w:pPr>
-      <w:bookmarkStart w:id="24" w:name="_Toc998"/>
+      <w:bookmarkStart w:id="24" w:name="_Toc26564"/>
       <w:r>
         <w:t>事件类别和产生原因描述</w:t>
       </w:r>
@@ -21428,15 +17299,28 @@
     <w:p>
       <w:pPr>
         <w:pStyle w:val="26"/>
+        <w:keepNext w:val="0"/>
+        <w:keepLines w:val="0"/>
+        <w:pageBreakBefore w:val="0"/>
+        <w:widowControl w:val="0"/>
+        <w:kinsoku w:val="0"/>
+        <w:wordWrap/>
+        <w:overflowPunct/>
+        <w:topLinePunct w:val="0"/>
+        <w:autoSpaceDE w:val="0"/>
+        <w:autoSpaceDN w:val="0"/>
         <w:bidi w:val="0"/>
+        <w:adjustRightInd w:val="0"/>
+        <w:snapToGrid w:val="0"/>
+        <w:textAlignment w:val="baseline"/>
       </w:pPr>
-      <w:bookmarkStart w:id="25" w:name="_Toc12514"/>
-      <w:bookmarkStart w:id="29" w:name="_GoBack"/>
-      <w:bookmarkEnd w:id="29"/>
+      <w:bookmarkStart w:id="25" w:name="_Toc26083"/>
       <w:r>
         <w:t>关键绩效指标</w:t>
       </w:r>
       <w:bookmarkEnd w:id="25"/>
+      <w:bookmarkStart w:id="29" w:name="_GoBack"/>
+      <w:bookmarkEnd w:id="29"/>
     </w:p>
     <w:p>
       <w:pPr>
@@ -21460,8 +17344,8 @@
     <w:tbl>
       <w:tblPr>
         <w:tblStyle w:val="24"/>
-        <w:tblW w:w="8362" w:type="dxa"/>
-        <w:tblInd w:w="161" w:type="dxa"/>
+        <w:tblW w:w="7975" w:type="dxa"/>
+        <w:tblInd w:w="159" w:type="dxa"/>
         <w:tblBorders>
           <w:top w:val="single" w:color="000000" w:sz="4" w:space="0"/>
           <w:left w:val="single" w:color="000000" w:sz="4" w:space="0"/>
@@ -21479,10 +17363,11 @@
         </w:tblCellMar>
       </w:tblPr>
       <w:tblGrid>
-        <w:gridCol w:w="1987"/>
-        <w:gridCol w:w="3822"/>
-        <w:gridCol w:w="1133"/>
-        <w:gridCol w:w="1420"/>
+        <w:gridCol w:w="763"/>
+        <w:gridCol w:w="1956"/>
+        <w:gridCol w:w="3204"/>
+        <w:gridCol w:w="1152"/>
+        <w:gridCol w:w="900"/>
       </w:tblGrid>
       <w:tr>
         <w:tblPrEx>
@@ -21506,71 +17391,39 @@
         </w:trPr>
         <w:tc>
           <w:tcPr>
-            <w:tcW w:w="1987" w:type="dxa"/>
-          </w:tcPr>
-          <w:p>
-            <w:pPr>
-              <w:keepNext w:val="0"/>
-              <w:keepLines w:val="0"/>
-              <w:pageBreakBefore w:val="0"/>
-              <w:widowControl w:val="0"/>
-              <w:kinsoku w:val="0"/>
-              <w:wordWrap/>
-              <w:overflowPunct/>
-              <w:topLinePunct w:val="0"/>
-              <w:autoSpaceDE w:val="0"/>
-              <w:autoSpaceDN w:val="0"/>
-              <w:bidi w:val="0"/>
-              <w:adjustRightInd w:val="0"/>
-              <w:snapToGrid w:val="0"/>
-              <w:spacing w:before="47" w:line="217" w:lineRule="auto"/>
-              <w:ind w:left="559"/>
-              <w:textAlignment w:val="baseline"/>
-              <w:rPr>
-                <w:rFonts w:ascii="宋体" w:hAnsi="宋体" w:eastAsia="宋体" w:cs="宋体"/>
-                <w:sz w:val="22"/>
-                <w:szCs w:val="22"/>
-              </w:rPr>
-            </w:pPr>
-            <w:r>
+            <w:tcW w:w="763" w:type="dxa"/>
+            <w:shd w:val="clear" w:color="auto" w:fill="C0C0C0"/>
+            <w:vAlign w:val="top"/>
+          </w:tcPr>
+          <w:p>
+            <w:pPr>
+              <w:keepNext w:val="0"/>
+              <w:keepLines w:val="0"/>
+              <w:pageBreakBefore w:val="0"/>
+              <w:widowControl w:val="0"/>
+              <w:kinsoku w:val="0"/>
+              <w:wordWrap/>
+              <w:overflowPunct/>
+              <w:topLinePunct w:val="0"/>
+              <w:autoSpaceDE w:val="0"/>
+              <w:autoSpaceDN w:val="0"/>
+              <w:bidi w:val="0"/>
+              <w:adjustRightInd w:val="0"/>
+              <w:snapToGrid w:val="0"/>
+              <w:spacing w:before="205" w:line="221" w:lineRule="auto"/>
+              <w:ind w:left="195" w:leftChars="0"/>
+              <w:textAlignment w:val="baseline"/>
               <w:rPr>
                 <w:rFonts w:ascii="宋体" w:hAnsi="宋体" w:eastAsia="宋体" w:cs="宋体"/>
                 <w:b/>
                 <w:bCs/>
-                <w:spacing w:val="-5"/>
-                <w:sz w:val="22"/>
-                <w:szCs w:val="22"/>
-              </w:rPr>
-              <w:t>绩效指标</w:t>
-            </w:r>
-          </w:p>
-        </w:tc>
-        <w:tc>
-          <w:tcPr>
-            <w:tcW w:w="3822" w:type="dxa"/>
-          </w:tcPr>
-          <w:p>
-            <w:pPr>
-              <w:keepNext w:val="0"/>
-              <w:keepLines w:val="0"/>
-              <w:pageBreakBefore w:val="0"/>
-              <w:widowControl w:val="0"/>
-              <w:kinsoku w:val="0"/>
-              <w:wordWrap/>
-              <w:overflowPunct/>
-              <w:topLinePunct w:val="0"/>
-              <w:autoSpaceDE w:val="0"/>
-              <w:autoSpaceDN w:val="0"/>
-              <w:bidi w:val="0"/>
-              <w:adjustRightInd w:val="0"/>
-              <w:snapToGrid w:val="0"/>
-              <w:spacing w:before="47" w:line="217" w:lineRule="auto"/>
-              <w:ind w:left="1701"/>
-              <w:textAlignment w:val="baseline"/>
-              <w:rPr>
-                <w:rFonts w:ascii="宋体" w:hAnsi="宋体" w:eastAsia="宋体" w:cs="宋体"/>
-                <w:sz w:val="22"/>
-                <w:szCs w:val="22"/>
+                <w:snapToGrid w:val="0"/>
+                <w:color w:val="000000"/>
+                <w:spacing w:val="-7"/>
+                <w:kern w:val="0"/>
+                <w:sz w:val="22"/>
+                <w:szCs w:val="22"/>
+                <w:lang w:val="en-US" w:eastAsia="en-US" w:bidi="ar-SA"/>
               </w:rPr>
             </w:pPr>
             <w:r>
@@ -21582,78 +17435,196 @@
                 <w:sz w:val="22"/>
                 <w:szCs w:val="22"/>
               </w:rPr>
-              <w:t>公式</w:t>
-            </w:r>
-          </w:p>
-        </w:tc>
-        <w:tc>
-          <w:tcPr>
-            <w:tcW w:w="1133" w:type="dxa"/>
-          </w:tcPr>
-          <w:p>
-            <w:pPr>
-              <w:keepNext w:val="0"/>
-              <w:keepLines w:val="0"/>
-              <w:pageBreakBefore w:val="0"/>
-              <w:widowControl w:val="0"/>
-              <w:kinsoku w:val="0"/>
-              <w:wordWrap/>
-              <w:overflowPunct/>
-              <w:topLinePunct w:val="0"/>
-              <w:autoSpaceDE w:val="0"/>
-              <w:autoSpaceDN w:val="0"/>
-              <w:bidi w:val="0"/>
-              <w:adjustRightInd w:val="0"/>
-              <w:snapToGrid w:val="0"/>
-              <w:spacing w:before="47" w:line="217" w:lineRule="auto"/>
-              <w:ind w:left="133"/>
-              <w:textAlignment w:val="baseline"/>
-              <w:rPr>
-                <w:rFonts w:ascii="宋体" w:hAnsi="宋体" w:eastAsia="宋体" w:cs="宋体"/>
-                <w:sz w:val="22"/>
-                <w:szCs w:val="22"/>
-              </w:rPr>
-            </w:pPr>
-            <w:r>
+              <w:t>序号</w:t>
+            </w:r>
+          </w:p>
+        </w:tc>
+        <w:tc>
+          <w:tcPr>
+            <w:tcW w:w="1956" w:type="dxa"/>
+            <w:shd w:val="clear" w:color="auto" w:fill="C0C0C0"/>
+            <w:vAlign w:val="top"/>
+          </w:tcPr>
+          <w:p>
+            <w:pPr>
+              <w:keepNext w:val="0"/>
+              <w:keepLines w:val="0"/>
+              <w:pageBreakBefore w:val="0"/>
+              <w:widowControl w:val="0"/>
+              <w:kinsoku w:val="0"/>
+              <w:wordWrap/>
+              <w:overflowPunct/>
+              <w:topLinePunct w:val="0"/>
+              <w:autoSpaceDE w:val="0"/>
+              <w:autoSpaceDN w:val="0"/>
+              <w:bidi w:val="0"/>
+              <w:adjustRightInd w:val="0"/>
+              <w:snapToGrid w:val="0"/>
+              <w:spacing w:before="205" w:line="221" w:lineRule="auto"/>
+              <w:ind w:left="195" w:leftChars="0"/>
+              <w:textAlignment w:val="baseline"/>
               <w:rPr>
                 <w:rFonts w:ascii="宋体" w:hAnsi="宋体" w:eastAsia="宋体" w:cs="宋体"/>
                 <w:b/>
                 <w:bCs/>
-                <w:spacing w:val="-4"/>
-                <w:sz w:val="22"/>
-                <w:szCs w:val="22"/>
-              </w:rPr>
-              <w:t>考核周期</w:t>
-            </w:r>
-          </w:p>
-        </w:tc>
-        <w:tc>
-          <w:tcPr>
-            <w:tcW w:w="1420" w:type="dxa"/>
-          </w:tcPr>
-          <w:p>
-            <w:pPr>
-              <w:keepNext w:val="0"/>
-              <w:keepLines w:val="0"/>
-              <w:pageBreakBefore w:val="0"/>
-              <w:widowControl w:val="0"/>
-              <w:kinsoku w:val="0"/>
-              <w:wordWrap/>
-              <w:overflowPunct/>
-              <w:topLinePunct w:val="0"/>
-              <w:autoSpaceDE w:val="0"/>
-              <w:autoSpaceDN w:val="0"/>
-              <w:bidi w:val="0"/>
-              <w:adjustRightInd w:val="0"/>
-              <w:snapToGrid w:val="0"/>
-              <w:spacing w:before="47" w:line="217" w:lineRule="auto"/>
-              <w:ind w:left="284"/>
-              <w:textAlignment w:val="baseline"/>
+                <w:snapToGrid w:val="0"/>
+                <w:color w:val="000000"/>
+                <w:spacing w:val="-7"/>
+                <w:kern w:val="0"/>
+                <w:sz w:val="22"/>
+                <w:szCs w:val="22"/>
+                <w:lang w:val="en-US" w:eastAsia="en-US" w:bidi="ar-SA"/>
+              </w:rPr>
+            </w:pPr>
+            <w:r>
+              <w:rPr>
+                <w:rFonts w:ascii="宋体" w:hAnsi="宋体" w:eastAsia="宋体" w:cs="宋体"/>
+                <w:b/>
+                <w:bCs/>
+                <w:spacing w:val="-7"/>
+                <w:sz w:val="22"/>
+                <w:szCs w:val="22"/>
+              </w:rPr>
+              <w:t>衡量指标</w:t>
+            </w:r>
+          </w:p>
+        </w:tc>
+        <w:tc>
+          <w:tcPr>
+            <w:tcW w:w="3204" w:type="dxa"/>
+            <w:shd w:val="clear" w:color="auto" w:fill="C0C0C0"/>
+            <w:vAlign w:val="top"/>
+          </w:tcPr>
+          <w:p>
+            <w:pPr>
+              <w:keepNext w:val="0"/>
+              <w:keepLines w:val="0"/>
+              <w:pageBreakBefore w:val="0"/>
+              <w:widowControl w:val="0"/>
+              <w:kinsoku w:val="0"/>
+              <w:wordWrap/>
+              <w:overflowPunct/>
+              <w:topLinePunct w:val="0"/>
+              <w:autoSpaceDE w:val="0"/>
+              <w:autoSpaceDN w:val="0"/>
+              <w:bidi w:val="0"/>
+              <w:adjustRightInd w:val="0"/>
+              <w:snapToGrid w:val="0"/>
+              <w:spacing w:before="205" w:line="221" w:lineRule="auto"/>
+              <w:ind w:left="195" w:leftChars="0"/>
+              <w:textAlignment w:val="baseline"/>
+              <w:rPr>
+                <w:rFonts w:ascii="宋体" w:hAnsi="宋体" w:eastAsia="宋体" w:cs="宋体"/>
+                <w:b/>
+                <w:bCs/>
+                <w:snapToGrid w:val="0"/>
+                <w:color w:val="000000"/>
+                <w:spacing w:val="-7"/>
+                <w:kern w:val="0"/>
+                <w:sz w:val="22"/>
+                <w:szCs w:val="22"/>
+                <w:lang w:val="en-US" w:eastAsia="en-US" w:bidi="ar-SA"/>
+              </w:rPr>
+            </w:pPr>
+            <w:r>
+              <w:rPr>
+                <w:rFonts w:ascii="宋体" w:hAnsi="宋体" w:eastAsia="宋体" w:cs="宋体"/>
+                <w:b/>
+                <w:bCs/>
+                <w:spacing w:val="-7"/>
+                <w:sz w:val="22"/>
+                <w:szCs w:val="22"/>
+              </w:rPr>
+              <w:t>指标计算说明</w:t>
+            </w:r>
+          </w:p>
+        </w:tc>
+        <w:tc>
+          <w:tcPr>
+            <w:tcW w:w="1152" w:type="dxa"/>
+            <w:shd w:val="clear" w:color="auto" w:fill="C0C0C0"/>
+            <w:vAlign w:val="top"/>
+          </w:tcPr>
+          <w:p>
+            <w:pPr>
+              <w:keepNext w:val="0"/>
+              <w:keepLines w:val="0"/>
+              <w:pageBreakBefore w:val="0"/>
+              <w:widowControl w:val="0"/>
+              <w:kinsoku w:val="0"/>
+              <w:wordWrap/>
+              <w:overflowPunct/>
+              <w:topLinePunct w:val="0"/>
+              <w:autoSpaceDE w:val="0"/>
+              <w:autoSpaceDN w:val="0"/>
+              <w:bidi w:val="0"/>
+              <w:adjustRightInd w:val="0"/>
+              <w:snapToGrid w:val="0"/>
+              <w:spacing w:before="205" w:line="221" w:lineRule="auto"/>
+              <w:ind w:left="195" w:leftChars="0"/>
+              <w:textAlignment w:val="baseline"/>
+              <w:rPr>
+                <w:rFonts w:hint="default" w:ascii="宋体" w:hAnsi="宋体" w:eastAsia="宋体" w:cs="宋体"/>
+                <w:b/>
+                <w:bCs/>
+                <w:snapToGrid w:val="0"/>
+                <w:color w:val="000000"/>
+                <w:spacing w:val="-7"/>
+                <w:kern w:val="0"/>
+                <w:sz w:val="22"/>
+                <w:szCs w:val="22"/>
+                <w:lang w:val="en-US" w:eastAsia="zh-CN" w:bidi="ar-SA"/>
+              </w:rPr>
+            </w:pPr>
+            <w:r>
               <w:rPr>
                 <w:rFonts w:hint="eastAsia" w:ascii="宋体" w:hAnsi="宋体" w:eastAsia="宋体" w:cs="宋体"/>
-                <w:sz w:val="22"/>
-                <w:szCs w:val="22"/>
-                <w:lang w:eastAsia="zh-CN"/>
+                <w:b/>
+                <w:bCs/>
+                <w:spacing w:val="-7"/>
+                <w:sz w:val="22"/>
+                <w:szCs w:val="22"/>
+                <w:lang w:val="en-US" w:eastAsia="zh-CN"/>
+              </w:rPr>
+              <w:t>考核频次</w:t>
+            </w:r>
+          </w:p>
+        </w:tc>
+        <w:tc>
+          <w:tcPr>
+            <w:tcW w:w="900" w:type="dxa"/>
+            <w:shd w:val="clear" w:color="auto" w:fill="C0C0C0"/>
+            <w:vAlign w:val="top"/>
+          </w:tcPr>
+          <w:p>
+            <w:pPr>
+              <w:keepNext w:val="0"/>
+              <w:keepLines w:val="0"/>
+              <w:pageBreakBefore w:val="0"/>
+              <w:widowControl w:val="0"/>
+              <w:kinsoku w:val="0"/>
+              <w:wordWrap/>
+              <w:overflowPunct/>
+              <w:topLinePunct w:val="0"/>
+              <w:autoSpaceDE w:val="0"/>
+              <w:autoSpaceDN w:val="0"/>
+              <w:bidi w:val="0"/>
+              <w:adjustRightInd w:val="0"/>
+              <w:snapToGrid w:val="0"/>
+              <w:spacing w:before="205" w:line="221" w:lineRule="auto"/>
+              <w:ind w:left="195" w:leftChars="0"/>
+              <w:textAlignment w:val="baseline"/>
+              <w:rPr>
+                <w:rFonts w:hint="eastAsia" w:ascii="宋体" w:hAnsi="宋体" w:eastAsia="宋体" w:cs="宋体"/>
+                <w:b/>
+                <w:bCs/>
+                <w:snapToGrid w:val="0"/>
+                <w:color w:val="000000"/>
+                <w:spacing w:val="-7"/>
+                <w:kern w:val="0"/>
+                <w:sz w:val="22"/>
+                <w:szCs w:val="22"/>
+                <w:lang w:val="en-US" w:eastAsia="zh-CN" w:bidi="ar-SA"/>
               </w:rPr>
             </w:pPr>
             <w:r>
@@ -21661,7 +17632,7 @@
                 <w:rFonts w:hint="eastAsia" w:ascii="宋体" w:hAnsi="宋体" w:cs="宋体"/>
                 <w:b/>
                 <w:bCs/>
-                <w:spacing w:val="-6"/>
+                <w:spacing w:val="-7"/>
                 <w:sz w:val="22"/>
                 <w:szCs w:val="22"/>
                 <w:lang w:val="en-US" w:eastAsia="zh-CN"/>
@@ -21693,7 +17664,8 @@
         </w:trPr>
         <w:tc>
           <w:tcPr>
-            <w:tcW w:w="1987" w:type="dxa"/>
+            <w:tcW w:w="763" w:type="dxa"/>
+            <w:vAlign w:val="top"/>
           </w:tcPr>
           <w:p>
             <w:pPr>
@@ -21714,17 +17686,60 @@
               <w:ind w:left="111"/>
               <w:textAlignment w:val="baseline"/>
               <w:rPr>
-                <w:rFonts w:ascii="宋体" w:hAnsi="宋体" w:eastAsia="宋体" w:cs="宋体"/>
-                <w:sz w:val="22"/>
-                <w:szCs w:val="22"/>
-              </w:rPr>
-            </w:pPr>
-            <w:r>
-              <w:rPr>
-                <w:rFonts w:ascii="宋体" w:hAnsi="宋体" w:eastAsia="宋体" w:cs="宋体"/>
+                <w:rFonts w:hint="eastAsia" w:ascii="宋体" w:hAnsi="宋体" w:eastAsia="宋体" w:cs="宋体"/>
                 <w:spacing w:val="-2"/>
                 <w:sz w:val="22"/>
                 <w:szCs w:val="22"/>
+                <w:lang w:val="en-US" w:eastAsia="zh-CN"/>
+              </w:rPr>
+            </w:pPr>
+            <w:r>
+              <w:rPr>
+                <w:rFonts w:hint="eastAsia" w:ascii="宋体" w:hAnsi="宋体" w:cs="宋体"/>
+                <w:spacing w:val="-2"/>
+                <w:sz w:val="22"/>
+                <w:szCs w:val="22"/>
+                <w:lang w:val="en-US" w:eastAsia="zh-CN"/>
+              </w:rPr>
+              <w:t>1</w:t>
+            </w:r>
+          </w:p>
+        </w:tc>
+        <w:tc>
+          <w:tcPr>
+            <w:tcW w:w="1956" w:type="dxa"/>
+            <w:vAlign w:val="top"/>
+          </w:tcPr>
+          <w:p>
+            <w:pPr>
+              <w:keepNext w:val="0"/>
+              <w:keepLines w:val="0"/>
+              <w:pageBreakBefore w:val="0"/>
+              <w:widowControl w:val="0"/>
+              <w:kinsoku w:val="0"/>
+              <w:wordWrap/>
+              <w:overflowPunct/>
+              <w:topLinePunct w:val="0"/>
+              <w:autoSpaceDE w:val="0"/>
+              <w:autoSpaceDN w:val="0"/>
+              <w:bidi w:val="0"/>
+              <w:adjustRightInd w:val="0"/>
+              <w:snapToGrid w:val="0"/>
+              <w:spacing w:before="199" w:line="220" w:lineRule="auto"/>
+              <w:ind w:left="111"/>
+              <w:textAlignment w:val="baseline"/>
+              <w:rPr>
+                <w:rFonts w:ascii="宋体" w:hAnsi="宋体" w:eastAsia="宋体" w:cs="宋体"/>
+                <w:sz w:val="22"/>
+                <w:szCs w:val="22"/>
+              </w:rPr>
+            </w:pPr>
+            <w:r>
+              <w:rPr>
+                <w:rFonts w:ascii="宋体" w:hAnsi="宋体" w:eastAsia="宋体" w:cs="宋体"/>
+                <w:spacing w:val="-2"/>
+                <w:sz w:val="22"/>
+                <w:szCs w:val="22"/>
               </w:rPr>
               <w:t>事件解决率</w:t>
             </w:r>
@@ -21732,7 +17747,8 @@
         </w:tc>
         <w:tc>
           <w:tcPr>
-            <w:tcW w:w="3822" w:type="dxa"/>
+            <w:tcW w:w="3204" w:type="dxa"/>
+            <w:vAlign w:val="top"/>
           </w:tcPr>
           <w:p>
             <w:pPr>
@@ -21765,47 +17781,14 @@
                 <w:sz w:val="22"/>
                 <w:szCs w:val="22"/>
               </w:rPr>
-              <w:t>（成功解决事件数/已关闭事件总数）</w:t>
-            </w:r>
-          </w:p>
-          <w:p>
-            <w:pPr>
-              <w:keepNext w:val="0"/>
-              <w:keepLines w:val="0"/>
-              <w:pageBreakBefore w:val="0"/>
-              <w:widowControl w:val="0"/>
-              <w:kinsoku w:val="0"/>
-              <w:wordWrap/>
-              <w:overflowPunct/>
-              <w:topLinePunct w:val="0"/>
-              <w:autoSpaceDE w:val="0"/>
-              <w:autoSpaceDN w:val="0"/>
-              <w:bidi w:val="0"/>
-              <w:adjustRightInd w:val="0"/>
-              <w:snapToGrid w:val="0"/>
-              <w:spacing w:before="81" w:line="188" w:lineRule="auto"/>
-              <w:ind w:left="108"/>
-              <w:textAlignment w:val="baseline"/>
-              <w:rPr>
-                <w:rFonts w:ascii="宋体" w:hAnsi="宋体" w:eastAsia="宋体" w:cs="宋体"/>
-                <w:sz w:val="22"/>
-                <w:szCs w:val="22"/>
-              </w:rPr>
-            </w:pPr>
-            <w:r>
-              <w:rPr>
-                <w:rFonts w:ascii="宋体" w:hAnsi="宋体" w:eastAsia="宋体" w:cs="宋体"/>
-                <w:spacing w:val="-2"/>
-                <w:sz w:val="22"/>
-                <w:szCs w:val="22"/>
-              </w:rPr>
-              <w:t>*100%</w:t>
-            </w:r>
-          </w:p>
-        </w:tc>
-        <w:tc>
-          <w:tcPr>
-            <w:tcW w:w="1133" w:type="dxa"/>
+              <w:t>成功解决事件数/已关闭事件总数*100%</w:t>
+            </w:r>
+          </w:p>
+        </w:tc>
+        <w:tc>
+          <w:tcPr>
+            <w:tcW w:w="1152" w:type="dxa"/>
+            <w:vAlign w:val="top"/>
           </w:tcPr>
           <w:p>
             <w:pPr>
@@ -21843,15 +17826,29 @@
         </w:tc>
         <w:tc>
           <w:tcPr>
-            <w:tcW w:w="1420" w:type="dxa"/>
+            <w:tcW w:w="900" w:type="dxa"/>
             <w:vAlign w:val="top"/>
           </w:tcPr>
           <w:p>
             <w:pPr>
               <w:pStyle w:val="25"/>
+              <w:keepNext w:val="0"/>
+              <w:keepLines w:val="0"/>
+              <w:pageBreakBefore w:val="0"/>
+              <w:widowControl w:val="0"/>
+              <w:kinsoku w:val="0"/>
+              <w:wordWrap/>
+              <w:overflowPunct/>
+              <w:topLinePunct w:val="0"/>
+              <w:autoSpaceDE w:val="0"/>
+              <w:autoSpaceDN w:val="0"/>
+              <w:bidi w:val="0"/>
+              <w:adjustRightInd w:val="0"/>
+              <w:snapToGrid w:val="0"/>
               <w:spacing w:before="230" w:line="238" w:lineRule="auto"/>
               <w:ind w:left="0" w:leftChars="0" w:right="0" w:rightChars="0" w:firstLine="0" w:firstLineChars="0"/>
               <w:jc w:val="center"/>
+              <w:textAlignment w:val="baseline"/>
               <w:rPr>
                 <w:rFonts w:ascii="宋体" w:hAnsi="宋体" w:eastAsia="宋体" w:cs="宋体"/>
                 <w:sz w:val="22"/>
@@ -21909,7 +17906,8 @@
         </w:trPr>
         <w:tc>
           <w:tcPr>
-            <w:tcW w:w="1987" w:type="dxa"/>
+            <w:tcW w:w="763" w:type="dxa"/>
+            <w:vAlign w:val="top"/>
           </w:tcPr>
           <w:p>
             <w:pPr>
@@ -21930,17 +17928,60 @@
               <w:ind w:left="111"/>
               <w:textAlignment w:val="baseline"/>
               <w:rPr>
-                <w:rFonts w:ascii="宋体" w:hAnsi="宋体" w:eastAsia="宋体" w:cs="宋体"/>
-                <w:sz w:val="22"/>
-                <w:szCs w:val="22"/>
-              </w:rPr>
-            </w:pPr>
-            <w:r>
-              <w:rPr>
-                <w:rFonts w:ascii="宋体" w:hAnsi="宋体" w:eastAsia="宋体" w:cs="宋体"/>
+                <w:rFonts w:hint="eastAsia" w:ascii="宋体" w:hAnsi="宋体" w:eastAsia="宋体" w:cs="宋体"/>
                 <w:spacing w:val="-2"/>
                 <w:sz w:val="22"/>
                 <w:szCs w:val="22"/>
+                <w:lang w:val="en-US" w:eastAsia="zh-CN"/>
+              </w:rPr>
+            </w:pPr>
+            <w:r>
+              <w:rPr>
+                <w:rFonts w:hint="eastAsia" w:ascii="宋体" w:hAnsi="宋体" w:cs="宋体"/>
+                <w:spacing w:val="-2"/>
+                <w:sz w:val="22"/>
+                <w:szCs w:val="22"/>
+                <w:lang w:val="en-US" w:eastAsia="zh-CN"/>
+              </w:rPr>
+              <w:t>2</w:t>
+            </w:r>
+          </w:p>
+        </w:tc>
+        <w:tc>
+          <w:tcPr>
+            <w:tcW w:w="1956" w:type="dxa"/>
+            <w:vAlign w:val="top"/>
+          </w:tcPr>
+          <w:p>
+            <w:pPr>
+              <w:keepNext w:val="0"/>
+              <w:keepLines w:val="0"/>
+              <w:pageBreakBefore w:val="0"/>
+              <w:widowControl w:val="0"/>
+              <w:kinsoku w:val="0"/>
+              <w:wordWrap/>
+              <w:overflowPunct/>
+              <w:topLinePunct w:val="0"/>
+              <w:autoSpaceDE w:val="0"/>
+              <w:autoSpaceDN w:val="0"/>
+              <w:bidi w:val="0"/>
+              <w:adjustRightInd w:val="0"/>
+              <w:snapToGrid w:val="0"/>
+              <w:spacing w:before="202" w:line="220" w:lineRule="auto"/>
+              <w:ind w:left="111"/>
+              <w:textAlignment w:val="baseline"/>
+              <w:rPr>
+                <w:rFonts w:ascii="宋体" w:hAnsi="宋体" w:eastAsia="宋体" w:cs="宋体"/>
+                <w:sz w:val="22"/>
+                <w:szCs w:val="22"/>
+              </w:rPr>
+            </w:pPr>
+            <w:r>
+              <w:rPr>
+                <w:rFonts w:ascii="宋体" w:hAnsi="宋体" w:eastAsia="宋体" w:cs="宋体"/>
+                <w:spacing w:val="-2"/>
+                <w:sz w:val="22"/>
+                <w:szCs w:val="22"/>
               </w:rPr>
               <w:t>事件按时解决率</w:t>
             </w:r>
@@ -21948,7 +17989,8 @@
         </w:tc>
         <w:tc>
           <w:tcPr>
-            <w:tcW w:w="3822" w:type="dxa"/>
+            <w:tcW w:w="3204" w:type="dxa"/>
+            <w:vAlign w:val="top"/>
           </w:tcPr>
           <w:p>
             <w:pPr>
@@ -21981,7 +18023,7 @@
                 <w:sz w:val="22"/>
                 <w:szCs w:val="22"/>
               </w:rPr>
-              <w:t>（按照事件等级规定时间内解决的事</w:t>
+              <w:t>按照事件等级规定时间内解决的事</w:t>
             </w:r>
             <w:r>
               <w:rPr>
@@ -21990,13 +18032,14 @@
                 <w:sz w:val="22"/>
                 <w:szCs w:val="22"/>
               </w:rPr>
-              <w:t>件数/已关闭事件总数）*100%</w:t>
-            </w:r>
-          </w:p>
-        </w:tc>
-        <w:tc>
-          <w:tcPr>
-            <w:tcW w:w="1133" w:type="dxa"/>
+              <w:t>件数/已关闭事件总数*100%</w:t>
+            </w:r>
+          </w:p>
+        </w:tc>
+        <w:tc>
+          <w:tcPr>
+            <w:tcW w:w="1152" w:type="dxa"/>
+            <w:vAlign w:val="top"/>
           </w:tcPr>
           <w:p>
             <w:pPr>
@@ -22034,15 +18077,29 @@
         </w:tc>
         <w:tc>
           <w:tcPr>
-            <w:tcW w:w="1420" w:type="dxa"/>
+            <w:tcW w:w="900" w:type="dxa"/>
             <w:vAlign w:val="top"/>
           </w:tcPr>
           <w:p>
             <w:pPr>
               <w:pStyle w:val="25"/>
+              <w:keepNext w:val="0"/>
+              <w:keepLines w:val="0"/>
+              <w:pageBreakBefore w:val="0"/>
+              <w:widowControl w:val="0"/>
+              <w:kinsoku w:val="0"/>
+              <w:wordWrap/>
+              <w:overflowPunct/>
+              <w:topLinePunct w:val="0"/>
+              <w:autoSpaceDE w:val="0"/>
+              <w:autoSpaceDN w:val="0"/>
+              <w:bidi w:val="0"/>
+              <w:adjustRightInd w:val="0"/>
+              <w:snapToGrid w:val="0"/>
               <w:spacing w:before="238" w:line="222" w:lineRule="auto"/>
               <w:ind w:left="0" w:leftChars="0" w:right="0" w:rightChars="0" w:firstLine="0" w:firstLineChars="0"/>
               <w:jc w:val="center"/>
+              <w:textAlignment w:val="baseline"/>
               <w:rPr>
                 <w:rFonts w:ascii="宋体" w:hAnsi="宋体" w:eastAsia="宋体" w:cs="宋体"/>
                 <w:sz w:val="22"/>
@@ -22100,7 +18157,8 @@
         </w:trPr>
         <w:tc>
           <w:tcPr>
-            <w:tcW w:w="1987" w:type="dxa"/>
+            <w:tcW w:w="763" w:type="dxa"/>
+            <w:vAlign w:val="top"/>
           </w:tcPr>
           <w:p>
             <w:pPr>
@@ -22121,17 +18179,60 @@
               <w:ind w:left="111"/>
               <w:textAlignment w:val="baseline"/>
               <w:rPr>
-                <w:rFonts w:ascii="宋体" w:hAnsi="宋体" w:eastAsia="宋体" w:cs="宋体"/>
-                <w:sz w:val="22"/>
-                <w:szCs w:val="22"/>
-              </w:rPr>
-            </w:pPr>
-            <w:r>
-              <w:rPr>
-                <w:rFonts w:ascii="宋体" w:hAnsi="宋体" w:eastAsia="宋体" w:cs="宋体"/>
+                <w:rFonts w:hint="eastAsia" w:ascii="宋体" w:hAnsi="宋体" w:eastAsia="宋体" w:cs="宋体"/>
                 <w:spacing w:val="-1"/>
                 <w:sz w:val="22"/>
                 <w:szCs w:val="22"/>
+                <w:lang w:val="en-US" w:eastAsia="zh-CN"/>
+              </w:rPr>
+            </w:pPr>
+            <w:r>
+              <w:rPr>
+                <w:rFonts w:hint="eastAsia" w:ascii="宋体" w:hAnsi="宋体" w:cs="宋体"/>
+                <w:spacing w:val="-1"/>
+                <w:sz w:val="22"/>
+                <w:szCs w:val="22"/>
+                <w:lang w:val="en-US" w:eastAsia="zh-CN"/>
+              </w:rPr>
+              <w:t>3</w:t>
+            </w:r>
+          </w:p>
+        </w:tc>
+        <w:tc>
+          <w:tcPr>
+            <w:tcW w:w="1956" w:type="dxa"/>
+            <w:vAlign w:val="top"/>
+          </w:tcPr>
+          <w:p>
+            <w:pPr>
+              <w:keepNext w:val="0"/>
+              <w:keepLines w:val="0"/>
+              <w:pageBreakBefore w:val="0"/>
+              <w:widowControl w:val="0"/>
+              <w:kinsoku w:val="0"/>
+              <w:wordWrap/>
+              <w:overflowPunct/>
+              <w:topLinePunct w:val="0"/>
+              <w:autoSpaceDE w:val="0"/>
+              <w:autoSpaceDN w:val="0"/>
+              <w:bidi w:val="0"/>
+              <w:adjustRightInd w:val="0"/>
+              <w:snapToGrid w:val="0"/>
+              <w:spacing w:before="205" w:line="220" w:lineRule="auto"/>
+              <w:ind w:left="111"/>
+              <w:textAlignment w:val="baseline"/>
+              <w:rPr>
+                <w:rFonts w:ascii="宋体" w:hAnsi="宋体" w:eastAsia="宋体" w:cs="宋体"/>
+                <w:sz w:val="22"/>
+                <w:szCs w:val="22"/>
+              </w:rPr>
+            </w:pPr>
+            <w:r>
+              <w:rPr>
+                <w:rFonts w:ascii="宋体" w:hAnsi="宋体" w:eastAsia="宋体" w:cs="宋体"/>
+                <w:spacing w:val="-1"/>
+                <w:sz w:val="22"/>
+                <w:szCs w:val="22"/>
               </w:rPr>
               <w:t>事件回访的及时率</w:t>
             </w:r>
@@ -22139,7 +18240,8 @@
         </w:tc>
         <w:tc>
           <w:tcPr>
-            <w:tcW w:w="3822" w:type="dxa"/>
+            <w:tcW w:w="3204" w:type="dxa"/>
+            <w:vAlign w:val="top"/>
           </w:tcPr>
           <w:p>
             <w:pPr>
@@ -22198,7 +18300,8 @@
         </w:tc>
         <w:tc>
           <w:tcPr>
-            <w:tcW w:w="1133" w:type="dxa"/>
+            <w:tcW w:w="1152" w:type="dxa"/>
+            <w:vAlign w:val="top"/>
           </w:tcPr>
           <w:p>
             <w:pPr>
@@ -22237,15 +18340,29 @@
         </w:tc>
         <w:tc>
           <w:tcPr>
-            <w:tcW w:w="1420" w:type="dxa"/>
+            <w:tcW w:w="900" w:type="dxa"/>
             <w:vAlign w:val="top"/>
           </w:tcPr>
           <w:p>
             <w:pPr>
               <w:pStyle w:val="25"/>
+              <w:keepNext w:val="0"/>
+              <w:keepLines w:val="0"/>
+              <w:pageBreakBefore w:val="0"/>
+              <w:widowControl w:val="0"/>
+              <w:kinsoku w:val="0"/>
+              <w:wordWrap/>
+              <w:overflowPunct/>
+              <w:topLinePunct w:val="0"/>
+              <w:autoSpaceDE w:val="0"/>
+              <w:autoSpaceDN w:val="0"/>
+              <w:bidi w:val="0"/>
+              <w:adjustRightInd w:val="0"/>
+              <w:snapToGrid w:val="0"/>
               <w:spacing w:before="265" w:line="238" w:lineRule="auto"/>
               <w:ind w:left="0" w:leftChars="0" w:right="0" w:rightChars="0" w:firstLine="0" w:firstLineChars="0"/>
               <w:jc w:val="center"/>
+              <w:textAlignment w:val="baseline"/>
               <w:rPr>
                 <w:rFonts w:ascii="宋体" w:hAnsi="宋体" w:eastAsia="宋体" w:cs="宋体"/>
                 <w:sz w:val="22"/>
@@ -22282,7 +18399,7 @@
         <w:snapToGrid w:val="0"/>
         <w:textAlignment w:val="baseline"/>
       </w:pPr>
-      <w:bookmarkStart w:id="26" w:name="_Toc22529"/>
+      <w:bookmarkStart w:id="26" w:name="_Toc16525"/>
       <w:r>
         <w:t>相关文件及模板</w:t>
       </w:r>
@@ -22291,18 +18408,6 @@
     <w:p>
       <w:pPr>
         <w:pStyle w:val="28"/>
-        <w:bidi w:val="0"/>
-      </w:pPr>
-      <w:bookmarkStart w:id="27" w:name="bookmark26"/>
-      <w:bookmarkEnd w:id="27"/>
-      <w:bookmarkStart w:id="28" w:name="_Toc15649"/>
-      <w:r>
-        <w:t>文档模板</w:t>
-      </w:r>
-      <w:bookmarkEnd w:id="28"/>
-    </w:p>
-    <w:p>
-      <w:pPr>
         <w:keepNext w:val="0"/>
         <w:keepLines w:val="0"/>
         <w:pageBreakBefore w:val="0"/>
@@ -22316,240 +18421,55 @@
         <w:bidi w:val="0"/>
         <w:adjustRightInd w:val="0"/>
         <w:snapToGrid w:val="0"/>
-        <w:spacing w:before="155" w:line="220" w:lineRule="auto"/>
-        <w:ind w:left="57"/>
         <w:textAlignment w:val="baseline"/>
-        <w:rPr>
-          <w:rFonts w:ascii="宋体" w:hAnsi="宋体" w:eastAsia="宋体" w:cs="宋体"/>
-          <w:sz w:val="24"/>
-          <w:szCs w:val="24"/>
-        </w:rPr>
+      </w:pPr>
+      <w:bookmarkStart w:id="27" w:name="bookmark26"/>
+      <w:bookmarkEnd w:id="27"/>
+      <w:bookmarkStart w:id="28" w:name="_Toc28844"/>
+      <w:r>
+        <w:t>文档模板</w:t>
+      </w:r>
+      <w:bookmarkEnd w:id="28"/>
+    </w:p>
+    <w:p>
+      <w:pPr>
+        <w:pStyle w:val="39"/>
+        <w:numPr>
+          <w:ilvl w:val="0"/>
+          <w:numId w:val="12"/>
+        </w:numPr>
+        <w:bidi w:val="0"/>
+        <w:ind w:left="425" w:leftChars="0" w:hanging="425" w:firstLineChars="0"/>
       </w:pPr>
       <w:r>
-        <w:rPr>
-          <w:rFonts w:ascii="宋体" w:hAnsi="宋体" w:eastAsia="宋体" w:cs="宋体"/>
-          <w:position w:val="-5"/>
-          <w:sz w:val="24"/>
-          <w:szCs w:val="24"/>
-        </w:rPr>
-        <w:drawing>
-          <wp:inline distT="0" distB="0" distL="0" distR="0">
-            <wp:extent cx="107950" cy="168910"/>
-            <wp:effectExtent l="0" t="0" r="0" b="0"/>
-            <wp:docPr id="18" name="IM 18"/>
-            <wp:cNvGraphicFramePr/>
-            <a:graphic xmlns:a="http://schemas.openxmlformats.org/drawingml/2006/main">
-              <a:graphicData uri="http://schemas.openxmlformats.org/drawingml/2006/picture">
-                <pic:pic xmlns:pic="http://schemas.openxmlformats.org/drawingml/2006/picture">
-                  <pic:nvPicPr>
-                    <pic:cNvPr id="18" name="IM 18"/>
-                    <pic:cNvPicPr/>
-                  </pic:nvPicPr>
-                  <pic:blipFill>
-                    <a:blip r:embed="rId13"/>
-                    <a:stretch>
-                      <a:fillRect/>
-                    </a:stretch>
-                  </pic:blipFill>
-                  <pic:spPr>
-                    <a:xfrm>
-                      <a:off x="0" y="0"/>
-                      <a:ext cx="108203" cy="169012"/>
-                    </a:xfrm>
-                    <a:prstGeom prst="rect">
-                      <a:avLst/>
-                    </a:prstGeom>
-                  </pic:spPr>
-                </pic:pic>
-              </a:graphicData>
-            </a:graphic>
-          </wp:inline>
-        </w:drawing>
-      </w:r>
-      <w:r>
-        <w:rPr>
-          <w:rFonts w:ascii="宋体" w:hAnsi="宋体" w:eastAsia="宋体" w:cs="宋体"/>
-          <w:spacing w:val="117"/>
-          <w:sz w:val="24"/>
-          <w:szCs w:val="24"/>
-        </w:rPr>
-        <w:t xml:space="preserve"> </w:t>
-      </w:r>
-      <w:r>
-        <w:rPr>
-          <w:rFonts w:ascii="宋体" w:hAnsi="宋体" w:eastAsia="宋体" w:cs="宋体"/>
-          <w:spacing w:val="-1"/>
-          <w:sz w:val="24"/>
-          <w:szCs w:val="24"/>
-        </w:rPr>
         <w:t>《客户问题协调单》</w:t>
       </w:r>
     </w:p>
     <w:p>
       <w:pPr>
-        <w:keepNext w:val="0"/>
-        <w:keepLines w:val="0"/>
-        <w:pageBreakBefore w:val="0"/>
-        <w:widowControl w:val="0"/>
-        <w:kinsoku w:val="0"/>
-        <w:wordWrap/>
-        <w:overflowPunct/>
-        <w:topLinePunct w:val="0"/>
-        <w:autoSpaceDE w:val="0"/>
-        <w:autoSpaceDN w:val="0"/>
+        <w:pStyle w:val="39"/>
+        <w:numPr>
+          <w:ilvl w:val="0"/>
+          <w:numId w:val="12"/>
+        </w:numPr>
         <w:bidi w:val="0"/>
-        <w:adjustRightInd w:val="0"/>
-        <w:snapToGrid w:val="0"/>
-        <w:spacing w:before="181" w:line="220" w:lineRule="auto"/>
-        <w:ind w:left="57"/>
-        <w:textAlignment w:val="baseline"/>
-        <w:rPr>
-          <w:rFonts w:ascii="宋体" w:hAnsi="宋体" w:eastAsia="宋体" w:cs="宋体"/>
-          <w:sz w:val="24"/>
-          <w:szCs w:val="24"/>
-        </w:rPr>
+        <w:ind w:left="425" w:leftChars="0" w:hanging="425" w:firstLineChars="0"/>
       </w:pPr>
       <w:r>
-        <w:rPr>
-          <w:rFonts w:ascii="宋体" w:hAnsi="宋体" w:eastAsia="宋体" w:cs="宋体"/>
-          <w:position w:val="-5"/>
-          <w:sz w:val="24"/>
-          <w:szCs w:val="24"/>
-        </w:rPr>
-        <w:drawing>
-          <wp:inline distT="0" distB="0" distL="0" distR="0">
-            <wp:extent cx="107950" cy="168910"/>
-            <wp:effectExtent l="0" t="0" r="0" b="0"/>
-            <wp:docPr id="20" name="IM 20"/>
-            <wp:cNvGraphicFramePr/>
-            <a:graphic xmlns:a="http://schemas.openxmlformats.org/drawingml/2006/main">
-              <a:graphicData uri="http://schemas.openxmlformats.org/drawingml/2006/picture">
-                <pic:pic xmlns:pic="http://schemas.openxmlformats.org/drawingml/2006/picture">
-                  <pic:nvPicPr>
-                    <pic:cNvPr id="20" name="IM 20"/>
-                    <pic:cNvPicPr/>
-                  </pic:nvPicPr>
-                  <pic:blipFill>
-                    <a:blip r:embed="rId14"/>
-                    <a:stretch>
-                      <a:fillRect/>
-                    </a:stretch>
-                  </pic:blipFill>
-                  <pic:spPr>
-                    <a:xfrm>
-                      <a:off x="0" y="0"/>
-                      <a:ext cx="108203" cy="169012"/>
-                    </a:xfrm>
-                    <a:prstGeom prst="rect">
-                      <a:avLst/>
-                    </a:prstGeom>
-                  </pic:spPr>
-                </pic:pic>
-              </a:graphicData>
-            </a:graphic>
-          </wp:inline>
-        </w:drawing>
-      </w:r>
-      <w:r>
-        <w:rPr>
-          <w:rFonts w:ascii="宋体" w:hAnsi="宋体" w:eastAsia="宋体" w:cs="宋体"/>
-          <w:spacing w:val="115"/>
-          <w:sz w:val="24"/>
-          <w:szCs w:val="24"/>
-        </w:rPr>
-        <w:t xml:space="preserve"> </w:t>
-      </w:r>
-      <w:r>
-        <w:rPr>
-          <w:rFonts w:ascii="宋体" w:hAnsi="宋体" w:eastAsia="宋体" w:cs="宋体"/>
-          <w:spacing w:val="-1"/>
-          <w:sz w:val="24"/>
-          <w:szCs w:val="24"/>
-        </w:rPr>
         <w:t>《事件记录单》</w:t>
       </w:r>
     </w:p>
     <w:p>
       <w:pPr>
-        <w:keepNext w:val="0"/>
-        <w:keepLines w:val="0"/>
-        <w:pageBreakBefore w:val="0"/>
-        <w:widowControl w:val="0"/>
-        <w:kinsoku w:val="0"/>
-        <w:wordWrap/>
-        <w:overflowPunct/>
-        <w:topLinePunct w:val="0"/>
-        <w:autoSpaceDE w:val="0"/>
-        <w:autoSpaceDN w:val="0"/>
+        <w:pStyle w:val="39"/>
+        <w:numPr>
+          <w:ilvl w:val="0"/>
+          <w:numId w:val="12"/>
+        </w:numPr>
         <w:bidi w:val="0"/>
-        <w:adjustRightInd w:val="0"/>
-        <w:snapToGrid w:val="0"/>
-        <w:spacing w:before="182" w:line="220" w:lineRule="auto"/>
-        <w:ind w:left="57"/>
-        <w:textAlignment w:val="baseline"/>
-        <w:rPr>
-          <w:rFonts w:ascii="宋体" w:hAnsi="宋体" w:eastAsia="宋体" w:cs="宋体"/>
-          <w:sz w:val="24"/>
-          <w:szCs w:val="24"/>
-        </w:rPr>
+        <w:ind w:left="425" w:leftChars="0" w:hanging="425" w:firstLineChars="0"/>
       </w:pPr>
       <w:r>
-        <w:rPr>
-          <w:rFonts w:ascii="宋体" w:hAnsi="宋体" w:eastAsia="宋体" w:cs="宋体"/>
-          <w:position w:val="-5"/>
-          <w:sz w:val="24"/>
-          <w:szCs w:val="24"/>
-        </w:rPr>
-        <w:drawing>
-          <wp:inline distT="0" distB="0" distL="0" distR="0">
-            <wp:extent cx="107950" cy="168910"/>
-            <wp:effectExtent l="0" t="0" r="0" b="0"/>
-            <wp:docPr id="22" name="IM 22"/>
-            <wp:cNvGraphicFramePr/>
-            <a:graphic xmlns:a="http://schemas.openxmlformats.org/drawingml/2006/main">
-              <a:graphicData uri="http://schemas.openxmlformats.org/drawingml/2006/picture">
-                <pic:pic xmlns:pic="http://schemas.openxmlformats.org/drawingml/2006/picture">
-                  <pic:nvPicPr>
-                    <pic:cNvPr id="22" name="IM 22"/>
-                    <pic:cNvPicPr/>
-                  </pic:nvPicPr>
-                  <pic:blipFill>
-                    <a:blip r:embed="rId14"/>
-                    <a:stretch>
-                      <a:fillRect/>
-                    </a:stretch>
-                  </pic:blipFill>
-                  <pic:spPr>
-                    <a:xfrm>
-                      <a:off x="0" y="0"/>
-                      <a:ext cx="108203" cy="169012"/>
-                    </a:xfrm>
-                    <a:prstGeom prst="rect">
-                      <a:avLst/>
-                    </a:prstGeom>
-                  </pic:spPr>
-                </pic:pic>
-              </a:graphicData>
-            </a:graphic>
-          </wp:inline>
-        </w:drawing>
-      </w:r>
-      <w:r>
-        <w:rPr>
-          <w:rFonts w:ascii="宋体" w:hAnsi="宋体" w:eastAsia="宋体" w:cs="宋体"/>
-          <w:spacing w:val="117"/>
-          <w:sz w:val="24"/>
-          <w:szCs w:val="24"/>
-        </w:rPr>
-        <w:t xml:space="preserve"> </w:t>
-      </w:r>
-      <w:r>
-        <w:rPr>
-          <w:rFonts w:ascii="宋体" w:hAnsi="宋体" w:eastAsia="宋体" w:cs="宋体"/>
-          <w:spacing w:val="-1"/>
-          <w:sz w:val="24"/>
-          <w:szCs w:val="24"/>
-        </w:rPr>
         <w:t>《事件信息统计表》</w:t>
       </w:r>
     </w:p>
@@ -22786,9 +18706,9 @@
     </w:lvl>
   </w:abstractNum>
   <w:abstractNum w:abstractNumId="1">
-    <w:nsid w:val="A15DC9DF"/>
+    <w:nsid w:val="BCFFC9E4"/>
     <w:multiLevelType w:val="singleLevel"/>
-    <w:tmpl w:val="A15DC9DF"/>
+    <w:tmpl w:val="BCFFC9E4"/>
     <w:lvl w:ilvl="0" w:tentative="0">
       <w:start w:val="1"/>
       <w:numFmt w:val="decimal"/>
@@ -22803,9 +18723,9 @@
     </w:lvl>
   </w:abstractNum>
   <w:abstractNum w:abstractNumId="2">
-    <w:nsid w:val="BCFFC9E4"/>
+    <w:nsid w:val="D66F5042"/>
     <w:multiLevelType w:val="singleLevel"/>
-    <w:tmpl w:val="BCFFC9E4"/>
+    <w:tmpl w:val="D66F5042"/>
     <w:lvl w:ilvl="0" w:tentative="0">
       <w:start w:val="1"/>
       <w:numFmt w:val="decimal"/>
@@ -22849,7 +18769,7 @@
         <w:ind w:left="425" w:hanging="425"/>
       </w:pPr>
       <w:rPr>
-        <w:rFonts w:hint="default"/>
+        <w:rFonts w:hint="default" w:asciiTheme="minorAscii" w:hAnsiTheme="minorAscii"/>
       </w:rPr>
     </w:lvl>
   </w:abstractNum>
@@ -22922,6 +18842,23 @@
     </w:lvl>
   </w:abstractNum>
   <w:abstractNum w:abstractNumId="9">
+    <w:nsid w:val="5FECBDF3"/>
+    <w:multiLevelType w:val="singleLevel"/>
+    <w:tmpl w:val="5FECBDF3"/>
+    <w:lvl w:ilvl="0" w:tentative="0">
+      <w:start w:val="1"/>
+      <w:numFmt w:val="decimal"/>
+      <w:lvlText w:val="%1."/>
+      <w:lvlJc w:val="left"/>
+      <w:pPr>
+        <w:ind w:left="425" w:hanging="425"/>
+      </w:pPr>
+      <w:rPr>
+        <w:rFonts w:hint="default"/>
+      </w:rPr>
+    </w:lvl>
+  </w:abstractNum>
+  <w:abstractNum w:abstractNumId="10">
     <w:nsid w:val="638601AF"/>
     <w:multiLevelType w:val="singleLevel"/>
     <w:tmpl w:val="638601AF"/>
@@ -22938,14 +18875,14 @@
       </w:rPr>
     </w:lvl>
   </w:abstractNum>
-  <w:abstractNum w:abstractNumId="10">
-    <w:nsid w:val="664D256D"/>
+  <w:abstractNum w:abstractNumId="11">
+    <w:nsid w:val="711C8DD5"/>
     <w:multiLevelType w:val="singleLevel"/>
-    <w:tmpl w:val="664D256D"/>
+    <w:tmpl w:val="711C8DD5"/>
     <w:lvl w:ilvl="0" w:tentative="0">
       <w:start w:val="1"/>
       <w:numFmt w:val="decimal"/>
-      <w:lvlText w:val="(%1)"/>
+      <w:lvlText w:val="%1."/>
       <w:lvlJc w:val="left"/>
       <w:pPr>
         <w:ind w:left="425" w:hanging="425"/>
@@ -22971,7 +18908,7 @@
     <w:abstractNumId w:val="7"/>
   </w:num>
   <w:num w:numId="6">
-    <w:abstractNumId w:val="1"/>
+    <w:abstractNumId w:val="11"/>
   </w:num>
   <w:num w:numId="7">
     <w:abstractNumId w:val="6"/>
@@ -22980,13 +18917,16 @@
     <w:abstractNumId w:val="3"/>
   </w:num>
   <w:num w:numId="9">
+    <w:abstractNumId w:val="1"/>
+  </w:num>
+  <w:num w:numId="10">
+    <w:abstractNumId w:val="10"/>
+  </w:num>
+  <w:num w:numId="11">
     <w:abstractNumId w:val="2"/>
   </w:num>
-  <w:num w:numId="10">
+  <w:num w:numId="12">
     <w:abstractNumId w:val="9"/>
-  </w:num>
-  <w:num w:numId="11">
-    <w:abstractNumId w:val="10"/>
   </w:num>
 </w:numbering>
 </file>
@@ -24232,8 +20172,6 @@
     <customSectPr/>
   </customSectProps>
   <customShpExts>
-    <customShpInfo spid="_x0000_s1025"/>
-    <customShpInfo spid="_x0000_s1026"/>
     <customShpInfo spid="_x0000_s1027"/>
     <customShpInfo spid="_x0000_s1028"/>
     <customShpInfo spid="_x0000_s1029"/>
